--- a/управление/тау.docx
+++ b/управление/тау.docx
@@ -331,16 +331,7 @@
                 <w:szCs w:val="28"/>
                 <w:lang w:val="en-US"/>
               </w:rPr>
-              <w:t>=0</w:t>
-            </w:r>
-            <w:r>
-              <w:rPr>
-                <w:rFonts w:ascii="Times New Roman" w:hAnsi="Times New Roman" w:cs="Times New Roman"/>
-                <w:sz w:val="28"/>
-                <w:szCs w:val="28"/>
-                <w:lang w:val="en-US"/>
-              </w:rPr>
-              <w:t>.5</w:t>
+              <w:t>=0.5</w:t>
             </w:r>
           </w:p>
         </w:tc>
@@ -383,16 +374,7 @@
                 <w:szCs w:val="28"/>
                 <w:lang w:val="en-US"/>
               </w:rPr>
-              <w:t>=</w:t>
-            </w:r>
-            <w:r>
-              <w:rPr>
-                <w:rFonts w:ascii="Times New Roman" w:hAnsi="Times New Roman" w:cs="Times New Roman"/>
-                <w:sz w:val="28"/>
-                <w:szCs w:val="28"/>
-                <w:lang w:val="en-US"/>
-              </w:rPr>
-              <w:t>1</w:t>
+              <w:t>=1</w:t>
             </w:r>
           </w:p>
         </w:tc>
@@ -435,16 +417,7 @@
                 <w:szCs w:val="28"/>
                 <w:lang w:val="en-US"/>
               </w:rPr>
-              <w:t>=</w:t>
-            </w:r>
-            <w:r>
-              <w:rPr>
-                <w:rFonts w:ascii="Times New Roman" w:hAnsi="Times New Roman" w:cs="Times New Roman"/>
-                <w:sz w:val="28"/>
-                <w:szCs w:val="28"/>
-                <w:lang w:val="en-US"/>
-              </w:rPr>
-              <w:t>1.5</w:t>
+              <w:t>=1.5</w:t>
             </w:r>
           </w:p>
         </w:tc>
@@ -487,16 +460,7 @@
                 <w:szCs w:val="28"/>
                 <w:lang w:val="en-US"/>
               </w:rPr>
-              <w:t>=</w:t>
-            </w:r>
-            <w:r>
-              <w:rPr>
-                <w:rFonts w:ascii="Times New Roman" w:hAnsi="Times New Roman" w:cs="Times New Roman"/>
-                <w:sz w:val="28"/>
-                <w:szCs w:val="28"/>
-                <w:lang w:val="en-US"/>
-              </w:rPr>
-              <w:t>2</w:t>
+              <w:t>=2</w:t>
             </w:r>
           </w:p>
         </w:tc>
@@ -760,8 +724,18 @@
           <w:sz w:val="28"/>
           <w:szCs w:val="28"/>
         </w:rPr>
-        <w:t>ри разомкнутой схеме подключение нагрузки In</w:t>
+        <w:t xml:space="preserve">ри разомкнутой схеме подключение нагрузки </w:t>
       </w:r>
+      <w:proofErr w:type="spellStart"/>
+      <w:r>
+        <w:rPr>
+          <w:rFonts w:ascii="Times New Roman" w:hAnsi="Times New Roman" w:cs="Times New Roman"/>
+          <w:sz w:val="28"/>
+          <w:szCs w:val="28"/>
+        </w:rPr>
+        <w:t>In</w:t>
+      </w:r>
+      <w:proofErr w:type="spellEnd"/>
       <w:r>
         <w:rPr>
           <w:rFonts w:ascii="Times New Roman" w:hAnsi="Times New Roman" w:cs="Times New Roman"/>
@@ -851,23 +825,7 @@
           <w:sz w:val="28"/>
           <w:szCs w:val="28"/>
         </w:rPr>
-        <w:t xml:space="preserve">Задание </w:t>
-      </w:r>
-      <w:r>
-        <w:rPr>
-          <w:rFonts w:ascii="Times New Roman" w:hAnsi="Times New Roman" w:cs="Times New Roman"/>
-          <w:sz w:val="28"/>
-          <w:szCs w:val="28"/>
-        </w:rPr>
-        <w:t>3</w:t>
-      </w:r>
-      <w:r>
-        <w:rPr>
-          <w:rFonts w:ascii="Times New Roman" w:hAnsi="Times New Roman" w:cs="Times New Roman"/>
-          <w:sz w:val="28"/>
-          <w:szCs w:val="28"/>
-        </w:rPr>
-        <w:t>.</w:t>
+        <w:t>Задание 3.</w:t>
       </w:r>
     </w:p>
     <w:p>
@@ -926,8 +884,6 @@
         </w:rPr>
         <w:t>системой, но не устраняет её полностью</w:t>
       </w:r>
-      <w:bookmarkStart w:id="0" w:name="_GoBack"/>
-      <w:bookmarkEnd w:id="0"/>
     </w:p>
     <w:p>
       <w:pPr>
@@ -1341,23 +1297,7 @@
                 <w:sz w:val="28"/>
                 <w:szCs w:val="28"/>
               </w:rPr>
-              <w:t xml:space="preserve">Значения относительной ошибки установки выходного напряжения </w:t>
-            </w:r>
-            <w:r>
-              <w:rPr>
-                <w:rFonts w:ascii="Times New Roman" w:hAnsi="Times New Roman" w:cs="Times New Roman"/>
-                <w:sz w:val="28"/>
-                <w:szCs w:val="28"/>
-              </w:rPr>
-              <w:t>замкнутой</w:t>
-            </w:r>
-            <w:r>
-              <w:rPr>
-                <w:rFonts w:ascii="Times New Roman" w:hAnsi="Times New Roman" w:cs="Times New Roman"/>
-                <w:sz w:val="28"/>
-                <w:szCs w:val="28"/>
-              </w:rPr>
-              <w:t xml:space="preserve"> САУ с управлением по </w:t>
+              <w:t xml:space="preserve">Значения относительной ошибки установки выходного напряжения замкнутой САУ с управлением по </w:t>
             </w:r>
             <w:r>
               <w:rPr>
@@ -1513,23 +1453,7 @@
                 <w:sz w:val="28"/>
                 <w:szCs w:val="28"/>
               </w:rPr>
-              <w:t xml:space="preserve">Значения относительной ошибки установки выходного напряжения </w:t>
-            </w:r>
-            <w:r>
-              <w:rPr>
-                <w:rFonts w:ascii="Times New Roman" w:hAnsi="Times New Roman" w:cs="Times New Roman"/>
-                <w:sz w:val="28"/>
-                <w:szCs w:val="28"/>
-              </w:rPr>
-              <w:t xml:space="preserve">модернизированной </w:t>
-            </w:r>
-            <w:r>
-              <w:rPr>
-                <w:rFonts w:ascii="Times New Roman" w:hAnsi="Times New Roman" w:cs="Times New Roman"/>
-                <w:sz w:val="28"/>
-                <w:szCs w:val="28"/>
-              </w:rPr>
-              <w:t>замкнутой САУ с управлением по отклонению</w:t>
+              <w:t>Значения относительной ошибки установки выходного напряжения модернизированной замкнутой САУ с управлением по отклонению</w:t>
             </w:r>
           </w:p>
         </w:tc>
@@ -1558,6 +1482,7 @@
               </w:rPr>
               <w:t xml:space="preserve">Для </w:t>
             </w:r>
+            <w:proofErr w:type="spellStart"/>
             <w:r>
               <w:rPr>
                 <w:rFonts w:ascii="Times New Roman" w:hAnsi="Times New Roman" w:cs="Times New Roman"/>
@@ -1577,6 +1502,7 @@
               </w:rPr>
               <w:t>y</w:t>
             </w:r>
+            <w:proofErr w:type="spellEnd"/>
             <w:r>
               <w:rPr>
                 <w:rFonts w:ascii="Times New Roman" w:hAnsi="Times New Roman" w:cs="Times New Roman"/>
@@ -1750,6 +1676,7 @@
               </w:rPr>
               <w:t xml:space="preserve">Для </w:t>
             </w:r>
+            <w:proofErr w:type="spellStart"/>
             <w:r>
               <w:rPr>
                 <w:rFonts w:ascii="Times New Roman" w:hAnsi="Times New Roman" w:cs="Times New Roman"/>
@@ -1769,32 +1696,15 @@
               </w:rPr>
               <w:t>y</w:t>
             </w:r>
-            <w:r>
-              <w:rPr>
-                <w:rFonts w:ascii="Times New Roman" w:hAnsi="Times New Roman" w:cs="Times New Roman"/>
-                <w:sz w:val="28"/>
-                <w:szCs w:val="28"/>
-                <w:lang w:val="en-US"/>
-              </w:rPr>
-              <w:t>=</w:t>
-            </w:r>
-            <w:r>
-              <w:rPr>
-                <w:rFonts w:ascii="Times New Roman" w:hAnsi="Times New Roman" w:cs="Times New Roman"/>
-                <w:sz w:val="28"/>
-                <w:szCs w:val="28"/>
-                <w:lang w:val="en-US"/>
-              </w:rPr>
-              <w:t>2</w:t>
-            </w:r>
-            <w:r>
-              <w:rPr>
-                <w:rFonts w:ascii="Times New Roman" w:hAnsi="Times New Roman" w:cs="Times New Roman"/>
-                <w:sz w:val="28"/>
-                <w:szCs w:val="28"/>
-                <w:lang w:val="en-US"/>
-              </w:rPr>
-              <w:t>5</w:t>
+            <w:proofErr w:type="spellEnd"/>
+            <w:r>
+              <w:rPr>
+                <w:rFonts w:ascii="Times New Roman" w:hAnsi="Times New Roman" w:cs="Times New Roman"/>
+                <w:sz w:val="28"/>
+                <w:szCs w:val="28"/>
+                <w:lang w:val="en-US"/>
+              </w:rPr>
+              <w:t>=25</w:t>
             </w:r>
           </w:p>
         </w:tc>
@@ -1845,43 +1755,7 @@
                 <w:szCs w:val="28"/>
                 <w:lang w:val="en-US"/>
               </w:rPr>
-              <w:t>-</w:t>
-            </w:r>
-            <w:r>
-              <w:rPr>
-                <w:rFonts w:ascii="Times New Roman" w:hAnsi="Times New Roman" w:cs="Times New Roman"/>
-                <w:sz w:val="28"/>
-                <w:szCs w:val="28"/>
-                <w:lang w:val="en-US"/>
-              </w:rPr>
-              <w:t>1</w:t>
-            </w:r>
-            <w:r>
-              <w:rPr>
-                <w:rFonts w:ascii="Times New Roman" w:hAnsi="Times New Roman" w:cs="Times New Roman"/>
-                <w:sz w:val="28"/>
-                <w:szCs w:val="28"/>
-                <w:lang w:val="en-US"/>
-              </w:rPr>
-              <w:t>.</w:t>
-            </w:r>
-            <w:r>
-              <w:rPr>
-                <w:rFonts w:ascii="Times New Roman" w:hAnsi="Times New Roman" w:cs="Times New Roman"/>
-                <w:sz w:val="28"/>
-                <w:szCs w:val="28"/>
-                <w:lang w:val="en-US"/>
-              </w:rPr>
-              <w:t>838</w:t>
-            </w:r>
-            <w:r>
-              <w:rPr>
-                <w:rFonts w:ascii="Times New Roman" w:hAnsi="Times New Roman" w:cs="Times New Roman"/>
-                <w:sz w:val="28"/>
-                <w:szCs w:val="28"/>
-                <w:lang w:val="en-US"/>
-              </w:rPr>
-              <w:t>*10</w:t>
+              <w:t>-1.838*10</w:t>
             </w:r>
             <w:r>
               <w:rPr>
@@ -1915,34 +1789,41 @@
                 <w:szCs w:val="28"/>
                 <w:lang w:val="en-US"/>
               </w:rPr>
+              <w:t>-3.675*10</w:t>
+            </w:r>
+            <w:r>
+              <w:rPr>
+                <w:rFonts w:ascii="Times New Roman" w:hAnsi="Times New Roman" w:cs="Times New Roman"/>
+                <w:sz w:val="28"/>
+                <w:szCs w:val="28"/>
+                <w:vertAlign w:val="superscript"/>
+                <w:lang w:val="en-US"/>
+              </w:rPr>
               <w:t>-3</w:t>
             </w:r>
-            <w:r>
-              <w:rPr>
-                <w:rFonts w:ascii="Times New Roman" w:hAnsi="Times New Roman" w:cs="Times New Roman"/>
-                <w:sz w:val="28"/>
-                <w:szCs w:val="28"/>
-                <w:lang w:val="en-US"/>
-              </w:rPr>
-              <w:t>.</w:t>
-            </w:r>
-            <w:r>
-              <w:rPr>
-                <w:rFonts w:ascii="Times New Roman" w:hAnsi="Times New Roman" w:cs="Times New Roman"/>
-                <w:sz w:val="28"/>
-                <w:szCs w:val="28"/>
-                <w:lang w:val="en-US"/>
-              </w:rPr>
-              <w:t>675</w:t>
-            </w:r>
-            <w:r>
-              <w:rPr>
-                <w:rFonts w:ascii="Times New Roman" w:hAnsi="Times New Roman" w:cs="Times New Roman"/>
-                <w:sz w:val="28"/>
-                <w:szCs w:val="28"/>
-                <w:lang w:val="en-US"/>
-              </w:rPr>
-              <w:t>*10</w:t>
+          </w:p>
+        </w:tc>
+        <w:tc>
+          <w:tcPr>
+            <w:tcW w:w="1869" w:type="dxa"/>
+          </w:tcPr>
+          <w:p>
+            <w:pPr>
+              <w:jc w:val="center"/>
+              <w:rPr>
+                <w:rFonts w:ascii="Times New Roman" w:hAnsi="Times New Roman" w:cs="Times New Roman"/>
+                <w:sz w:val="28"/>
+                <w:szCs w:val="28"/>
+              </w:rPr>
+            </w:pPr>
+            <w:r>
+              <w:rPr>
+                <w:rFonts w:ascii="Times New Roman" w:hAnsi="Times New Roman" w:cs="Times New Roman"/>
+                <w:sz w:val="28"/>
+                <w:szCs w:val="28"/>
+                <w:lang w:val="en-US"/>
+              </w:rPr>
+              <w:t>-5.513*10</w:t>
             </w:r>
             <w:r>
               <w:rPr>
@@ -1976,113 +1857,7 @@
                 <w:szCs w:val="28"/>
                 <w:lang w:val="en-US"/>
               </w:rPr>
-              <w:t>-</w:t>
-            </w:r>
-            <w:r>
-              <w:rPr>
-                <w:rFonts w:ascii="Times New Roman" w:hAnsi="Times New Roman" w:cs="Times New Roman"/>
-                <w:sz w:val="28"/>
-                <w:szCs w:val="28"/>
-                <w:lang w:val="en-US"/>
-              </w:rPr>
-              <w:t>5</w:t>
-            </w:r>
-            <w:r>
-              <w:rPr>
-                <w:rFonts w:ascii="Times New Roman" w:hAnsi="Times New Roman" w:cs="Times New Roman"/>
-                <w:sz w:val="28"/>
-                <w:szCs w:val="28"/>
-                <w:lang w:val="en-US"/>
-              </w:rPr>
-              <w:t>.</w:t>
-            </w:r>
-            <w:r>
-              <w:rPr>
-                <w:rFonts w:ascii="Times New Roman" w:hAnsi="Times New Roman" w:cs="Times New Roman"/>
-                <w:sz w:val="28"/>
-                <w:szCs w:val="28"/>
-                <w:lang w:val="en-US"/>
-              </w:rPr>
-              <w:t>513</w:t>
-            </w:r>
-            <w:r>
-              <w:rPr>
-                <w:rFonts w:ascii="Times New Roman" w:hAnsi="Times New Roman" w:cs="Times New Roman"/>
-                <w:sz w:val="28"/>
-                <w:szCs w:val="28"/>
-                <w:lang w:val="en-US"/>
-              </w:rPr>
-              <w:t>*10</w:t>
-            </w:r>
-            <w:r>
-              <w:rPr>
-                <w:rFonts w:ascii="Times New Roman" w:hAnsi="Times New Roman" w:cs="Times New Roman"/>
-                <w:sz w:val="28"/>
-                <w:szCs w:val="28"/>
-                <w:vertAlign w:val="superscript"/>
-                <w:lang w:val="en-US"/>
-              </w:rPr>
-              <w:t>-3</w:t>
-            </w:r>
-          </w:p>
-        </w:tc>
-        <w:tc>
-          <w:tcPr>
-            <w:tcW w:w="1869" w:type="dxa"/>
-          </w:tcPr>
-          <w:p>
-            <w:pPr>
-              <w:jc w:val="center"/>
-              <w:rPr>
-                <w:rFonts w:ascii="Times New Roman" w:hAnsi="Times New Roman" w:cs="Times New Roman"/>
-                <w:sz w:val="28"/>
-                <w:szCs w:val="28"/>
-              </w:rPr>
-            </w:pPr>
-            <w:r>
-              <w:rPr>
-                <w:rFonts w:ascii="Times New Roman" w:hAnsi="Times New Roman" w:cs="Times New Roman"/>
-                <w:sz w:val="28"/>
-                <w:szCs w:val="28"/>
-                <w:lang w:val="en-US"/>
-              </w:rPr>
-              <w:t>-</w:t>
-            </w:r>
-            <w:r>
-              <w:rPr>
-                <w:rFonts w:ascii="Times New Roman" w:hAnsi="Times New Roman" w:cs="Times New Roman"/>
-                <w:sz w:val="28"/>
-                <w:szCs w:val="28"/>
-                <w:lang w:val="en-US"/>
-              </w:rPr>
-              <w:t>7</w:t>
-            </w:r>
-            <w:r>
-              <w:rPr>
-                <w:rFonts w:ascii="Times New Roman" w:hAnsi="Times New Roman" w:cs="Times New Roman"/>
-                <w:sz w:val="28"/>
-                <w:szCs w:val="28"/>
-                <w:lang w:val="en-US"/>
-              </w:rPr>
-              <w:t>.</w:t>
-            </w:r>
-            <w:r>
-              <w:rPr>
-                <w:rFonts w:ascii="Times New Roman" w:hAnsi="Times New Roman" w:cs="Times New Roman"/>
-                <w:sz w:val="28"/>
-                <w:szCs w:val="28"/>
-                <w:lang w:val="en-US"/>
-              </w:rPr>
-              <w:t>35</w:t>
-            </w:r>
-            <w:r>
-              <w:rPr>
-                <w:rFonts w:ascii="Times New Roman" w:hAnsi="Times New Roman" w:cs="Times New Roman"/>
-                <w:sz w:val="28"/>
-                <w:szCs w:val="28"/>
-                <w:lang w:val="en-US"/>
-              </w:rPr>
-              <w:t>*10</w:t>
+              <w:t>-7.35*10</w:t>
             </w:r>
             <w:r>
               <w:rPr>
@@ -2120,6 +1895,7 @@
               </w:rPr>
               <w:t xml:space="preserve">Для </w:t>
             </w:r>
+            <w:proofErr w:type="spellStart"/>
             <w:r>
               <w:rPr>
                 <w:rFonts w:ascii="Times New Roman" w:hAnsi="Times New Roman" w:cs="Times New Roman"/>
@@ -2139,23 +1915,15 @@
               </w:rPr>
               <w:t>y</w:t>
             </w:r>
-            <w:r>
-              <w:rPr>
-                <w:rFonts w:ascii="Times New Roman" w:hAnsi="Times New Roman" w:cs="Times New Roman"/>
-                <w:sz w:val="28"/>
-                <w:szCs w:val="28"/>
-                <w:lang w:val="en-US"/>
-              </w:rPr>
-              <w:t>=</w:t>
-            </w:r>
-            <w:r>
-              <w:rPr>
-                <w:rFonts w:ascii="Times New Roman" w:hAnsi="Times New Roman" w:cs="Times New Roman"/>
-                <w:sz w:val="28"/>
-                <w:szCs w:val="28"/>
-                <w:lang w:val="en-US"/>
-              </w:rPr>
-              <w:t>100</w:t>
+            <w:proofErr w:type="spellEnd"/>
+            <w:r>
+              <w:rPr>
+                <w:rFonts w:ascii="Times New Roman" w:hAnsi="Times New Roman" w:cs="Times New Roman"/>
+                <w:sz w:val="28"/>
+                <w:szCs w:val="28"/>
+                <w:lang w:val="en-US"/>
+              </w:rPr>
+              <w:t>=100</w:t>
             </w:r>
           </w:p>
         </w:tc>
@@ -2206,43 +1974,7 @@
                 <w:szCs w:val="28"/>
                 <w:lang w:val="en-US"/>
               </w:rPr>
-              <w:t>-</w:t>
-            </w:r>
-            <w:r>
-              <w:rPr>
-                <w:rFonts w:ascii="Times New Roman" w:hAnsi="Times New Roman" w:cs="Times New Roman"/>
-                <w:sz w:val="28"/>
-                <w:szCs w:val="28"/>
-                <w:lang w:val="en-US"/>
-              </w:rPr>
-              <w:t>4</w:t>
-            </w:r>
-            <w:r>
-              <w:rPr>
-                <w:rFonts w:ascii="Times New Roman" w:hAnsi="Times New Roman" w:cs="Times New Roman"/>
-                <w:sz w:val="28"/>
-                <w:szCs w:val="28"/>
-                <w:lang w:val="en-US"/>
-              </w:rPr>
-              <w:t>.</w:t>
-            </w:r>
-            <w:r>
-              <w:rPr>
-                <w:rFonts w:ascii="Times New Roman" w:hAnsi="Times New Roman" w:cs="Times New Roman"/>
-                <w:sz w:val="28"/>
-                <w:szCs w:val="28"/>
-                <w:lang w:val="en-US"/>
-              </w:rPr>
-              <w:t>594</w:t>
-            </w:r>
-            <w:r>
-              <w:rPr>
-                <w:rFonts w:ascii="Times New Roman" w:hAnsi="Times New Roman" w:cs="Times New Roman"/>
-                <w:sz w:val="28"/>
-                <w:szCs w:val="28"/>
-                <w:lang w:val="en-US"/>
-              </w:rPr>
-              <w:t>*10</w:t>
+              <w:t>-4.594*10</w:t>
             </w:r>
             <w:r>
               <w:rPr>
@@ -2252,7 +1984,31 @@
                 <w:vertAlign w:val="superscript"/>
                 <w:lang w:val="en-US"/>
               </w:rPr>
-              <w:t>-</w:t>
+              <w:t>-4</w:t>
+            </w:r>
+          </w:p>
+        </w:tc>
+        <w:tc>
+          <w:tcPr>
+            <w:tcW w:w="1869" w:type="dxa"/>
+          </w:tcPr>
+          <w:p>
+            <w:pPr>
+              <w:jc w:val="center"/>
+              <w:rPr>
+                <w:rFonts w:ascii="Times New Roman" w:hAnsi="Times New Roman" w:cs="Times New Roman"/>
+                <w:sz w:val="28"/>
+                <w:szCs w:val="28"/>
+              </w:rPr>
+            </w:pPr>
+            <w:r>
+              <w:rPr>
+                <w:rFonts w:ascii="Times New Roman" w:hAnsi="Times New Roman" w:cs="Times New Roman"/>
+                <w:sz w:val="28"/>
+                <w:szCs w:val="28"/>
+                <w:lang w:val="en-US"/>
+              </w:rPr>
+              <w:t>-9.188*10</w:t>
             </w:r>
             <w:r>
               <w:rPr>
@@ -2262,7 +2018,7 @@
                 <w:vertAlign w:val="superscript"/>
                 <w:lang w:val="en-US"/>
               </w:rPr>
-              <w:t>4</w:t>
+              <w:t>-4</w:t>
             </w:r>
           </w:p>
         </w:tc>
@@ -2286,25 +2042,7 @@
                 <w:szCs w:val="28"/>
                 <w:lang w:val="en-US"/>
               </w:rPr>
-              <w:t>-9.18</w:t>
-            </w:r>
-            <w:r>
-              <w:rPr>
-                <w:rFonts w:ascii="Times New Roman" w:hAnsi="Times New Roman" w:cs="Times New Roman"/>
-                <w:sz w:val="28"/>
-                <w:szCs w:val="28"/>
-                <w:lang w:val="en-US"/>
-              </w:rPr>
-              <w:t>8</w:t>
-            </w:r>
-            <w:r>
-              <w:rPr>
-                <w:rFonts w:ascii="Times New Roman" w:hAnsi="Times New Roman" w:cs="Times New Roman"/>
-                <w:sz w:val="28"/>
-                <w:szCs w:val="28"/>
-                <w:lang w:val="en-US"/>
-              </w:rPr>
-              <w:t>*10</w:t>
+              <w:t>-1.378*10</w:t>
             </w:r>
             <w:r>
               <w:rPr>
@@ -2314,17 +2052,7 @@
                 <w:vertAlign w:val="superscript"/>
                 <w:lang w:val="en-US"/>
               </w:rPr>
-              <w:t>-</w:t>
-            </w:r>
-            <w:r>
-              <w:rPr>
-                <w:rFonts w:ascii="Times New Roman" w:hAnsi="Times New Roman" w:cs="Times New Roman"/>
-                <w:sz w:val="28"/>
-                <w:szCs w:val="28"/>
-                <w:vertAlign w:val="superscript"/>
-                <w:lang w:val="en-US"/>
-              </w:rPr>
-              <w:t>4</w:t>
+              <w:t>-3</w:t>
             </w:r>
           </w:p>
         </w:tc>
@@ -2348,113 +2076,7 @@
                 <w:szCs w:val="28"/>
                 <w:lang w:val="en-US"/>
               </w:rPr>
-              <w:t>-</w:t>
-            </w:r>
-            <w:r>
-              <w:rPr>
-                <w:rFonts w:ascii="Times New Roman" w:hAnsi="Times New Roman" w:cs="Times New Roman"/>
-                <w:sz w:val="28"/>
-                <w:szCs w:val="28"/>
-                <w:lang w:val="en-US"/>
-              </w:rPr>
-              <w:t>1</w:t>
-            </w:r>
-            <w:r>
-              <w:rPr>
-                <w:rFonts w:ascii="Times New Roman" w:hAnsi="Times New Roman" w:cs="Times New Roman"/>
-                <w:sz w:val="28"/>
-                <w:szCs w:val="28"/>
-                <w:lang w:val="en-US"/>
-              </w:rPr>
-              <w:t>.</w:t>
-            </w:r>
-            <w:r>
-              <w:rPr>
-                <w:rFonts w:ascii="Times New Roman" w:hAnsi="Times New Roman" w:cs="Times New Roman"/>
-                <w:sz w:val="28"/>
-                <w:szCs w:val="28"/>
-                <w:lang w:val="en-US"/>
-              </w:rPr>
-              <w:t>37</w:t>
-            </w:r>
-            <w:r>
-              <w:rPr>
-                <w:rFonts w:ascii="Times New Roman" w:hAnsi="Times New Roman" w:cs="Times New Roman"/>
-                <w:sz w:val="28"/>
-                <w:szCs w:val="28"/>
-                <w:lang w:val="en-US"/>
-              </w:rPr>
-              <w:t>8*10</w:t>
-            </w:r>
-            <w:r>
-              <w:rPr>
-                <w:rFonts w:ascii="Times New Roman" w:hAnsi="Times New Roman" w:cs="Times New Roman"/>
-                <w:sz w:val="28"/>
-                <w:szCs w:val="28"/>
-                <w:vertAlign w:val="superscript"/>
-                <w:lang w:val="en-US"/>
-              </w:rPr>
-              <w:t>-3</w:t>
-            </w:r>
-          </w:p>
-        </w:tc>
-        <w:tc>
-          <w:tcPr>
-            <w:tcW w:w="1869" w:type="dxa"/>
-          </w:tcPr>
-          <w:p>
-            <w:pPr>
-              <w:jc w:val="center"/>
-              <w:rPr>
-                <w:rFonts w:ascii="Times New Roman" w:hAnsi="Times New Roman" w:cs="Times New Roman"/>
-                <w:sz w:val="28"/>
-                <w:szCs w:val="28"/>
-              </w:rPr>
-            </w:pPr>
-            <w:r>
-              <w:rPr>
-                <w:rFonts w:ascii="Times New Roman" w:hAnsi="Times New Roman" w:cs="Times New Roman"/>
-                <w:sz w:val="28"/>
-                <w:szCs w:val="28"/>
-                <w:lang w:val="en-US"/>
-              </w:rPr>
-              <w:t>-</w:t>
-            </w:r>
-            <w:r>
-              <w:rPr>
-                <w:rFonts w:ascii="Times New Roman" w:hAnsi="Times New Roman" w:cs="Times New Roman"/>
-                <w:sz w:val="28"/>
-                <w:szCs w:val="28"/>
-                <w:lang w:val="en-US"/>
-              </w:rPr>
-              <w:t>1</w:t>
-            </w:r>
-            <w:r>
-              <w:rPr>
-                <w:rFonts w:ascii="Times New Roman" w:hAnsi="Times New Roman" w:cs="Times New Roman"/>
-                <w:sz w:val="28"/>
-                <w:szCs w:val="28"/>
-                <w:lang w:val="en-US"/>
-              </w:rPr>
-              <w:t>.8</w:t>
-            </w:r>
-            <w:r>
-              <w:rPr>
-                <w:rFonts w:ascii="Times New Roman" w:hAnsi="Times New Roman" w:cs="Times New Roman"/>
-                <w:sz w:val="28"/>
-                <w:szCs w:val="28"/>
-                <w:lang w:val="en-US"/>
-              </w:rPr>
-              <w:t>38</w:t>
-            </w:r>
-            <w:r>
-              <w:rPr>
-                <w:rFonts w:ascii="Times New Roman" w:hAnsi="Times New Roman" w:cs="Times New Roman"/>
-                <w:sz w:val="28"/>
-                <w:szCs w:val="28"/>
-                <w:lang w:val="en-US"/>
-              </w:rPr>
-              <w:t>*10</w:t>
+              <w:t>-1.838*10</w:t>
             </w:r>
             <w:r>
               <w:rPr>
@@ -2492,6 +2114,7 @@
               </w:rPr>
               <w:t xml:space="preserve">Для </w:t>
             </w:r>
+            <w:proofErr w:type="spellStart"/>
             <w:r>
               <w:rPr>
                 <w:rFonts w:ascii="Times New Roman" w:hAnsi="Times New Roman" w:cs="Times New Roman"/>
@@ -2511,23 +2134,15 @@
               </w:rPr>
               <w:t>y</w:t>
             </w:r>
-            <w:r>
-              <w:rPr>
-                <w:rFonts w:ascii="Times New Roman" w:hAnsi="Times New Roman" w:cs="Times New Roman"/>
-                <w:sz w:val="28"/>
-                <w:szCs w:val="28"/>
-                <w:lang w:val="en-US"/>
-              </w:rPr>
-              <w:t>=5</w:t>
-            </w:r>
-            <w:r>
-              <w:rPr>
-                <w:rFonts w:ascii="Times New Roman" w:hAnsi="Times New Roman" w:cs="Times New Roman"/>
-                <w:sz w:val="28"/>
-                <w:szCs w:val="28"/>
-                <w:lang w:val="en-US"/>
-              </w:rPr>
-              <w:t>00</w:t>
+            <w:proofErr w:type="spellEnd"/>
+            <w:r>
+              <w:rPr>
+                <w:rFonts w:ascii="Times New Roman" w:hAnsi="Times New Roman" w:cs="Times New Roman"/>
+                <w:sz w:val="28"/>
+                <w:szCs w:val="28"/>
+                <w:lang w:val="en-US"/>
+              </w:rPr>
+              <w:t>=500</w:t>
             </w:r>
           </w:p>
         </w:tc>
@@ -2587,7 +2202,31 @@
                 <w:vertAlign w:val="superscript"/>
                 <w:lang w:val="en-US"/>
               </w:rPr>
-              <w:t>-</w:t>
+              <w:t>-5</w:t>
+            </w:r>
+          </w:p>
+        </w:tc>
+        <w:tc>
+          <w:tcPr>
+            <w:tcW w:w="1869" w:type="dxa"/>
+          </w:tcPr>
+          <w:p>
+            <w:pPr>
+              <w:jc w:val="center"/>
+              <w:rPr>
+                <w:rFonts w:ascii="Times New Roman" w:hAnsi="Times New Roman" w:cs="Times New Roman"/>
+                <w:sz w:val="28"/>
+                <w:szCs w:val="28"/>
+              </w:rPr>
+            </w:pPr>
+            <w:r>
+              <w:rPr>
+                <w:rFonts w:ascii="Times New Roman" w:hAnsi="Times New Roman" w:cs="Times New Roman"/>
+                <w:sz w:val="28"/>
+                <w:szCs w:val="28"/>
+                <w:lang w:val="en-US"/>
+              </w:rPr>
+              <w:t>-1.837*10</w:t>
             </w:r>
             <w:r>
               <w:rPr>
@@ -2597,7 +2236,7 @@
                 <w:vertAlign w:val="superscript"/>
                 <w:lang w:val="en-US"/>
               </w:rPr>
-              <w:t>5</w:t>
+              <w:t>-4</w:t>
             </w:r>
           </w:p>
         </w:tc>
@@ -2621,43 +2260,7 @@
                 <w:szCs w:val="28"/>
                 <w:lang w:val="en-US"/>
               </w:rPr>
-              <w:t>-</w:t>
-            </w:r>
-            <w:r>
-              <w:rPr>
-                <w:rFonts w:ascii="Times New Roman" w:hAnsi="Times New Roman" w:cs="Times New Roman"/>
-                <w:sz w:val="28"/>
-                <w:szCs w:val="28"/>
-                <w:lang w:val="en-US"/>
-              </w:rPr>
-              <w:t>1</w:t>
-            </w:r>
-            <w:r>
-              <w:rPr>
-                <w:rFonts w:ascii="Times New Roman" w:hAnsi="Times New Roman" w:cs="Times New Roman"/>
-                <w:sz w:val="28"/>
-                <w:szCs w:val="28"/>
-                <w:lang w:val="en-US"/>
-              </w:rPr>
-              <w:t>.</w:t>
-            </w:r>
-            <w:r>
-              <w:rPr>
-                <w:rFonts w:ascii="Times New Roman" w:hAnsi="Times New Roman" w:cs="Times New Roman"/>
-                <w:sz w:val="28"/>
-                <w:szCs w:val="28"/>
-                <w:lang w:val="en-US"/>
-              </w:rPr>
-              <w:t>837</w:t>
-            </w:r>
-            <w:r>
-              <w:rPr>
-                <w:rFonts w:ascii="Times New Roman" w:hAnsi="Times New Roman" w:cs="Times New Roman"/>
-                <w:sz w:val="28"/>
-                <w:szCs w:val="28"/>
-                <w:lang w:val="en-US"/>
-              </w:rPr>
-              <w:t>*10</w:t>
+              <w:t>-2.756*10</w:t>
             </w:r>
             <w:r>
               <w:rPr>
@@ -2667,7 +2270,31 @@
                 <w:vertAlign w:val="superscript"/>
                 <w:lang w:val="en-US"/>
               </w:rPr>
-              <w:t>-</w:t>
+              <w:t>-4</w:t>
+            </w:r>
+          </w:p>
+        </w:tc>
+        <w:tc>
+          <w:tcPr>
+            <w:tcW w:w="1869" w:type="dxa"/>
+          </w:tcPr>
+          <w:p>
+            <w:pPr>
+              <w:jc w:val="center"/>
+              <w:rPr>
+                <w:rFonts w:ascii="Times New Roman" w:hAnsi="Times New Roman" w:cs="Times New Roman"/>
+                <w:sz w:val="28"/>
+                <w:szCs w:val="28"/>
+              </w:rPr>
+            </w:pPr>
+            <w:r>
+              <w:rPr>
+                <w:rFonts w:ascii="Times New Roman" w:hAnsi="Times New Roman" w:cs="Times New Roman"/>
+                <w:sz w:val="28"/>
+                <w:szCs w:val="28"/>
+                <w:lang w:val="en-US"/>
+              </w:rPr>
+              <w:t>-3.675*10</w:t>
             </w:r>
             <w:r>
               <w:rPr>
@@ -2677,167 +2304,7 @@
                 <w:vertAlign w:val="superscript"/>
                 <w:lang w:val="en-US"/>
               </w:rPr>
-              <w:t>4</w:t>
-            </w:r>
-          </w:p>
-        </w:tc>
-        <w:tc>
-          <w:tcPr>
-            <w:tcW w:w="1869" w:type="dxa"/>
-          </w:tcPr>
-          <w:p>
-            <w:pPr>
-              <w:jc w:val="center"/>
-              <w:rPr>
-                <w:rFonts w:ascii="Times New Roman" w:hAnsi="Times New Roman" w:cs="Times New Roman"/>
-                <w:sz w:val="28"/>
-                <w:szCs w:val="28"/>
-              </w:rPr>
-            </w:pPr>
-            <w:r>
-              <w:rPr>
-                <w:rFonts w:ascii="Times New Roman" w:hAnsi="Times New Roman" w:cs="Times New Roman"/>
-                <w:sz w:val="28"/>
-                <w:szCs w:val="28"/>
-                <w:lang w:val="en-US"/>
-              </w:rPr>
-              <w:t>-</w:t>
-            </w:r>
-            <w:r>
-              <w:rPr>
-                <w:rFonts w:ascii="Times New Roman" w:hAnsi="Times New Roman" w:cs="Times New Roman"/>
-                <w:sz w:val="28"/>
-                <w:szCs w:val="28"/>
-                <w:lang w:val="en-US"/>
-              </w:rPr>
-              <w:t>2</w:t>
-            </w:r>
-            <w:r>
-              <w:rPr>
-                <w:rFonts w:ascii="Times New Roman" w:hAnsi="Times New Roman" w:cs="Times New Roman"/>
-                <w:sz w:val="28"/>
-                <w:szCs w:val="28"/>
-                <w:lang w:val="en-US"/>
-              </w:rPr>
-              <w:t>.</w:t>
-            </w:r>
-            <w:r>
-              <w:rPr>
-                <w:rFonts w:ascii="Times New Roman" w:hAnsi="Times New Roman" w:cs="Times New Roman"/>
-                <w:sz w:val="28"/>
-                <w:szCs w:val="28"/>
-                <w:lang w:val="en-US"/>
-              </w:rPr>
-              <w:t>756</w:t>
-            </w:r>
-            <w:r>
-              <w:rPr>
-                <w:rFonts w:ascii="Times New Roman" w:hAnsi="Times New Roman" w:cs="Times New Roman"/>
-                <w:sz w:val="28"/>
-                <w:szCs w:val="28"/>
-                <w:lang w:val="en-US"/>
-              </w:rPr>
-              <w:t>*10</w:t>
-            </w:r>
-            <w:r>
-              <w:rPr>
-                <w:rFonts w:ascii="Times New Roman" w:hAnsi="Times New Roman" w:cs="Times New Roman"/>
-                <w:sz w:val="28"/>
-                <w:szCs w:val="28"/>
-                <w:vertAlign w:val="superscript"/>
-                <w:lang w:val="en-US"/>
-              </w:rPr>
-              <w:t>-</w:t>
-            </w:r>
-            <w:r>
-              <w:rPr>
-                <w:rFonts w:ascii="Times New Roman" w:hAnsi="Times New Roman" w:cs="Times New Roman"/>
-                <w:sz w:val="28"/>
-                <w:szCs w:val="28"/>
-                <w:vertAlign w:val="superscript"/>
-                <w:lang w:val="en-US"/>
-              </w:rPr>
-              <w:t>4</w:t>
-            </w:r>
-          </w:p>
-        </w:tc>
-        <w:tc>
-          <w:tcPr>
-            <w:tcW w:w="1869" w:type="dxa"/>
-          </w:tcPr>
-          <w:p>
-            <w:pPr>
-              <w:jc w:val="center"/>
-              <w:rPr>
-                <w:rFonts w:ascii="Times New Roman" w:hAnsi="Times New Roman" w:cs="Times New Roman"/>
-                <w:sz w:val="28"/>
-                <w:szCs w:val="28"/>
-              </w:rPr>
-            </w:pPr>
-            <w:r>
-              <w:rPr>
-                <w:rFonts w:ascii="Times New Roman" w:hAnsi="Times New Roman" w:cs="Times New Roman"/>
-                <w:sz w:val="28"/>
-                <w:szCs w:val="28"/>
-                <w:lang w:val="en-US"/>
-              </w:rPr>
-              <w:t>-</w:t>
-            </w:r>
-            <w:r>
-              <w:rPr>
-                <w:rFonts w:ascii="Times New Roman" w:hAnsi="Times New Roman" w:cs="Times New Roman"/>
-                <w:sz w:val="28"/>
-                <w:szCs w:val="28"/>
-                <w:lang w:val="en-US"/>
-              </w:rPr>
-              <w:t>3</w:t>
-            </w:r>
-            <w:r>
-              <w:rPr>
-                <w:rFonts w:ascii="Times New Roman" w:hAnsi="Times New Roman" w:cs="Times New Roman"/>
-                <w:sz w:val="28"/>
-                <w:szCs w:val="28"/>
-                <w:lang w:val="en-US"/>
-              </w:rPr>
-              <w:t>.</w:t>
-            </w:r>
-            <w:r>
-              <w:rPr>
-                <w:rFonts w:ascii="Times New Roman" w:hAnsi="Times New Roman" w:cs="Times New Roman"/>
-                <w:sz w:val="28"/>
-                <w:szCs w:val="28"/>
-                <w:lang w:val="en-US"/>
-              </w:rPr>
-              <w:t>675*</w:t>
-            </w:r>
-            <w:r>
-              <w:rPr>
-                <w:rFonts w:ascii="Times New Roman" w:hAnsi="Times New Roman" w:cs="Times New Roman"/>
-                <w:sz w:val="28"/>
-                <w:szCs w:val="28"/>
-                <w:lang w:val="en-US"/>
-              </w:rPr>
-              <w:t>10</w:t>
-            </w:r>
-            <w:r>
-              <w:rPr>
-                <w:rFonts w:ascii="Times New Roman" w:hAnsi="Times New Roman" w:cs="Times New Roman"/>
-                <w:sz w:val="28"/>
-                <w:szCs w:val="28"/>
-                <w:vertAlign w:val="superscript"/>
-                <w:lang w:val="en-US"/>
-              </w:rPr>
-              <w:t>-</w:t>
-            </w:r>
-            <w:r>
-              <w:rPr>
-                <w:rFonts w:ascii="Times New Roman" w:hAnsi="Times New Roman" w:cs="Times New Roman"/>
-                <w:sz w:val="28"/>
-                <w:szCs w:val="28"/>
-                <w:vertAlign w:val="superscript"/>
-                <w:lang w:val="en-US"/>
-              </w:rPr>
-              <w:t>4</w:t>
+              <w:t>-4</w:t>
             </w:r>
           </w:p>
         </w:tc>
@@ -2903,6 +2370,4877 @@
         <w:t>тем меньше установившаяся ошибка от возмущения (просадка напряжения стремится к нулю).</w:t>
       </w:r>
     </w:p>
+    <w:p>
+      <w:pPr>
+        <w:rPr>
+          <w:rFonts w:ascii="Times New Roman" w:hAnsi="Times New Roman" w:cs="Times New Roman"/>
+          <w:sz w:val="28"/>
+          <w:szCs w:val="28"/>
+        </w:rPr>
+      </w:pPr>
+      <w:r>
+        <w:rPr>
+          <w:rFonts w:ascii="Times New Roman" w:hAnsi="Times New Roman" w:cs="Times New Roman"/>
+          <w:sz w:val="28"/>
+          <w:szCs w:val="28"/>
+        </w:rPr>
+        <w:t>Задание 5, 6, 7, 8.</w:t>
+      </w:r>
+    </w:p>
+    <w:p>
+      <w:pPr>
+        <w:jc w:val="center"/>
+        <w:rPr>
+          <w:rFonts w:ascii="Times New Roman" w:hAnsi="Times New Roman" w:cs="Times New Roman"/>
+          <w:sz w:val="28"/>
+          <w:szCs w:val="28"/>
+        </w:rPr>
+      </w:pPr>
+      <w:r>
+        <w:rPr>
+          <w:rFonts w:ascii="Times New Roman" w:hAnsi="Times New Roman" w:cs="Times New Roman"/>
+          <w:sz w:val="28"/>
+          <w:szCs w:val="28"/>
+        </w:rPr>
+        <w:t xml:space="preserve">Таблица </w:t>
+      </w:r>
+      <w:r>
+        <w:rPr>
+          <w:rFonts w:ascii="Times New Roman" w:hAnsi="Times New Roman" w:cs="Times New Roman"/>
+          <w:sz w:val="28"/>
+          <w:szCs w:val="28"/>
+        </w:rPr>
+        <w:t>3</w:t>
+      </w:r>
+      <w:r>
+        <w:rPr>
+          <w:rFonts w:ascii="Times New Roman" w:hAnsi="Times New Roman" w:cs="Times New Roman"/>
+          <w:sz w:val="28"/>
+          <w:szCs w:val="28"/>
+        </w:rPr>
+        <w:t xml:space="preserve">. Значения </w:t>
+      </w:r>
+      <w:r>
+        <w:rPr>
+          <w:rFonts w:ascii="Times New Roman" w:hAnsi="Times New Roman" w:cs="Times New Roman"/>
+          <w:sz w:val="28"/>
+          <w:szCs w:val="28"/>
+        </w:rPr>
+        <w:t>отклика различных САУ для максимального входного напряжения ОУ при разных показателях нагрузки</w:t>
+      </w:r>
+    </w:p>
+    <w:tbl>
+      <w:tblPr>
+        <w:tblStyle w:val="a3"/>
+        <w:tblW w:w="0" w:type="auto"/>
+        <w:jc w:val="center"/>
+        <w:tblLook w:val="04A0" w:firstRow="1" w:lastRow="0" w:firstColumn="1" w:lastColumn="0" w:noHBand="0" w:noVBand="1"/>
+      </w:tblPr>
+      <w:tblGrid>
+        <w:gridCol w:w="1557"/>
+        <w:gridCol w:w="1557"/>
+        <w:gridCol w:w="1557"/>
+        <w:gridCol w:w="1558"/>
+        <w:gridCol w:w="1558"/>
+        <w:gridCol w:w="1558"/>
+      </w:tblGrid>
+      <w:tr>
+        <w:trPr>
+          <w:jc w:val="center"/>
+        </w:trPr>
+        <w:tc>
+          <w:tcPr>
+            <w:tcW w:w="9345" w:type="dxa"/>
+            <w:gridSpan w:val="6"/>
+          </w:tcPr>
+          <w:p>
+            <w:pPr>
+              <w:jc w:val="center"/>
+              <w:rPr>
+                <w:rFonts w:ascii="Times New Roman" w:hAnsi="Times New Roman" w:cs="Times New Roman"/>
+                <w:sz w:val="28"/>
+                <w:szCs w:val="28"/>
+              </w:rPr>
+            </w:pPr>
+            <w:r>
+              <w:rPr>
+                <w:rFonts w:ascii="Times New Roman" w:hAnsi="Times New Roman" w:cs="Times New Roman"/>
+                <w:sz w:val="28"/>
+                <w:szCs w:val="28"/>
+              </w:rPr>
+              <w:t>Значения выходного напряжения ОУ для разомкнутой САУ</w:t>
+            </w:r>
+          </w:p>
+        </w:tc>
+      </w:tr>
+      <w:tr>
+        <w:trPr>
+          <w:jc w:val="center"/>
+        </w:trPr>
+        <w:tc>
+          <w:tcPr>
+            <w:tcW w:w="1557" w:type="dxa"/>
+          </w:tcPr>
+          <w:p>
+            <w:pPr>
+              <w:jc w:val="center"/>
+              <w:rPr>
+                <w:rFonts w:ascii="Times New Roman" w:hAnsi="Times New Roman" w:cs="Times New Roman"/>
+                <w:sz w:val="28"/>
+                <w:szCs w:val="28"/>
+              </w:rPr>
+            </w:pPr>
+            <w:r>
+              <w:rPr>
+                <w:rFonts w:ascii="Times New Roman" w:hAnsi="Times New Roman" w:cs="Times New Roman"/>
+                <w:sz w:val="28"/>
+                <w:szCs w:val="28"/>
+              </w:rPr>
+              <w:t>Сигнал на входе САУ</w:t>
+            </w:r>
+          </w:p>
+        </w:tc>
+        <w:tc>
+          <w:tcPr>
+            <w:tcW w:w="1557" w:type="dxa"/>
+          </w:tcPr>
+          <w:p>
+            <w:pPr>
+              <w:jc w:val="center"/>
+              <w:rPr>
+                <w:rFonts w:ascii="Times New Roman" w:hAnsi="Times New Roman" w:cs="Times New Roman"/>
+                <w:sz w:val="28"/>
+                <w:szCs w:val="28"/>
+              </w:rPr>
+            </w:pPr>
+            <w:r>
+              <w:rPr>
+                <w:rFonts w:ascii="Times New Roman" w:hAnsi="Times New Roman" w:cs="Times New Roman"/>
+                <w:sz w:val="28"/>
+                <w:szCs w:val="28"/>
+                <w:lang w:val="en-US"/>
+              </w:rPr>
+              <w:t>I</w:t>
+            </w:r>
+            <w:r>
+              <w:rPr>
+                <w:rFonts w:ascii="Times New Roman" w:hAnsi="Times New Roman" w:cs="Times New Roman"/>
+                <w:sz w:val="28"/>
+                <w:szCs w:val="28"/>
+                <w:vertAlign w:val="subscript"/>
+                <w:lang w:val="en-US"/>
+              </w:rPr>
+              <w:t>H</w:t>
+            </w:r>
+            <w:r>
+              <w:rPr>
+                <w:rFonts w:ascii="Times New Roman" w:hAnsi="Times New Roman" w:cs="Times New Roman"/>
+                <w:sz w:val="28"/>
+                <w:szCs w:val="28"/>
+                <w:lang w:val="en-US"/>
+              </w:rPr>
+              <w:t>=0</w:t>
+            </w:r>
+          </w:p>
+        </w:tc>
+        <w:tc>
+          <w:tcPr>
+            <w:tcW w:w="1557" w:type="dxa"/>
+          </w:tcPr>
+          <w:p>
+            <w:pPr>
+              <w:jc w:val="center"/>
+              <w:rPr>
+                <w:rFonts w:ascii="Times New Roman" w:hAnsi="Times New Roman" w:cs="Times New Roman"/>
+                <w:sz w:val="28"/>
+                <w:szCs w:val="28"/>
+              </w:rPr>
+            </w:pPr>
+            <w:r>
+              <w:rPr>
+                <w:rFonts w:ascii="Times New Roman" w:hAnsi="Times New Roman" w:cs="Times New Roman"/>
+                <w:sz w:val="28"/>
+                <w:szCs w:val="28"/>
+                <w:lang w:val="en-US"/>
+              </w:rPr>
+              <w:t>I</w:t>
+            </w:r>
+            <w:r>
+              <w:rPr>
+                <w:rFonts w:ascii="Times New Roman" w:hAnsi="Times New Roman" w:cs="Times New Roman"/>
+                <w:sz w:val="28"/>
+                <w:szCs w:val="28"/>
+                <w:vertAlign w:val="subscript"/>
+                <w:lang w:val="en-US"/>
+              </w:rPr>
+              <w:t>H</w:t>
+            </w:r>
+            <w:r>
+              <w:rPr>
+                <w:rFonts w:ascii="Times New Roman" w:hAnsi="Times New Roman" w:cs="Times New Roman"/>
+                <w:sz w:val="28"/>
+                <w:szCs w:val="28"/>
+                <w:lang w:val="en-US"/>
+              </w:rPr>
+              <w:t>=0.5</w:t>
+            </w:r>
+          </w:p>
+        </w:tc>
+        <w:tc>
+          <w:tcPr>
+            <w:tcW w:w="1558" w:type="dxa"/>
+          </w:tcPr>
+          <w:p>
+            <w:pPr>
+              <w:jc w:val="center"/>
+              <w:rPr>
+                <w:rFonts w:ascii="Times New Roman" w:hAnsi="Times New Roman" w:cs="Times New Roman"/>
+                <w:sz w:val="28"/>
+                <w:szCs w:val="28"/>
+              </w:rPr>
+            </w:pPr>
+            <w:r>
+              <w:rPr>
+                <w:rFonts w:ascii="Times New Roman" w:hAnsi="Times New Roman" w:cs="Times New Roman"/>
+                <w:sz w:val="28"/>
+                <w:szCs w:val="28"/>
+                <w:lang w:val="en-US"/>
+              </w:rPr>
+              <w:t>I</w:t>
+            </w:r>
+            <w:r>
+              <w:rPr>
+                <w:rFonts w:ascii="Times New Roman" w:hAnsi="Times New Roman" w:cs="Times New Roman"/>
+                <w:sz w:val="28"/>
+                <w:szCs w:val="28"/>
+                <w:vertAlign w:val="subscript"/>
+                <w:lang w:val="en-US"/>
+              </w:rPr>
+              <w:t>H</w:t>
+            </w:r>
+            <w:r>
+              <w:rPr>
+                <w:rFonts w:ascii="Times New Roman" w:hAnsi="Times New Roman" w:cs="Times New Roman"/>
+                <w:sz w:val="28"/>
+                <w:szCs w:val="28"/>
+                <w:lang w:val="en-US"/>
+              </w:rPr>
+              <w:t>=1</w:t>
+            </w:r>
+          </w:p>
+        </w:tc>
+        <w:tc>
+          <w:tcPr>
+            <w:tcW w:w="1558" w:type="dxa"/>
+          </w:tcPr>
+          <w:p>
+            <w:pPr>
+              <w:jc w:val="center"/>
+              <w:rPr>
+                <w:rFonts w:ascii="Times New Roman" w:hAnsi="Times New Roman" w:cs="Times New Roman"/>
+                <w:sz w:val="28"/>
+                <w:szCs w:val="28"/>
+              </w:rPr>
+            </w:pPr>
+            <w:r>
+              <w:rPr>
+                <w:rFonts w:ascii="Times New Roman" w:hAnsi="Times New Roman" w:cs="Times New Roman"/>
+                <w:sz w:val="28"/>
+                <w:szCs w:val="28"/>
+                <w:lang w:val="en-US"/>
+              </w:rPr>
+              <w:t>I</w:t>
+            </w:r>
+            <w:r>
+              <w:rPr>
+                <w:rFonts w:ascii="Times New Roman" w:hAnsi="Times New Roman" w:cs="Times New Roman"/>
+                <w:sz w:val="28"/>
+                <w:szCs w:val="28"/>
+                <w:vertAlign w:val="subscript"/>
+                <w:lang w:val="en-US"/>
+              </w:rPr>
+              <w:t>H</w:t>
+            </w:r>
+            <w:r>
+              <w:rPr>
+                <w:rFonts w:ascii="Times New Roman" w:hAnsi="Times New Roman" w:cs="Times New Roman"/>
+                <w:sz w:val="28"/>
+                <w:szCs w:val="28"/>
+                <w:lang w:val="en-US"/>
+              </w:rPr>
+              <w:t>=1.5</w:t>
+            </w:r>
+          </w:p>
+        </w:tc>
+        <w:tc>
+          <w:tcPr>
+            <w:tcW w:w="1558" w:type="dxa"/>
+          </w:tcPr>
+          <w:p>
+            <w:pPr>
+              <w:jc w:val="center"/>
+              <w:rPr>
+                <w:rFonts w:ascii="Times New Roman" w:hAnsi="Times New Roman" w:cs="Times New Roman"/>
+                <w:sz w:val="28"/>
+                <w:szCs w:val="28"/>
+              </w:rPr>
+            </w:pPr>
+            <w:r>
+              <w:rPr>
+                <w:rFonts w:ascii="Times New Roman" w:hAnsi="Times New Roman" w:cs="Times New Roman"/>
+                <w:sz w:val="28"/>
+                <w:szCs w:val="28"/>
+                <w:lang w:val="en-US"/>
+              </w:rPr>
+              <w:t>I</w:t>
+            </w:r>
+            <w:r>
+              <w:rPr>
+                <w:rFonts w:ascii="Times New Roman" w:hAnsi="Times New Roman" w:cs="Times New Roman"/>
+                <w:sz w:val="28"/>
+                <w:szCs w:val="28"/>
+                <w:vertAlign w:val="subscript"/>
+                <w:lang w:val="en-US"/>
+              </w:rPr>
+              <w:t>H</w:t>
+            </w:r>
+            <w:r>
+              <w:rPr>
+                <w:rFonts w:ascii="Times New Roman" w:hAnsi="Times New Roman" w:cs="Times New Roman"/>
+                <w:sz w:val="28"/>
+                <w:szCs w:val="28"/>
+                <w:lang w:val="en-US"/>
+              </w:rPr>
+              <w:t>=2</w:t>
+            </w:r>
+          </w:p>
+        </w:tc>
+      </w:tr>
+      <w:tr>
+        <w:trPr>
+          <w:jc w:val="center"/>
+        </w:trPr>
+        <w:tc>
+          <w:tcPr>
+            <w:tcW w:w="1557" w:type="dxa"/>
+          </w:tcPr>
+          <w:p>
+            <w:pPr>
+              <w:jc w:val="center"/>
+              <w:rPr>
+                <w:rFonts w:ascii="Times New Roman" w:hAnsi="Times New Roman" w:cs="Times New Roman"/>
+                <w:sz w:val="28"/>
+                <w:szCs w:val="28"/>
+              </w:rPr>
+            </w:pPr>
+            <w:r>
+              <w:rPr>
+                <w:rFonts w:ascii="Times New Roman" w:hAnsi="Times New Roman" w:cs="Times New Roman"/>
+                <w:sz w:val="28"/>
+                <w:szCs w:val="28"/>
+              </w:rPr>
+              <w:t>1</w:t>
+            </w:r>
+          </w:p>
+        </w:tc>
+        <w:tc>
+          <w:tcPr>
+            <w:tcW w:w="1557" w:type="dxa"/>
+          </w:tcPr>
+          <w:p>
+            <w:pPr>
+              <w:jc w:val="center"/>
+              <w:rPr>
+                <w:rFonts w:ascii="Times New Roman" w:hAnsi="Times New Roman" w:cs="Times New Roman"/>
+                <w:sz w:val="28"/>
+                <w:szCs w:val="28"/>
+              </w:rPr>
+            </w:pPr>
+            <w:r>
+              <w:rPr>
+                <w:rFonts w:ascii="Times New Roman" w:hAnsi="Times New Roman" w:cs="Times New Roman"/>
+                <w:sz w:val="28"/>
+                <w:szCs w:val="28"/>
+              </w:rPr>
+              <w:t>1.143</w:t>
+            </w:r>
+          </w:p>
+        </w:tc>
+        <w:tc>
+          <w:tcPr>
+            <w:tcW w:w="1557" w:type="dxa"/>
+          </w:tcPr>
+          <w:p>
+            <w:pPr>
+              <w:jc w:val="center"/>
+              <w:rPr>
+                <w:rFonts w:ascii="Times New Roman" w:hAnsi="Times New Roman" w:cs="Times New Roman"/>
+                <w:sz w:val="28"/>
+                <w:szCs w:val="28"/>
+              </w:rPr>
+            </w:pPr>
+            <w:r>
+              <w:rPr>
+                <w:rFonts w:ascii="Times New Roman" w:hAnsi="Times New Roman" w:cs="Times New Roman"/>
+                <w:sz w:val="28"/>
+                <w:szCs w:val="28"/>
+              </w:rPr>
+              <w:t>0.618</w:t>
+            </w:r>
+          </w:p>
+        </w:tc>
+        <w:tc>
+          <w:tcPr>
+            <w:tcW w:w="1558" w:type="dxa"/>
+          </w:tcPr>
+          <w:p>
+            <w:pPr>
+              <w:jc w:val="center"/>
+              <w:rPr>
+                <w:rFonts w:ascii="Times New Roman" w:hAnsi="Times New Roman" w:cs="Times New Roman"/>
+                <w:sz w:val="28"/>
+                <w:szCs w:val="28"/>
+                <w:lang w:val="en-US"/>
+              </w:rPr>
+            </w:pPr>
+            <w:r>
+              <w:rPr>
+                <w:rFonts w:ascii="Times New Roman" w:hAnsi="Times New Roman" w:cs="Times New Roman"/>
+                <w:sz w:val="28"/>
+                <w:szCs w:val="28"/>
+              </w:rPr>
+              <w:t>0.</w:t>
+            </w:r>
+            <w:r>
+              <w:rPr>
+                <w:rFonts w:ascii="Times New Roman" w:hAnsi="Times New Roman" w:cs="Times New Roman"/>
+                <w:sz w:val="28"/>
+                <w:szCs w:val="28"/>
+                <w:lang w:val="en-US"/>
+              </w:rPr>
+              <w:t>093</w:t>
+            </w:r>
+          </w:p>
+        </w:tc>
+        <w:tc>
+          <w:tcPr>
+            <w:tcW w:w="1558" w:type="dxa"/>
+          </w:tcPr>
+          <w:p>
+            <w:pPr>
+              <w:jc w:val="center"/>
+              <w:rPr>
+                <w:rFonts w:ascii="Times New Roman" w:hAnsi="Times New Roman" w:cs="Times New Roman"/>
+                <w:sz w:val="28"/>
+                <w:szCs w:val="28"/>
+                <w:lang w:val="en-US"/>
+              </w:rPr>
+            </w:pPr>
+            <w:r>
+              <w:rPr>
+                <w:rFonts w:ascii="Times New Roman" w:hAnsi="Times New Roman" w:cs="Times New Roman"/>
+                <w:sz w:val="28"/>
+                <w:szCs w:val="28"/>
+                <w:lang w:val="en-US"/>
+              </w:rPr>
+              <w:t>-0.432</w:t>
+            </w:r>
+          </w:p>
+        </w:tc>
+        <w:tc>
+          <w:tcPr>
+            <w:tcW w:w="1558" w:type="dxa"/>
+          </w:tcPr>
+          <w:p>
+            <w:pPr>
+              <w:jc w:val="center"/>
+              <w:rPr>
+                <w:rFonts w:ascii="Times New Roman" w:hAnsi="Times New Roman" w:cs="Times New Roman"/>
+                <w:sz w:val="28"/>
+                <w:szCs w:val="28"/>
+                <w:lang w:val="en-US"/>
+              </w:rPr>
+            </w:pPr>
+            <w:r>
+              <w:rPr>
+                <w:rFonts w:ascii="Times New Roman" w:hAnsi="Times New Roman" w:cs="Times New Roman"/>
+                <w:sz w:val="28"/>
+                <w:szCs w:val="28"/>
+                <w:lang w:val="en-US"/>
+              </w:rPr>
+              <w:t>-0.957</w:t>
+            </w:r>
+          </w:p>
+        </w:tc>
+      </w:tr>
+      <w:tr>
+        <w:trPr>
+          <w:jc w:val="center"/>
+        </w:trPr>
+        <w:tc>
+          <w:tcPr>
+            <w:tcW w:w="1557" w:type="dxa"/>
+          </w:tcPr>
+          <w:p>
+            <w:pPr>
+              <w:jc w:val="center"/>
+              <w:rPr>
+                <w:rFonts w:ascii="Times New Roman" w:hAnsi="Times New Roman" w:cs="Times New Roman"/>
+                <w:sz w:val="28"/>
+                <w:szCs w:val="28"/>
+              </w:rPr>
+            </w:pPr>
+            <w:r>
+              <w:rPr>
+                <w:rFonts w:ascii="Times New Roman" w:hAnsi="Times New Roman" w:cs="Times New Roman"/>
+                <w:sz w:val="28"/>
+                <w:szCs w:val="28"/>
+              </w:rPr>
+              <w:t>2.5</w:t>
+            </w:r>
+          </w:p>
+        </w:tc>
+        <w:tc>
+          <w:tcPr>
+            <w:tcW w:w="1557" w:type="dxa"/>
+          </w:tcPr>
+          <w:p>
+            <w:pPr>
+              <w:jc w:val="center"/>
+              <w:rPr>
+                <w:rFonts w:ascii="Times New Roman" w:hAnsi="Times New Roman" w:cs="Times New Roman"/>
+                <w:sz w:val="28"/>
+                <w:szCs w:val="28"/>
+                <w:lang w:val="en-US"/>
+              </w:rPr>
+            </w:pPr>
+            <w:r>
+              <w:rPr>
+                <w:rFonts w:ascii="Times New Roman" w:hAnsi="Times New Roman" w:cs="Times New Roman"/>
+                <w:sz w:val="28"/>
+                <w:szCs w:val="28"/>
+                <w:lang w:val="en-US"/>
+              </w:rPr>
+              <w:t>2.857</w:t>
+            </w:r>
+          </w:p>
+        </w:tc>
+        <w:tc>
+          <w:tcPr>
+            <w:tcW w:w="1557" w:type="dxa"/>
+          </w:tcPr>
+          <w:p>
+            <w:pPr>
+              <w:jc w:val="center"/>
+              <w:rPr>
+                <w:rFonts w:ascii="Times New Roman" w:hAnsi="Times New Roman" w:cs="Times New Roman"/>
+                <w:sz w:val="28"/>
+                <w:szCs w:val="28"/>
+                <w:lang w:val="en-US"/>
+              </w:rPr>
+            </w:pPr>
+            <w:r>
+              <w:rPr>
+                <w:rFonts w:ascii="Times New Roman" w:hAnsi="Times New Roman" w:cs="Times New Roman"/>
+                <w:sz w:val="28"/>
+                <w:szCs w:val="28"/>
+                <w:lang w:val="en-US"/>
+              </w:rPr>
+              <w:t>2.333</w:t>
+            </w:r>
+          </w:p>
+        </w:tc>
+        <w:tc>
+          <w:tcPr>
+            <w:tcW w:w="1558" w:type="dxa"/>
+          </w:tcPr>
+          <w:p>
+            <w:pPr>
+              <w:jc w:val="center"/>
+              <w:rPr>
+                <w:rFonts w:ascii="Times New Roman" w:hAnsi="Times New Roman" w:cs="Times New Roman"/>
+                <w:sz w:val="28"/>
+                <w:szCs w:val="28"/>
+                <w:lang w:val="en-US"/>
+              </w:rPr>
+            </w:pPr>
+            <w:r>
+              <w:rPr>
+                <w:rFonts w:ascii="Times New Roman" w:hAnsi="Times New Roman" w:cs="Times New Roman"/>
+                <w:sz w:val="28"/>
+                <w:szCs w:val="28"/>
+                <w:lang w:val="en-US"/>
+              </w:rPr>
+              <w:t>1.807</w:t>
+            </w:r>
+          </w:p>
+        </w:tc>
+        <w:tc>
+          <w:tcPr>
+            <w:tcW w:w="1558" w:type="dxa"/>
+          </w:tcPr>
+          <w:p>
+            <w:pPr>
+              <w:jc w:val="center"/>
+              <w:rPr>
+                <w:rFonts w:ascii="Times New Roman" w:hAnsi="Times New Roman" w:cs="Times New Roman"/>
+                <w:sz w:val="28"/>
+                <w:szCs w:val="28"/>
+                <w:lang w:val="en-US"/>
+              </w:rPr>
+            </w:pPr>
+            <w:r>
+              <w:rPr>
+                <w:rFonts w:ascii="Times New Roman" w:hAnsi="Times New Roman" w:cs="Times New Roman"/>
+                <w:sz w:val="28"/>
+                <w:szCs w:val="28"/>
+                <w:lang w:val="en-US"/>
+              </w:rPr>
+              <w:t>1.282</w:t>
+            </w:r>
+          </w:p>
+        </w:tc>
+        <w:tc>
+          <w:tcPr>
+            <w:tcW w:w="1558" w:type="dxa"/>
+          </w:tcPr>
+          <w:p>
+            <w:pPr>
+              <w:jc w:val="center"/>
+              <w:rPr>
+                <w:rFonts w:ascii="Times New Roman" w:hAnsi="Times New Roman" w:cs="Times New Roman"/>
+                <w:sz w:val="28"/>
+                <w:szCs w:val="28"/>
+                <w:lang w:val="en-US"/>
+              </w:rPr>
+            </w:pPr>
+            <w:r>
+              <w:rPr>
+                <w:rFonts w:ascii="Times New Roman" w:hAnsi="Times New Roman" w:cs="Times New Roman"/>
+                <w:sz w:val="28"/>
+                <w:szCs w:val="28"/>
+                <w:lang w:val="en-US"/>
+              </w:rPr>
+              <w:t>0.757</w:t>
+            </w:r>
+          </w:p>
+        </w:tc>
+      </w:tr>
+      <w:tr>
+        <w:trPr>
+          <w:jc w:val="center"/>
+        </w:trPr>
+        <w:tc>
+          <w:tcPr>
+            <w:tcW w:w="1557" w:type="dxa"/>
+          </w:tcPr>
+          <w:p>
+            <w:pPr>
+              <w:jc w:val="center"/>
+              <w:rPr>
+                <w:rFonts w:ascii="Times New Roman" w:hAnsi="Times New Roman" w:cs="Times New Roman"/>
+                <w:sz w:val="28"/>
+                <w:szCs w:val="28"/>
+              </w:rPr>
+            </w:pPr>
+            <w:r>
+              <w:rPr>
+                <w:rFonts w:ascii="Times New Roman" w:hAnsi="Times New Roman" w:cs="Times New Roman"/>
+                <w:sz w:val="28"/>
+                <w:szCs w:val="28"/>
+              </w:rPr>
+              <w:t>5</w:t>
+            </w:r>
+          </w:p>
+        </w:tc>
+        <w:tc>
+          <w:tcPr>
+            <w:tcW w:w="1557" w:type="dxa"/>
+          </w:tcPr>
+          <w:p>
+            <w:pPr>
+              <w:jc w:val="center"/>
+              <w:rPr>
+                <w:rFonts w:ascii="Times New Roman" w:hAnsi="Times New Roman" w:cs="Times New Roman"/>
+                <w:sz w:val="28"/>
+                <w:szCs w:val="28"/>
+                <w:lang w:val="en-US"/>
+              </w:rPr>
+            </w:pPr>
+            <w:r>
+              <w:rPr>
+                <w:rFonts w:ascii="Times New Roman" w:hAnsi="Times New Roman" w:cs="Times New Roman"/>
+                <w:sz w:val="28"/>
+                <w:szCs w:val="28"/>
+                <w:lang w:val="en-US"/>
+              </w:rPr>
+              <w:t>5.715</w:t>
+            </w:r>
+          </w:p>
+        </w:tc>
+        <w:tc>
+          <w:tcPr>
+            <w:tcW w:w="1557" w:type="dxa"/>
+          </w:tcPr>
+          <w:p>
+            <w:pPr>
+              <w:jc w:val="center"/>
+              <w:rPr>
+                <w:rFonts w:ascii="Times New Roman" w:hAnsi="Times New Roman" w:cs="Times New Roman"/>
+                <w:sz w:val="28"/>
+                <w:szCs w:val="28"/>
+                <w:lang w:val="en-US"/>
+              </w:rPr>
+            </w:pPr>
+            <w:r>
+              <w:rPr>
+                <w:rFonts w:ascii="Times New Roman" w:hAnsi="Times New Roman" w:cs="Times New Roman"/>
+                <w:sz w:val="28"/>
+                <w:szCs w:val="28"/>
+                <w:lang w:val="en-US"/>
+              </w:rPr>
+              <w:t>5.19</w:t>
+            </w:r>
+          </w:p>
+        </w:tc>
+        <w:tc>
+          <w:tcPr>
+            <w:tcW w:w="1558" w:type="dxa"/>
+          </w:tcPr>
+          <w:p>
+            <w:pPr>
+              <w:jc w:val="center"/>
+              <w:rPr>
+                <w:rFonts w:ascii="Times New Roman" w:hAnsi="Times New Roman" w:cs="Times New Roman"/>
+                <w:sz w:val="28"/>
+                <w:szCs w:val="28"/>
+                <w:lang w:val="en-US"/>
+              </w:rPr>
+            </w:pPr>
+            <w:r>
+              <w:rPr>
+                <w:rFonts w:ascii="Times New Roman" w:hAnsi="Times New Roman" w:cs="Times New Roman"/>
+                <w:sz w:val="28"/>
+                <w:szCs w:val="28"/>
+                <w:lang w:val="en-US"/>
+              </w:rPr>
+              <w:t>4.665</w:t>
+            </w:r>
+          </w:p>
+        </w:tc>
+        <w:tc>
+          <w:tcPr>
+            <w:tcW w:w="1558" w:type="dxa"/>
+          </w:tcPr>
+          <w:p>
+            <w:pPr>
+              <w:jc w:val="center"/>
+              <w:rPr>
+                <w:rFonts w:ascii="Times New Roman" w:hAnsi="Times New Roman" w:cs="Times New Roman"/>
+                <w:sz w:val="28"/>
+                <w:szCs w:val="28"/>
+                <w:lang w:val="en-US"/>
+              </w:rPr>
+            </w:pPr>
+            <w:r>
+              <w:rPr>
+                <w:rFonts w:ascii="Times New Roman" w:hAnsi="Times New Roman" w:cs="Times New Roman"/>
+                <w:sz w:val="28"/>
+                <w:szCs w:val="28"/>
+                <w:lang w:val="en-US"/>
+              </w:rPr>
+              <w:t>4.14</w:t>
+            </w:r>
+          </w:p>
+        </w:tc>
+        <w:tc>
+          <w:tcPr>
+            <w:tcW w:w="1558" w:type="dxa"/>
+          </w:tcPr>
+          <w:p>
+            <w:pPr>
+              <w:jc w:val="center"/>
+              <w:rPr>
+                <w:rFonts w:ascii="Times New Roman" w:hAnsi="Times New Roman" w:cs="Times New Roman"/>
+                <w:sz w:val="28"/>
+                <w:szCs w:val="28"/>
+                <w:lang w:val="en-US"/>
+              </w:rPr>
+            </w:pPr>
+            <w:r>
+              <w:rPr>
+                <w:rFonts w:ascii="Times New Roman" w:hAnsi="Times New Roman" w:cs="Times New Roman"/>
+                <w:sz w:val="28"/>
+                <w:szCs w:val="28"/>
+                <w:lang w:val="en-US"/>
+              </w:rPr>
+              <w:t>3.615</w:t>
+            </w:r>
+          </w:p>
+        </w:tc>
+      </w:tr>
+      <w:tr>
+        <w:trPr>
+          <w:jc w:val="center"/>
+        </w:trPr>
+        <w:tc>
+          <w:tcPr>
+            <w:tcW w:w="1557" w:type="dxa"/>
+          </w:tcPr>
+          <w:p>
+            <w:pPr>
+              <w:jc w:val="center"/>
+              <w:rPr>
+                <w:rFonts w:ascii="Times New Roman" w:hAnsi="Times New Roman" w:cs="Times New Roman"/>
+                <w:sz w:val="28"/>
+                <w:szCs w:val="28"/>
+              </w:rPr>
+            </w:pPr>
+            <w:r>
+              <w:rPr>
+                <w:rFonts w:ascii="Times New Roman" w:hAnsi="Times New Roman" w:cs="Times New Roman"/>
+                <w:sz w:val="28"/>
+                <w:szCs w:val="28"/>
+              </w:rPr>
+              <w:t>10</w:t>
+            </w:r>
+          </w:p>
+        </w:tc>
+        <w:tc>
+          <w:tcPr>
+            <w:tcW w:w="1557" w:type="dxa"/>
+          </w:tcPr>
+          <w:p>
+            <w:pPr>
+              <w:jc w:val="center"/>
+              <w:rPr>
+                <w:rFonts w:ascii="Times New Roman" w:hAnsi="Times New Roman" w:cs="Times New Roman"/>
+                <w:sz w:val="28"/>
+                <w:szCs w:val="28"/>
+                <w:lang w:val="en-US"/>
+              </w:rPr>
+            </w:pPr>
+            <w:r>
+              <w:rPr>
+                <w:rFonts w:ascii="Times New Roman" w:hAnsi="Times New Roman" w:cs="Times New Roman"/>
+                <w:sz w:val="28"/>
+                <w:szCs w:val="28"/>
+                <w:lang w:val="en-US"/>
+              </w:rPr>
+              <w:t>11.43</w:t>
+            </w:r>
+          </w:p>
+        </w:tc>
+        <w:tc>
+          <w:tcPr>
+            <w:tcW w:w="1557" w:type="dxa"/>
+          </w:tcPr>
+          <w:p>
+            <w:pPr>
+              <w:jc w:val="center"/>
+              <w:rPr>
+                <w:rFonts w:ascii="Times New Roman" w:hAnsi="Times New Roman" w:cs="Times New Roman"/>
+                <w:sz w:val="28"/>
+                <w:szCs w:val="28"/>
+                <w:lang w:val="en-US"/>
+              </w:rPr>
+            </w:pPr>
+            <w:r>
+              <w:rPr>
+                <w:rFonts w:ascii="Times New Roman" w:hAnsi="Times New Roman" w:cs="Times New Roman"/>
+                <w:sz w:val="28"/>
+                <w:szCs w:val="28"/>
+                <w:lang w:val="en-US"/>
+              </w:rPr>
+              <w:t>10.9</w:t>
+            </w:r>
+          </w:p>
+        </w:tc>
+        <w:tc>
+          <w:tcPr>
+            <w:tcW w:w="1558" w:type="dxa"/>
+          </w:tcPr>
+          <w:p>
+            <w:pPr>
+              <w:jc w:val="center"/>
+              <w:rPr>
+                <w:rFonts w:ascii="Times New Roman" w:hAnsi="Times New Roman" w:cs="Times New Roman"/>
+                <w:sz w:val="28"/>
+                <w:szCs w:val="28"/>
+                <w:lang w:val="en-US"/>
+              </w:rPr>
+            </w:pPr>
+            <w:r>
+              <w:rPr>
+                <w:rFonts w:ascii="Times New Roman" w:hAnsi="Times New Roman" w:cs="Times New Roman"/>
+                <w:sz w:val="28"/>
+                <w:szCs w:val="28"/>
+                <w:lang w:val="en-US"/>
+              </w:rPr>
+              <w:t>10.38</w:t>
+            </w:r>
+          </w:p>
+        </w:tc>
+        <w:tc>
+          <w:tcPr>
+            <w:tcW w:w="1558" w:type="dxa"/>
+          </w:tcPr>
+          <w:p>
+            <w:pPr>
+              <w:jc w:val="center"/>
+              <w:rPr>
+                <w:rFonts w:ascii="Times New Roman" w:hAnsi="Times New Roman" w:cs="Times New Roman"/>
+                <w:sz w:val="28"/>
+                <w:szCs w:val="28"/>
+                <w:lang w:val="en-US"/>
+              </w:rPr>
+            </w:pPr>
+            <w:r>
+              <w:rPr>
+                <w:rFonts w:ascii="Times New Roman" w:hAnsi="Times New Roman" w:cs="Times New Roman"/>
+                <w:sz w:val="28"/>
+                <w:szCs w:val="28"/>
+                <w:lang w:val="en-US"/>
+              </w:rPr>
+              <w:t>9.855</w:t>
+            </w:r>
+          </w:p>
+        </w:tc>
+        <w:tc>
+          <w:tcPr>
+            <w:tcW w:w="1558" w:type="dxa"/>
+          </w:tcPr>
+          <w:p>
+            <w:pPr>
+              <w:jc w:val="center"/>
+              <w:rPr>
+                <w:rFonts w:ascii="Times New Roman" w:hAnsi="Times New Roman" w:cs="Times New Roman"/>
+                <w:sz w:val="28"/>
+                <w:szCs w:val="28"/>
+                <w:lang w:val="en-US"/>
+              </w:rPr>
+            </w:pPr>
+            <w:r>
+              <w:rPr>
+                <w:rFonts w:ascii="Times New Roman" w:hAnsi="Times New Roman" w:cs="Times New Roman"/>
+                <w:sz w:val="28"/>
+                <w:szCs w:val="28"/>
+                <w:lang w:val="en-US"/>
+              </w:rPr>
+              <w:t>9.33</w:t>
+            </w:r>
+          </w:p>
+        </w:tc>
+      </w:tr>
+      <w:tr>
+        <w:trPr>
+          <w:jc w:val="center"/>
+        </w:trPr>
+        <w:tc>
+          <w:tcPr>
+            <w:tcW w:w="9345" w:type="dxa"/>
+            <w:gridSpan w:val="6"/>
+          </w:tcPr>
+          <w:p>
+            <w:pPr>
+              <w:jc w:val="center"/>
+              <w:rPr>
+                <w:rFonts w:ascii="Times New Roman" w:hAnsi="Times New Roman" w:cs="Times New Roman"/>
+                <w:sz w:val="28"/>
+                <w:szCs w:val="28"/>
+              </w:rPr>
+            </w:pPr>
+            <w:r>
+              <w:rPr>
+                <w:rFonts w:ascii="Times New Roman" w:hAnsi="Times New Roman" w:cs="Times New Roman"/>
+                <w:sz w:val="28"/>
+                <w:szCs w:val="28"/>
+              </w:rPr>
+              <w:t>Значения выходного напряжения ОУ для САУ</w:t>
+            </w:r>
+            <w:r>
+              <w:rPr>
+                <w:rFonts w:ascii="Times New Roman" w:hAnsi="Times New Roman" w:cs="Times New Roman"/>
+                <w:sz w:val="28"/>
+                <w:szCs w:val="28"/>
+              </w:rPr>
+              <w:t xml:space="preserve"> </w:t>
+            </w:r>
+            <w:r>
+              <w:rPr>
+                <w:rFonts w:ascii="Times New Roman" w:hAnsi="Times New Roman" w:cs="Times New Roman"/>
+                <w:sz w:val="28"/>
+                <w:szCs w:val="28"/>
+              </w:rPr>
+              <w:t>с каналом по возмущению</w:t>
+            </w:r>
+          </w:p>
+        </w:tc>
+      </w:tr>
+      <w:tr>
+        <w:trPr>
+          <w:jc w:val="center"/>
+        </w:trPr>
+        <w:tc>
+          <w:tcPr>
+            <w:tcW w:w="1557" w:type="dxa"/>
+          </w:tcPr>
+          <w:p>
+            <w:pPr>
+              <w:jc w:val="center"/>
+              <w:rPr>
+                <w:rFonts w:ascii="Times New Roman" w:hAnsi="Times New Roman" w:cs="Times New Roman"/>
+                <w:sz w:val="28"/>
+                <w:szCs w:val="28"/>
+              </w:rPr>
+            </w:pPr>
+            <w:r>
+              <w:rPr>
+                <w:rFonts w:ascii="Times New Roman" w:hAnsi="Times New Roman" w:cs="Times New Roman"/>
+                <w:sz w:val="28"/>
+                <w:szCs w:val="28"/>
+              </w:rPr>
+              <w:t>Сигнал на входе САУ</w:t>
+            </w:r>
+          </w:p>
+        </w:tc>
+        <w:tc>
+          <w:tcPr>
+            <w:tcW w:w="1557" w:type="dxa"/>
+          </w:tcPr>
+          <w:p>
+            <w:pPr>
+              <w:jc w:val="center"/>
+              <w:rPr>
+                <w:rFonts w:ascii="Times New Roman" w:hAnsi="Times New Roman" w:cs="Times New Roman"/>
+                <w:sz w:val="28"/>
+                <w:szCs w:val="28"/>
+              </w:rPr>
+            </w:pPr>
+            <w:r>
+              <w:rPr>
+                <w:rFonts w:ascii="Times New Roman" w:hAnsi="Times New Roman" w:cs="Times New Roman"/>
+                <w:sz w:val="28"/>
+                <w:szCs w:val="28"/>
+                <w:lang w:val="en-US"/>
+              </w:rPr>
+              <w:t>I</w:t>
+            </w:r>
+            <w:r>
+              <w:rPr>
+                <w:rFonts w:ascii="Times New Roman" w:hAnsi="Times New Roman" w:cs="Times New Roman"/>
+                <w:sz w:val="28"/>
+                <w:szCs w:val="28"/>
+                <w:vertAlign w:val="subscript"/>
+                <w:lang w:val="en-US"/>
+              </w:rPr>
+              <w:t>H</w:t>
+            </w:r>
+            <w:r>
+              <w:rPr>
+                <w:rFonts w:ascii="Times New Roman" w:hAnsi="Times New Roman" w:cs="Times New Roman"/>
+                <w:sz w:val="28"/>
+                <w:szCs w:val="28"/>
+                <w:lang w:val="en-US"/>
+              </w:rPr>
+              <w:t>=0</w:t>
+            </w:r>
+          </w:p>
+        </w:tc>
+        <w:tc>
+          <w:tcPr>
+            <w:tcW w:w="1557" w:type="dxa"/>
+          </w:tcPr>
+          <w:p>
+            <w:pPr>
+              <w:jc w:val="center"/>
+              <w:rPr>
+                <w:rFonts w:ascii="Times New Roman" w:hAnsi="Times New Roman" w:cs="Times New Roman"/>
+                <w:sz w:val="28"/>
+                <w:szCs w:val="28"/>
+              </w:rPr>
+            </w:pPr>
+            <w:r>
+              <w:rPr>
+                <w:rFonts w:ascii="Times New Roman" w:hAnsi="Times New Roman" w:cs="Times New Roman"/>
+                <w:sz w:val="28"/>
+                <w:szCs w:val="28"/>
+                <w:lang w:val="en-US"/>
+              </w:rPr>
+              <w:t>I</w:t>
+            </w:r>
+            <w:r>
+              <w:rPr>
+                <w:rFonts w:ascii="Times New Roman" w:hAnsi="Times New Roman" w:cs="Times New Roman"/>
+                <w:sz w:val="28"/>
+                <w:szCs w:val="28"/>
+                <w:vertAlign w:val="subscript"/>
+                <w:lang w:val="en-US"/>
+              </w:rPr>
+              <w:t>H</w:t>
+            </w:r>
+            <w:r>
+              <w:rPr>
+                <w:rFonts w:ascii="Times New Roman" w:hAnsi="Times New Roman" w:cs="Times New Roman"/>
+                <w:sz w:val="28"/>
+                <w:szCs w:val="28"/>
+                <w:lang w:val="en-US"/>
+              </w:rPr>
+              <w:t>=0.5</w:t>
+            </w:r>
+          </w:p>
+        </w:tc>
+        <w:tc>
+          <w:tcPr>
+            <w:tcW w:w="1558" w:type="dxa"/>
+          </w:tcPr>
+          <w:p>
+            <w:pPr>
+              <w:jc w:val="center"/>
+              <w:rPr>
+                <w:rFonts w:ascii="Times New Roman" w:hAnsi="Times New Roman" w:cs="Times New Roman"/>
+                <w:sz w:val="28"/>
+                <w:szCs w:val="28"/>
+              </w:rPr>
+            </w:pPr>
+            <w:r>
+              <w:rPr>
+                <w:rFonts w:ascii="Times New Roman" w:hAnsi="Times New Roman" w:cs="Times New Roman"/>
+                <w:sz w:val="28"/>
+                <w:szCs w:val="28"/>
+                <w:lang w:val="en-US"/>
+              </w:rPr>
+              <w:t>I</w:t>
+            </w:r>
+            <w:r>
+              <w:rPr>
+                <w:rFonts w:ascii="Times New Roman" w:hAnsi="Times New Roman" w:cs="Times New Roman"/>
+                <w:sz w:val="28"/>
+                <w:szCs w:val="28"/>
+                <w:vertAlign w:val="subscript"/>
+                <w:lang w:val="en-US"/>
+              </w:rPr>
+              <w:t>H</w:t>
+            </w:r>
+            <w:r>
+              <w:rPr>
+                <w:rFonts w:ascii="Times New Roman" w:hAnsi="Times New Roman" w:cs="Times New Roman"/>
+                <w:sz w:val="28"/>
+                <w:szCs w:val="28"/>
+                <w:lang w:val="en-US"/>
+              </w:rPr>
+              <w:t>=1</w:t>
+            </w:r>
+          </w:p>
+        </w:tc>
+        <w:tc>
+          <w:tcPr>
+            <w:tcW w:w="1558" w:type="dxa"/>
+          </w:tcPr>
+          <w:p>
+            <w:pPr>
+              <w:jc w:val="center"/>
+              <w:rPr>
+                <w:rFonts w:ascii="Times New Roman" w:hAnsi="Times New Roman" w:cs="Times New Roman"/>
+                <w:sz w:val="28"/>
+                <w:szCs w:val="28"/>
+              </w:rPr>
+            </w:pPr>
+            <w:r>
+              <w:rPr>
+                <w:rFonts w:ascii="Times New Roman" w:hAnsi="Times New Roman" w:cs="Times New Roman"/>
+                <w:sz w:val="28"/>
+                <w:szCs w:val="28"/>
+                <w:lang w:val="en-US"/>
+              </w:rPr>
+              <w:t>I</w:t>
+            </w:r>
+            <w:r>
+              <w:rPr>
+                <w:rFonts w:ascii="Times New Roman" w:hAnsi="Times New Roman" w:cs="Times New Roman"/>
+                <w:sz w:val="28"/>
+                <w:szCs w:val="28"/>
+                <w:vertAlign w:val="subscript"/>
+                <w:lang w:val="en-US"/>
+              </w:rPr>
+              <w:t>H</w:t>
+            </w:r>
+            <w:r>
+              <w:rPr>
+                <w:rFonts w:ascii="Times New Roman" w:hAnsi="Times New Roman" w:cs="Times New Roman"/>
+                <w:sz w:val="28"/>
+                <w:szCs w:val="28"/>
+                <w:lang w:val="en-US"/>
+              </w:rPr>
+              <w:t>=1.5</w:t>
+            </w:r>
+          </w:p>
+        </w:tc>
+        <w:tc>
+          <w:tcPr>
+            <w:tcW w:w="1558" w:type="dxa"/>
+          </w:tcPr>
+          <w:p>
+            <w:pPr>
+              <w:jc w:val="center"/>
+              <w:rPr>
+                <w:rFonts w:ascii="Times New Roman" w:hAnsi="Times New Roman" w:cs="Times New Roman"/>
+                <w:sz w:val="28"/>
+                <w:szCs w:val="28"/>
+              </w:rPr>
+            </w:pPr>
+            <w:r>
+              <w:rPr>
+                <w:rFonts w:ascii="Times New Roman" w:hAnsi="Times New Roman" w:cs="Times New Roman"/>
+                <w:sz w:val="28"/>
+                <w:szCs w:val="28"/>
+                <w:lang w:val="en-US"/>
+              </w:rPr>
+              <w:t>I</w:t>
+            </w:r>
+            <w:r>
+              <w:rPr>
+                <w:rFonts w:ascii="Times New Roman" w:hAnsi="Times New Roman" w:cs="Times New Roman"/>
+                <w:sz w:val="28"/>
+                <w:szCs w:val="28"/>
+                <w:vertAlign w:val="subscript"/>
+                <w:lang w:val="en-US"/>
+              </w:rPr>
+              <w:t>H</w:t>
+            </w:r>
+            <w:r>
+              <w:rPr>
+                <w:rFonts w:ascii="Times New Roman" w:hAnsi="Times New Roman" w:cs="Times New Roman"/>
+                <w:sz w:val="28"/>
+                <w:szCs w:val="28"/>
+                <w:lang w:val="en-US"/>
+              </w:rPr>
+              <w:t>=2</w:t>
+            </w:r>
+          </w:p>
+        </w:tc>
+      </w:tr>
+      <w:tr>
+        <w:trPr>
+          <w:jc w:val="center"/>
+        </w:trPr>
+        <w:tc>
+          <w:tcPr>
+            <w:tcW w:w="1557" w:type="dxa"/>
+          </w:tcPr>
+          <w:p>
+            <w:pPr>
+              <w:jc w:val="center"/>
+              <w:rPr>
+                <w:rFonts w:ascii="Times New Roman" w:hAnsi="Times New Roman" w:cs="Times New Roman"/>
+                <w:sz w:val="28"/>
+                <w:szCs w:val="28"/>
+              </w:rPr>
+            </w:pPr>
+            <w:r>
+              <w:rPr>
+                <w:rFonts w:ascii="Times New Roman" w:hAnsi="Times New Roman" w:cs="Times New Roman"/>
+                <w:sz w:val="28"/>
+                <w:szCs w:val="28"/>
+              </w:rPr>
+              <w:t>1</w:t>
+            </w:r>
+          </w:p>
+        </w:tc>
+        <w:tc>
+          <w:tcPr>
+            <w:tcW w:w="1557" w:type="dxa"/>
+          </w:tcPr>
+          <w:p>
+            <w:pPr>
+              <w:jc w:val="center"/>
+              <w:rPr>
+                <w:rFonts w:ascii="Times New Roman" w:hAnsi="Times New Roman" w:cs="Times New Roman"/>
+                <w:sz w:val="28"/>
+                <w:szCs w:val="28"/>
+                <w:lang w:val="en-US"/>
+              </w:rPr>
+            </w:pPr>
+            <w:r>
+              <w:rPr>
+                <w:rFonts w:ascii="Times New Roman" w:hAnsi="Times New Roman" w:cs="Times New Roman"/>
+                <w:sz w:val="28"/>
+                <w:szCs w:val="28"/>
+                <w:lang w:val="en-US"/>
+              </w:rPr>
+              <w:t>1.143</w:t>
+            </w:r>
+          </w:p>
+        </w:tc>
+        <w:tc>
+          <w:tcPr>
+            <w:tcW w:w="1557" w:type="dxa"/>
+          </w:tcPr>
+          <w:p>
+            <w:pPr>
+              <w:jc w:val="center"/>
+              <w:rPr>
+                <w:rFonts w:ascii="Times New Roman" w:hAnsi="Times New Roman" w:cs="Times New Roman"/>
+                <w:sz w:val="28"/>
+                <w:szCs w:val="28"/>
+              </w:rPr>
+            </w:pPr>
+            <w:r>
+              <w:rPr>
+                <w:rFonts w:ascii="Times New Roman" w:hAnsi="Times New Roman" w:cs="Times New Roman"/>
+                <w:sz w:val="28"/>
+                <w:szCs w:val="28"/>
+                <w:lang w:val="en-US"/>
+              </w:rPr>
+              <w:t>1.143</w:t>
+            </w:r>
+          </w:p>
+        </w:tc>
+        <w:tc>
+          <w:tcPr>
+            <w:tcW w:w="1558" w:type="dxa"/>
+          </w:tcPr>
+          <w:p>
+            <w:pPr>
+              <w:jc w:val="center"/>
+              <w:rPr>
+                <w:rFonts w:ascii="Times New Roman" w:hAnsi="Times New Roman" w:cs="Times New Roman"/>
+                <w:sz w:val="28"/>
+                <w:szCs w:val="28"/>
+                <w:lang w:val="en-US"/>
+              </w:rPr>
+            </w:pPr>
+            <w:r>
+              <w:rPr>
+                <w:rFonts w:ascii="Times New Roman" w:hAnsi="Times New Roman" w:cs="Times New Roman"/>
+                <w:sz w:val="28"/>
+                <w:szCs w:val="28"/>
+                <w:lang w:val="en-US"/>
+              </w:rPr>
+              <w:t>1.143</w:t>
+            </w:r>
+          </w:p>
+        </w:tc>
+        <w:tc>
+          <w:tcPr>
+            <w:tcW w:w="1558" w:type="dxa"/>
+          </w:tcPr>
+          <w:p>
+            <w:pPr>
+              <w:jc w:val="center"/>
+              <w:rPr>
+                <w:rFonts w:ascii="Times New Roman" w:hAnsi="Times New Roman" w:cs="Times New Roman"/>
+                <w:sz w:val="28"/>
+                <w:szCs w:val="28"/>
+                <w:lang w:val="en-US"/>
+              </w:rPr>
+            </w:pPr>
+            <w:r>
+              <w:rPr>
+                <w:rFonts w:ascii="Times New Roman" w:hAnsi="Times New Roman" w:cs="Times New Roman"/>
+                <w:sz w:val="28"/>
+                <w:szCs w:val="28"/>
+                <w:lang w:val="en-US"/>
+              </w:rPr>
+              <w:t>1.14</w:t>
+            </w:r>
+            <w:r>
+              <w:rPr>
+                <w:rFonts w:ascii="Times New Roman" w:hAnsi="Times New Roman" w:cs="Times New Roman"/>
+                <w:sz w:val="28"/>
+                <w:szCs w:val="28"/>
+                <w:lang w:val="en-US"/>
+              </w:rPr>
+              <w:t>4</w:t>
+            </w:r>
+          </w:p>
+        </w:tc>
+        <w:tc>
+          <w:tcPr>
+            <w:tcW w:w="1558" w:type="dxa"/>
+          </w:tcPr>
+          <w:p>
+            <w:pPr>
+              <w:jc w:val="center"/>
+              <w:rPr>
+                <w:rFonts w:ascii="Times New Roman" w:hAnsi="Times New Roman" w:cs="Times New Roman"/>
+                <w:sz w:val="28"/>
+                <w:szCs w:val="28"/>
+                <w:lang w:val="en-US"/>
+              </w:rPr>
+            </w:pPr>
+            <w:r>
+              <w:rPr>
+                <w:rFonts w:ascii="Times New Roman" w:hAnsi="Times New Roman" w:cs="Times New Roman"/>
+                <w:sz w:val="28"/>
+                <w:szCs w:val="28"/>
+                <w:lang w:val="en-US"/>
+              </w:rPr>
+              <w:t>1.14</w:t>
+            </w:r>
+            <w:r>
+              <w:rPr>
+                <w:rFonts w:ascii="Times New Roman" w:hAnsi="Times New Roman" w:cs="Times New Roman"/>
+                <w:sz w:val="28"/>
+                <w:szCs w:val="28"/>
+                <w:lang w:val="en-US"/>
+              </w:rPr>
+              <w:t>4</w:t>
+            </w:r>
+          </w:p>
+        </w:tc>
+      </w:tr>
+      <w:tr>
+        <w:trPr>
+          <w:jc w:val="center"/>
+        </w:trPr>
+        <w:tc>
+          <w:tcPr>
+            <w:tcW w:w="1557" w:type="dxa"/>
+          </w:tcPr>
+          <w:p>
+            <w:pPr>
+              <w:jc w:val="center"/>
+              <w:rPr>
+                <w:rFonts w:ascii="Times New Roman" w:hAnsi="Times New Roman" w:cs="Times New Roman"/>
+                <w:sz w:val="28"/>
+                <w:szCs w:val="28"/>
+              </w:rPr>
+            </w:pPr>
+            <w:r>
+              <w:rPr>
+                <w:rFonts w:ascii="Times New Roman" w:hAnsi="Times New Roman" w:cs="Times New Roman"/>
+                <w:sz w:val="28"/>
+                <w:szCs w:val="28"/>
+              </w:rPr>
+              <w:t>2.5</w:t>
+            </w:r>
+          </w:p>
+        </w:tc>
+        <w:tc>
+          <w:tcPr>
+            <w:tcW w:w="1557" w:type="dxa"/>
+          </w:tcPr>
+          <w:p>
+            <w:pPr>
+              <w:jc w:val="center"/>
+              <w:rPr>
+                <w:rFonts w:ascii="Times New Roman" w:hAnsi="Times New Roman" w:cs="Times New Roman"/>
+                <w:sz w:val="28"/>
+                <w:szCs w:val="28"/>
+                <w:lang w:val="en-US"/>
+              </w:rPr>
+            </w:pPr>
+            <w:r>
+              <w:rPr>
+                <w:rFonts w:ascii="Times New Roman" w:hAnsi="Times New Roman" w:cs="Times New Roman"/>
+                <w:sz w:val="28"/>
+                <w:szCs w:val="28"/>
+                <w:lang w:val="en-US"/>
+              </w:rPr>
+              <w:t>2.85</w:t>
+            </w:r>
+            <w:r>
+              <w:rPr>
+                <w:rFonts w:ascii="Times New Roman" w:hAnsi="Times New Roman" w:cs="Times New Roman"/>
+                <w:sz w:val="28"/>
+                <w:szCs w:val="28"/>
+                <w:lang w:val="en-US"/>
+              </w:rPr>
+              <w:t>7</w:t>
+            </w:r>
+          </w:p>
+        </w:tc>
+        <w:tc>
+          <w:tcPr>
+            <w:tcW w:w="1557" w:type="dxa"/>
+          </w:tcPr>
+          <w:p>
+            <w:pPr>
+              <w:jc w:val="center"/>
+              <w:rPr>
+                <w:rFonts w:ascii="Times New Roman" w:hAnsi="Times New Roman" w:cs="Times New Roman"/>
+                <w:sz w:val="28"/>
+                <w:szCs w:val="28"/>
+                <w:lang w:val="en-US"/>
+              </w:rPr>
+            </w:pPr>
+            <w:r>
+              <w:rPr>
+                <w:rFonts w:ascii="Times New Roman" w:hAnsi="Times New Roman" w:cs="Times New Roman"/>
+                <w:sz w:val="28"/>
+                <w:szCs w:val="28"/>
+                <w:lang w:val="en-US"/>
+              </w:rPr>
+              <w:t>2.858</w:t>
+            </w:r>
+          </w:p>
+        </w:tc>
+        <w:tc>
+          <w:tcPr>
+            <w:tcW w:w="1558" w:type="dxa"/>
+          </w:tcPr>
+          <w:p>
+            <w:pPr>
+              <w:jc w:val="center"/>
+              <w:rPr>
+                <w:rFonts w:ascii="Times New Roman" w:hAnsi="Times New Roman" w:cs="Times New Roman"/>
+                <w:sz w:val="28"/>
+                <w:szCs w:val="28"/>
+                <w:lang w:val="en-US"/>
+              </w:rPr>
+            </w:pPr>
+            <w:r>
+              <w:rPr>
+                <w:rFonts w:ascii="Times New Roman" w:hAnsi="Times New Roman" w:cs="Times New Roman"/>
+                <w:sz w:val="28"/>
+                <w:szCs w:val="28"/>
+                <w:lang w:val="en-US"/>
+              </w:rPr>
+              <w:t>2.858</w:t>
+            </w:r>
+          </w:p>
+        </w:tc>
+        <w:tc>
+          <w:tcPr>
+            <w:tcW w:w="1558" w:type="dxa"/>
+          </w:tcPr>
+          <w:p>
+            <w:pPr>
+              <w:jc w:val="center"/>
+              <w:rPr>
+                <w:rFonts w:ascii="Times New Roman" w:hAnsi="Times New Roman" w:cs="Times New Roman"/>
+                <w:sz w:val="28"/>
+                <w:szCs w:val="28"/>
+                <w:lang w:val="en-US"/>
+              </w:rPr>
+            </w:pPr>
+            <w:r>
+              <w:rPr>
+                <w:rFonts w:ascii="Times New Roman" w:hAnsi="Times New Roman" w:cs="Times New Roman"/>
+                <w:sz w:val="28"/>
+                <w:szCs w:val="28"/>
+                <w:lang w:val="en-US"/>
+              </w:rPr>
+              <w:t>2.858</w:t>
+            </w:r>
+          </w:p>
+        </w:tc>
+        <w:tc>
+          <w:tcPr>
+            <w:tcW w:w="1558" w:type="dxa"/>
+          </w:tcPr>
+          <w:p>
+            <w:pPr>
+              <w:jc w:val="center"/>
+              <w:rPr>
+                <w:rFonts w:ascii="Times New Roman" w:hAnsi="Times New Roman" w:cs="Times New Roman"/>
+                <w:sz w:val="28"/>
+                <w:szCs w:val="28"/>
+                <w:lang w:val="en-US"/>
+              </w:rPr>
+            </w:pPr>
+            <w:r>
+              <w:rPr>
+                <w:rFonts w:ascii="Times New Roman" w:hAnsi="Times New Roman" w:cs="Times New Roman"/>
+                <w:sz w:val="28"/>
+                <w:szCs w:val="28"/>
+                <w:lang w:val="en-US"/>
+              </w:rPr>
+              <w:t>2.858</w:t>
+            </w:r>
+          </w:p>
+        </w:tc>
+      </w:tr>
+      <w:tr>
+        <w:trPr>
+          <w:jc w:val="center"/>
+        </w:trPr>
+        <w:tc>
+          <w:tcPr>
+            <w:tcW w:w="1557" w:type="dxa"/>
+          </w:tcPr>
+          <w:p>
+            <w:pPr>
+              <w:jc w:val="center"/>
+              <w:rPr>
+                <w:rFonts w:ascii="Times New Roman" w:hAnsi="Times New Roman" w:cs="Times New Roman"/>
+                <w:sz w:val="28"/>
+                <w:szCs w:val="28"/>
+              </w:rPr>
+            </w:pPr>
+            <w:r>
+              <w:rPr>
+                <w:rFonts w:ascii="Times New Roman" w:hAnsi="Times New Roman" w:cs="Times New Roman"/>
+                <w:sz w:val="28"/>
+                <w:szCs w:val="28"/>
+              </w:rPr>
+              <w:t>5</w:t>
+            </w:r>
+          </w:p>
+        </w:tc>
+        <w:tc>
+          <w:tcPr>
+            <w:tcW w:w="1557" w:type="dxa"/>
+          </w:tcPr>
+          <w:p>
+            <w:pPr>
+              <w:jc w:val="center"/>
+              <w:rPr>
+                <w:rFonts w:ascii="Times New Roman" w:hAnsi="Times New Roman" w:cs="Times New Roman"/>
+                <w:sz w:val="28"/>
+                <w:szCs w:val="28"/>
+                <w:lang w:val="en-US"/>
+              </w:rPr>
+            </w:pPr>
+            <w:r>
+              <w:rPr>
+                <w:rFonts w:ascii="Times New Roman" w:hAnsi="Times New Roman" w:cs="Times New Roman"/>
+                <w:sz w:val="28"/>
+                <w:szCs w:val="28"/>
+                <w:lang w:val="en-US"/>
+              </w:rPr>
+              <w:t>5.715</w:t>
+            </w:r>
+          </w:p>
+        </w:tc>
+        <w:tc>
+          <w:tcPr>
+            <w:tcW w:w="1557" w:type="dxa"/>
+          </w:tcPr>
+          <w:p>
+            <w:pPr>
+              <w:jc w:val="center"/>
+              <w:rPr>
+                <w:rFonts w:ascii="Times New Roman" w:hAnsi="Times New Roman" w:cs="Times New Roman"/>
+                <w:sz w:val="28"/>
+                <w:szCs w:val="28"/>
+                <w:lang w:val="en-US"/>
+              </w:rPr>
+            </w:pPr>
+            <w:r>
+              <w:rPr>
+                <w:rFonts w:ascii="Times New Roman" w:hAnsi="Times New Roman" w:cs="Times New Roman"/>
+                <w:sz w:val="28"/>
+                <w:szCs w:val="28"/>
+                <w:lang w:val="en-US"/>
+              </w:rPr>
+              <w:t>5.715</w:t>
+            </w:r>
+          </w:p>
+        </w:tc>
+        <w:tc>
+          <w:tcPr>
+            <w:tcW w:w="1558" w:type="dxa"/>
+          </w:tcPr>
+          <w:p>
+            <w:pPr>
+              <w:jc w:val="center"/>
+              <w:rPr>
+                <w:rFonts w:ascii="Times New Roman" w:hAnsi="Times New Roman" w:cs="Times New Roman"/>
+                <w:sz w:val="28"/>
+                <w:szCs w:val="28"/>
+                <w:lang w:val="en-US"/>
+              </w:rPr>
+            </w:pPr>
+            <w:r>
+              <w:rPr>
+                <w:rFonts w:ascii="Times New Roman" w:hAnsi="Times New Roman" w:cs="Times New Roman"/>
+                <w:sz w:val="28"/>
+                <w:szCs w:val="28"/>
+                <w:lang w:val="en-US"/>
+              </w:rPr>
+              <w:t>5.715</w:t>
+            </w:r>
+          </w:p>
+        </w:tc>
+        <w:tc>
+          <w:tcPr>
+            <w:tcW w:w="1558" w:type="dxa"/>
+          </w:tcPr>
+          <w:p>
+            <w:pPr>
+              <w:jc w:val="center"/>
+              <w:rPr>
+                <w:rFonts w:ascii="Times New Roman" w:hAnsi="Times New Roman" w:cs="Times New Roman"/>
+                <w:sz w:val="28"/>
+                <w:szCs w:val="28"/>
+                <w:lang w:val="en-US"/>
+              </w:rPr>
+            </w:pPr>
+            <w:r>
+              <w:rPr>
+                <w:rFonts w:ascii="Times New Roman" w:hAnsi="Times New Roman" w:cs="Times New Roman"/>
+                <w:sz w:val="28"/>
+                <w:szCs w:val="28"/>
+                <w:lang w:val="en-US"/>
+              </w:rPr>
+              <w:t>5.71</w:t>
+            </w:r>
+            <w:r>
+              <w:rPr>
+                <w:rFonts w:ascii="Times New Roman" w:hAnsi="Times New Roman" w:cs="Times New Roman"/>
+                <w:sz w:val="28"/>
+                <w:szCs w:val="28"/>
+                <w:lang w:val="en-US"/>
+              </w:rPr>
+              <w:t>6</w:t>
+            </w:r>
+          </w:p>
+        </w:tc>
+        <w:tc>
+          <w:tcPr>
+            <w:tcW w:w="1558" w:type="dxa"/>
+          </w:tcPr>
+          <w:p>
+            <w:pPr>
+              <w:jc w:val="center"/>
+              <w:rPr>
+                <w:rFonts w:ascii="Times New Roman" w:hAnsi="Times New Roman" w:cs="Times New Roman"/>
+                <w:sz w:val="28"/>
+                <w:szCs w:val="28"/>
+                <w:lang w:val="en-US"/>
+              </w:rPr>
+            </w:pPr>
+            <w:r>
+              <w:rPr>
+                <w:rFonts w:ascii="Times New Roman" w:hAnsi="Times New Roman" w:cs="Times New Roman"/>
+                <w:sz w:val="28"/>
+                <w:szCs w:val="28"/>
+                <w:lang w:val="en-US"/>
+              </w:rPr>
+              <w:t>5.71</w:t>
+            </w:r>
+            <w:r>
+              <w:rPr>
+                <w:rFonts w:ascii="Times New Roman" w:hAnsi="Times New Roman" w:cs="Times New Roman"/>
+                <w:sz w:val="28"/>
+                <w:szCs w:val="28"/>
+                <w:lang w:val="en-US"/>
+              </w:rPr>
+              <w:t>6</w:t>
+            </w:r>
+          </w:p>
+        </w:tc>
+      </w:tr>
+      <w:tr>
+        <w:trPr>
+          <w:jc w:val="center"/>
+        </w:trPr>
+        <w:tc>
+          <w:tcPr>
+            <w:tcW w:w="1557" w:type="dxa"/>
+          </w:tcPr>
+          <w:p>
+            <w:pPr>
+              <w:jc w:val="center"/>
+              <w:rPr>
+                <w:rFonts w:ascii="Times New Roman" w:hAnsi="Times New Roman" w:cs="Times New Roman"/>
+                <w:sz w:val="28"/>
+                <w:szCs w:val="28"/>
+              </w:rPr>
+            </w:pPr>
+            <w:r>
+              <w:rPr>
+                <w:rFonts w:ascii="Times New Roman" w:hAnsi="Times New Roman" w:cs="Times New Roman"/>
+                <w:sz w:val="28"/>
+                <w:szCs w:val="28"/>
+              </w:rPr>
+              <w:t>10</w:t>
+            </w:r>
+          </w:p>
+        </w:tc>
+        <w:tc>
+          <w:tcPr>
+            <w:tcW w:w="1557" w:type="dxa"/>
+          </w:tcPr>
+          <w:p>
+            <w:pPr>
+              <w:jc w:val="center"/>
+              <w:rPr>
+                <w:rFonts w:ascii="Times New Roman" w:hAnsi="Times New Roman" w:cs="Times New Roman"/>
+                <w:sz w:val="28"/>
+                <w:szCs w:val="28"/>
+                <w:lang w:val="en-US"/>
+              </w:rPr>
+            </w:pPr>
+            <w:r>
+              <w:rPr>
+                <w:rFonts w:ascii="Times New Roman" w:hAnsi="Times New Roman" w:cs="Times New Roman"/>
+                <w:sz w:val="28"/>
+                <w:szCs w:val="28"/>
+                <w:lang w:val="en-US"/>
+              </w:rPr>
+              <w:t>11.43</w:t>
+            </w:r>
+          </w:p>
+        </w:tc>
+        <w:tc>
+          <w:tcPr>
+            <w:tcW w:w="1557" w:type="dxa"/>
+          </w:tcPr>
+          <w:p>
+            <w:pPr>
+              <w:jc w:val="center"/>
+              <w:rPr>
+                <w:rFonts w:ascii="Times New Roman" w:hAnsi="Times New Roman" w:cs="Times New Roman"/>
+                <w:sz w:val="28"/>
+                <w:szCs w:val="28"/>
+                <w:lang w:val="en-US"/>
+              </w:rPr>
+            </w:pPr>
+            <w:r>
+              <w:rPr>
+                <w:rFonts w:ascii="Times New Roman" w:hAnsi="Times New Roman" w:cs="Times New Roman"/>
+                <w:sz w:val="28"/>
+                <w:szCs w:val="28"/>
+                <w:lang w:val="en-US"/>
+              </w:rPr>
+              <w:t>11.43</w:t>
+            </w:r>
+          </w:p>
+        </w:tc>
+        <w:tc>
+          <w:tcPr>
+            <w:tcW w:w="1558" w:type="dxa"/>
+          </w:tcPr>
+          <w:p>
+            <w:pPr>
+              <w:jc w:val="center"/>
+              <w:rPr>
+                <w:rFonts w:ascii="Times New Roman" w:hAnsi="Times New Roman" w:cs="Times New Roman"/>
+                <w:sz w:val="28"/>
+                <w:szCs w:val="28"/>
+                <w:lang w:val="en-US"/>
+              </w:rPr>
+            </w:pPr>
+            <w:r>
+              <w:rPr>
+                <w:rFonts w:ascii="Times New Roman" w:hAnsi="Times New Roman" w:cs="Times New Roman"/>
+                <w:sz w:val="28"/>
+                <w:szCs w:val="28"/>
+                <w:lang w:val="en-US"/>
+              </w:rPr>
+              <w:t>11.43</w:t>
+            </w:r>
+          </w:p>
+        </w:tc>
+        <w:tc>
+          <w:tcPr>
+            <w:tcW w:w="1558" w:type="dxa"/>
+          </w:tcPr>
+          <w:p>
+            <w:pPr>
+              <w:jc w:val="center"/>
+              <w:rPr>
+                <w:rFonts w:ascii="Times New Roman" w:hAnsi="Times New Roman" w:cs="Times New Roman"/>
+                <w:sz w:val="28"/>
+                <w:szCs w:val="28"/>
+                <w:lang w:val="en-US"/>
+              </w:rPr>
+            </w:pPr>
+            <w:r>
+              <w:rPr>
+                <w:rFonts w:ascii="Times New Roman" w:hAnsi="Times New Roman" w:cs="Times New Roman"/>
+                <w:sz w:val="28"/>
+                <w:szCs w:val="28"/>
+                <w:lang w:val="en-US"/>
+              </w:rPr>
+              <w:t>11.43</w:t>
+            </w:r>
+          </w:p>
+        </w:tc>
+        <w:tc>
+          <w:tcPr>
+            <w:tcW w:w="1558" w:type="dxa"/>
+          </w:tcPr>
+          <w:p>
+            <w:pPr>
+              <w:jc w:val="center"/>
+              <w:rPr>
+                <w:rFonts w:ascii="Times New Roman" w:hAnsi="Times New Roman" w:cs="Times New Roman"/>
+                <w:sz w:val="28"/>
+                <w:szCs w:val="28"/>
+                <w:lang w:val="en-US"/>
+              </w:rPr>
+            </w:pPr>
+            <w:r>
+              <w:rPr>
+                <w:rFonts w:ascii="Times New Roman" w:hAnsi="Times New Roman" w:cs="Times New Roman"/>
+                <w:sz w:val="28"/>
+                <w:szCs w:val="28"/>
+                <w:lang w:val="en-US"/>
+              </w:rPr>
+              <w:t>11.43</w:t>
+            </w:r>
+          </w:p>
+        </w:tc>
+      </w:tr>
+      <w:tr>
+        <w:trPr>
+          <w:jc w:val="center"/>
+        </w:trPr>
+        <w:tc>
+          <w:tcPr>
+            <w:tcW w:w="9345" w:type="dxa"/>
+            <w:gridSpan w:val="6"/>
+          </w:tcPr>
+          <w:p>
+            <w:pPr>
+              <w:jc w:val="center"/>
+              <w:rPr>
+                <w:rFonts w:ascii="Times New Roman" w:hAnsi="Times New Roman" w:cs="Times New Roman"/>
+                <w:sz w:val="28"/>
+                <w:szCs w:val="28"/>
+              </w:rPr>
+            </w:pPr>
+            <w:r>
+              <w:rPr>
+                <w:rFonts w:ascii="Times New Roman" w:hAnsi="Times New Roman" w:cs="Times New Roman"/>
+                <w:sz w:val="28"/>
+                <w:szCs w:val="28"/>
+              </w:rPr>
+              <w:t xml:space="preserve">Значения выходного напряжения ОУ для </w:t>
+            </w:r>
+            <w:r>
+              <w:rPr>
+                <w:rFonts w:ascii="Times New Roman" w:hAnsi="Times New Roman" w:cs="Times New Roman"/>
+                <w:sz w:val="28"/>
+                <w:szCs w:val="28"/>
+              </w:rPr>
+              <w:t>САУ с каналом по отклонению</w:t>
+            </w:r>
+          </w:p>
+        </w:tc>
+      </w:tr>
+      <w:tr>
+        <w:trPr>
+          <w:jc w:val="center"/>
+        </w:trPr>
+        <w:tc>
+          <w:tcPr>
+            <w:tcW w:w="1557" w:type="dxa"/>
+          </w:tcPr>
+          <w:p>
+            <w:pPr>
+              <w:jc w:val="center"/>
+              <w:rPr>
+                <w:rFonts w:ascii="Times New Roman" w:hAnsi="Times New Roman" w:cs="Times New Roman"/>
+                <w:sz w:val="28"/>
+                <w:szCs w:val="28"/>
+              </w:rPr>
+            </w:pPr>
+            <w:r>
+              <w:rPr>
+                <w:rFonts w:ascii="Times New Roman" w:hAnsi="Times New Roman" w:cs="Times New Roman"/>
+                <w:sz w:val="28"/>
+                <w:szCs w:val="28"/>
+              </w:rPr>
+              <w:t>Сигнал на входе САУ</w:t>
+            </w:r>
+          </w:p>
+        </w:tc>
+        <w:tc>
+          <w:tcPr>
+            <w:tcW w:w="1557" w:type="dxa"/>
+          </w:tcPr>
+          <w:p>
+            <w:pPr>
+              <w:jc w:val="center"/>
+              <w:rPr>
+                <w:rFonts w:ascii="Times New Roman" w:hAnsi="Times New Roman" w:cs="Times New Roman"/>
+                <w:sz w:val="28"/>
+                <w:szCs w:val="28"/>
+              </w:rPr>
+            </w:pPr>
+            <w:r>
+              <w:rPr>
+                <w:rFonts w:ascii="Times New Roman" w:hAnsi="Times New Roman" w:cs="Times New Roman"/>
+                <w:sz w:val="28"/>
+                <w:szCs w:val="28"/>
+                <w:lang w:val="en-US"/>
+              </w:rPr>
+              <w:t>I</w:t>
+            </w:r>
+            <w:r>
+              <w:rPr>
+                <w:rFonts w:ascii="Times New Roman" w:hAnsi="Times New Roman" w:cs="Times New Roman"/>
+                <w:sz w:val="28"/>
+                <w:szCs w:val="28"/>
+                <w:vertAlign w:val="subscript"/>
+                <w:lang w:val="en-US"/>
+              </w:rPr>
+              <w:t>H</w:t>
+            </w:r>
+            <w:r>
+              <w:rPr>
+                <w:rFonts w:ascii="Times New Roman" w:hAnsi="Times New Roman" w:cs="Times New Roman"/>
+                <w:sz w:val="28"/>
+                <w:szCs w:val="28"/>
+                <w:lang w:val="en-US"/>
+              </w:rPr>
+              <w:t>=0</w:t>
+            </w:r>
+          </w:p>
+        </w:tc>
+        <w:tc>
+          <w:tcPr>
+            <w:tcW w:w="1557" w:type="dxa"/>
+          </w:tcPr>
+          <w:p>
+            <w:pPr>
+              <w:jc w:val="center"/>
+              <w:rPr>
+                <w:rFonts w:ascii="Times New Roman" w:hAnsi="Times New Roman" w:cs="Times New Roman"/>
+                <w:sz w:val="28"/>
+                <w:szCs w:val="28"/>
+              </w:rPr>
+            </w:pPr>
+            <w:r>
+              <w:rPr>
+                <w:rFonts w:ascii="Times New Roman" w:hAnsi="Times New Roman" w:cs="Times New Roman"/>
+                <w:sz w:val="28"/>
+                <w:szCs w:val="28"/>
+                <w:lang w:val="en-US"/>
+              </w:rPr>
+              <w:t>I</w:t>
+            </w:r>
+            <w:r>
+              <w:rPr>
+                <w:rFonts w:ascii="Times New Roman" w:hAnsi="Times New Roman" w:cs="Times New Roman"/>
+                <w:sz w:val="28"/>
+                <w:szCs w:val="28"/>
+                <w:vertAlign w:val="subscript"/>
+                <w:lang w:val="en-US"/>
+              </w:rPr>
+              <w:t>H</w:t>
+            </w:r>
+            <w:r>
+              <w:rPr>
+                <w:rFonts w:ascii="Times New Roman" w:hAnsi="Times New Roman" w:cs="Times New Roman"/>
+                <w:sz w:val="28"/>
+                <w:szCs w:val="28"/>
+                <w:lang w:val="en-US"/>
+              </w:rPr>
+              <w:t>=0.5</w:t>
+            </w:r>
+          </w:p>
+        </w:tc>
+        <w:tc>
+          <w:tcPr>
+            <w:tcW w:w="1558" w:type="dxa"/>
+          </w:tcPr>
+          <w:p>
+            <w:pPr>
+              <w:jc w:val="center"/>
+              <w:rPr>
+                <w:rFonts w:ascii="Times New Roman" w:hAnsi="Times New Roman" w:cs="Times New Roman"/>
+                <w:sz w:val="28"/>
+                <w:szCs w:val="28"/>
+              </w:rPr>
+            </w:pPr>
+            <w:r>
+              <w:rPr>
+                <w:rFonts w:ascii="Times New Roman" w:hAnsi="Times New Roman" w:cs="Times New Roman"/>
+                <w:sz w:val="28"/>
+                <w:szCs w:val="28"/>
+                <w:lang w:val="en-US"/>
+              </w:rPr>
+              <w:t>I</w:t>
+            </w:r>
+            <w:r>
+              <w:rPr>
+                <w:rFonts w:ascii="Times New Roman" w:hAnsi="Times New Roman" w:cs="Times New Roman"/>
+                <w:sz w:val="28"/>
+                <w:szCs w:val="28"/>
+                <w:vertAlign w:val="subscript"/>
+                <w:lang w:val="en-US"/>
+              </w:rPr>
+              <w:t>H</w:t>
+            </w:r>
+            <w:r>
+              <w:rPr>
+                <w:rFonts w:ascii="Times New Roman" w:hAnsi="Times New Roman" w:cs="Times New Roman"/>
+                <w:sz w:val="28"/>
+                <w:szCs w:val="28"/>
+                <w:lang w:val="en-US"/>
+              </w:rPr>
+              <w:t>=1</w:t>
+            </w:r>
+          </w:p>
+        </w:tc>
+        <w:tc>
+          <w:tcPr>
+            <w:tcW w:w="1558" w:type="dxa"/>
+          </w:tcPr>
+          <w:p>
+            <w:pPr>
+              <w:jc w:val="center"/>
+              <w:rPr>
+                <w:rFonts w:ascii="Times New Roman" w:hAnsi="Times New Roman" w:cs="Times New Roman"/>
+                <w:sz w:val="28"/>
+                <w:szCs w:val="28"/>
+              </w:rPr>
+            </w:pPr>
+            <w:r>
+              <w:rPr>
+                <w:rFonts w:ascii="Times New Roman" w:hAnsi="Times New Roman" w:cs="Times New Roman"/>
+                <w:sz w:val="28"/>
+                <w:szCs w:val="28"/>
+                <w:lang w:val="en-US"/>
+              </w:rPr>
+              <w:t>I</w:t>
+            </w:r>
+            <w:r>
+              <w:rPr>
+                <w:rFonts w:ascii="Times New Roman" w:hAnsi="Times New Roman" w:cs="Times New Roman"/>
+                <w:sz w:val="28"/>
+                <w:szCs w:val="28"/>
+                <w:vertAlign w:val="subscript"/>
+                <w:lang w:val="en-US"/>
+              </w:rPr>
+              <w:t>H</w:t>
+            </w:r>
+            <w:r>
+              <w:rPr>
+                <w:rFonts w:ascii="Times New Roman" w:hAnsi="Times New Roman" w:cs="Times New Roman"/>
+                <w:sz w:val="28"/>
+                <w:szCs w:val="28"/>
+                <w:lang w:val="en-US"/>
+              </w:rPr>
+              <w:t>=1.5</w:t>
+            </w:r>
+          </w:p>
+        </w:tc>
+        <w:tc>
+          <w:tcPr>
+            <w:tcW w:w="1558" w:type="dxa"/>
+          </w:tcPr>
+          <w:p>
+            <w:pPr>
+              <w:jc w:val="center"/>
+              <w:rPr>
+                <w:rFonts w:ascii="Times New Roman" w:hAnsi="Times New Roman" w:cs="Times New Roman"/>
+                <w:sz w:val="28"/>
+                <w:szCs w:val="28"/>
+              </w:rPr>
+            </w:pPr>
+            <w:r>
+              <w:rPr>
+                <w:rFonts w:ascii="Times New Roman" w:hAnsi="Times New Roman" w:cs="Times New Roman"/>
+                <w:sz w:val="28"/>
+                <w:szCs w:val="28"/>
+                <w:lang w:val="en-US"/>
+              </w:rPr>
+              <w:t>I</w:t>
+            </w:r>
+            <w:r>
+              <w:rPr>
+                <w:rFonts w:ascii="Times New Roman" w:hAnsi="Times New Roman" w:cs="Times New Roman"/>
+                <w:sz w:val="28"/>
+                <w:szCs w:val="28"/>
+                <w:vertAlign w:val="subscript"/>
+                <w:lang w:val="en-US"/>
+              </w:rPr>
+              <w:t>H</w:t>
+            </w:r>
+            <w:r>
+              <w:rPr>
+                <w:rFonts w:ascii="Times New Roman" w:hAnsi="Times New Roman" w:cs="Times New Roman"/>
+                <w:sz w:val="28"/>
+                <w:szCs w:val="28"/>
+                <w:lang w:val="en-US"/>
+              </w:rPr>
+              <w:t>=2</w:t>
+            </w:r>
+          </w:p>
+        </w:tc>
+      </w:tr>
+      <w:tr>
+        <w:trPr>
+          <w:jc w:val="center"/>
+        </w:trPr>
+        <w:tc>
+          <w:tcPr>
+            <w:tcW w:w="1557" w:type="dxa"/>
+          </w:tcPr>
+          <w:p>
+            <w:pPr>
+              <w:jc w:val="center"/>
+              <w:rPr>
+                <w:rFonts w:ascii="Times New Roman" w:hAnsi="Times New Roman" w:cs="Times New Roman"/>
+                <w:sz w:val="28"/>
+                <w:szCs w:val="28"/>
+              </w:rPr>
+            </w:pPr>
+            <w:r>
+              <w:rPr>
+                <w:rFonts w:ascii="Times New Roman" w:hAnsi="Times New Roman" w:cs="Times New Roman"/>
+                <w:sz w:val="28"/>
+                <w:szCs w:val="28"/>
+              </w:rPr>
+              <w:t>1</w:t>
+            </w:r>
+          </w:p>
+        </w:tc>
+        <w:tc>
+          <w:tcPr>
+            <w:tcW w:w="1557" w:type="dxa"/>
+          </w:tcPr>
+          <w:p>
+            <w:pPr>
+              <w:jc w:val="center"/>
+              <w:rPr>
+                <w:rFonts w:ascii="Times New Roman" w:hAnsi="Times New Roman" w:cs="Times New Roman"/>
+                <w:sz w:val="28"/>
+                <w:szCs w:val="28"/>
+                <w:lang w:val="en-US"/>
+              </w:rPr>
+            </w:pPr>
+          </w:p>
+        </w:tc>
+        <w:tc>
+          <w:tcPr>
+            <w:tcW w:w="1557" w:type="dxa"/>
+          </w:tcPr>
+          <w:p>
+            <w:pPr>
+              <w:jc w:val="center"/>
+              <w:rPr>
+                <w:rFonts w:ascii="Times New Roman" w:hAnsi="Times New Roman" w:cs="Times New Roman"/>
+                <w:sz w:val="28"/>
+                <w:szCs w:val="28"/>
+              </w:rPr>
+            </w:pPr>
+          </w:p>
+        </w:tc>
+        <w:tc>
+          <w:tcPr>
+            <w:tcW w:w="1558" w:type="dxa"/>
+          </w:tcPr>
+          <w:p>
+            <w:pPr>
+              <w:jc w:val="center"/>
+              <w:rPr>
+                <w:rFonts w:ascii="Times New Roman" w:hAnsi="Times New Roman" w:cs="Times New Roman"/>
+                <w:sz w:val="28"/>
+                <w:szCs w:val="28"/>
+                <w:lang w:val="en-US"/>
+              </w:rPr>
+            </w:pPr>
+          </w:p>
+        </w:tc>
+        <w:tc>
+          <w:tcPr>
+            <w:tcW w:w="1558" w:type="dxa"/>
+          </w:tcPr>
+          <w:p>
+            <w:pPr>
+              <w:jc w:val="center"/>
+              <w:rPr>
+                <w:rFonts w:ascii="Times New Roman" w:hAnsi="Times New Roman" w:cs="Times New Roman"/>
+                <w:sz w:val="28"/>
+                <w:szCs w:val="28"/>
+                <w:lang w:val="en-US"/>
+              </w:rPr>
+            </w:pPr>
+          </w:p>
+        </w:tc>
+        <w:tc>
+          <w:tcPr>
+            <w:tcW w:w="1558" w:type="dxa"/>
+          </w:tcPr>
+          <w:p>
+            <w:pPr>
+              <w:jc w:val="center"/>
+              <w:rPr>
+                <w:rFonts w:ascii="Times New Roman" w:hAnsi="Times New Roman" w:cs="Times New Roman"/>
+                <w:sz w:val="28"/>
+                <w:szCs w:val="28"/>
+                <w:lang w:val="en-US"/>
+              </w:rPr>
+            </w:pPr>
+          </w:p>
+        </w:tc>
+      </w:tr>
+      <w:tr>
+        <w:trPr>
+          <w:jc w:val="center"/>
+        </w:trPr>
+        <w:tc>
+          <w:tcPr>
+            <w:tcW w:w="1557" w:type="dxa"/>
+          </w:tcPr>
+          <w:p>
+            <w:pPr>
+              <w:jc w:val="center"/>
+              <w:rPr>
+                <w:rFonts w:ascii="Times New Roman" w:hAnsi="Times New Roman" w:cs="Times New Roman"/>
+                <w:sz w:val="28"/>
+                <w:szCs w:val="28"/>
+              </w:rPr>
+            </w:pPr>
+            <w:r>
+              <w:rPr>
+                <w:rFonts w:ascii="Times New Roman" w:hAnsi="Times New Roman" w:cs="Times New Roman"/>
+                <w:sz w:val="28"/>
+                <w:szCs w:val="28"/>
+              </w:rPr>
+              <w:t>2.5</w:t>
+            </w:r>
+          </w:p>
+        </w:tc>
+        <w:tc>
+          <w:tcPr>
+            <w:tcW w:w="1557" w:type="dxa"/>
+          </w:tcPr>
+          <w:p>
+            <w:pPr>
+              <w:jc w:val="center"/>
+              <w:rPr>
+                <w:rFonts w:ascii="Times New Roman" w:hAnsi="Times New Roman" w:cs="Times New Roman"/>
+                <w:sz w:val="28"/>
+                <w:szCs w:val="28"/>
+                <w:lang w:val="en-US"/>
+              </w:rPr>
+            </w:pPr>
+          </w:p>
+        </w:tc>
+        <w:tc>
+          <w:tcPr>
+            <w:tcW w:w="1557" w:type="dxa"/>
+          </w:tcPr>
+          <w:p>
+            <w:pPr>
+              <w:jc w:val="center"/>
+              <w:rPr>
+                <w:rFonts w:ascii="Times New Roman" w:hAnsi="Times New Roman" w:cs="Times New Roman"/>
+                <w:sz w:val="28"/>
+                <w:szCs w:val="28"/>
+                <w:lang w:val="en-US"/>
+              </w:rPr>
+            </w:pPr>
+          </w:p>
+        </w:tc>
+        <w:tc>
+          <w:tcPr>
+            <w:tcW w:w="1558" w:type="dxa"/>
+          </w:tcPr>
+          <w:p>
+            <w:pPr>
+              <w:jc w:val="center"/>
+              <w:rPr>
+                <w:rFonts w:ascii="Times New Roman" w:hAnsi="Times New Roman" w:cs="Times New Roman"/>
+                <w:sz w:val="28"/>
+                <w:szCs w:val="28"/>
+                <w:lang w:val="en-US"/>
+              </w:rPr>
+            </w:pPr>
+          </w:p>
+        </w:tc>
+        <w:tc>
+          <w:tcPr>
+            <w:tcW w:w="1558" w:type="dxa"/>
+          </w:tcPr>
+          <w:p>
+            <w:pPr>
+              <w:jc w:val="center"/>
+              <w:rPr>
+                <w:rFonts w:ascii="Times New Roman" w:hAnsi="Times New Roman" w:cs="Times New Roman"/>
+                <w:sz w:val="28"/>
+                <w:szCs w:val="28"/>
+                <w:lang w:val="en-US"/>
+              </w:rPr>
+            </w:pPr>
+          </w:p>
+        </w:tc>
+        <w:tc>
+          <w:tcPr>
+            <w:tcW w:w="1558" w:type="dxa"/>
+          </w:tcPr>
+          <w:p>
+            <w:pPr>
+              <w:jc w:val="center"/>
+              <w:rPr>
+                <w:rFonts w:ascii="Times New Roman" w:hAnsi="Times New Roman" w:cs="Times New Roman"/>
+                <w:sz w:val="28"/>
+                <w:szCs w:val="28"/>
+                <w:lang w:val="en-US"/>
+              </w:rPr>
+            </w:pPr>
+          </w:p>
+        </w:tc>
+      </w:tr>
+      <w:tr>
+        <w:trPr>
+          <w:jc w:val="center"/>
+        </w:trPr>
+        <w:tc>
+          <w:tcPr>
+            <w:tcW w:w="1557" w:type="dxa"/>
+          </w:tcPr>
+          <w:p>
+            <w:pPr>
+              <w:jc w:val="center"/>
+              <w:rPr>
+                <w:rFonts w:ascii="Times New Roman" w:hAnsi="Times New Roman" w:cs="Times New Roman"/>
+                <w:sz w:val="28"/>
+                <w:szCs w:val="28"/>
+              </w:rPr>
+            </w:pPr>
+            <w:r>
+              <w:rPr>
+                <w:rFonts w:ascii="Times New Roman" w:hAnsi="Times New Roman" w:cs="Times New Roman"/>
+                <w:sz w:val="28"/>
+                <w:szCs w:val="28"/>
+              </w:rPr>
+              <w:t>5</w:t>
+            </w:r>
+          </w:p>
+        </w:tc>
+        <w:tc>
+          <w:tcPr>
+            <w:tcW w:w="1557" w:type="dxa"/>
+          </w:tcPr>
+          <w:p>
+            <w:pPr>
+              <w:jc w:val="center"/>
+              <w:rPr>
+                <w:rFonts w:ascii="Times New Roman" w:hAnsi="Times New Roman" w:cs="Times New Roman"/>
+                <w:sz w:val="28"/>
+                <w:szCs w:val="28"/>
+                <w:lang w:val="en-US"/>
+              </w:rPr>
+            </w:pPr>
+          </w:p>
+        </w:tc>
+        <w:tc>
+          <w:tcPr>
+            <w:tcW w:w="1557" w:type="dxa"/>
+          </w:tcPr>
+          <w:p>
+            <w:pPr>
+              <w:jc w:val="center"/>
+              <w:rPr>
+                <w:rFonts w:ascii="Times New Roman" w:hAnsi="Times New Roman" w:cs="Times New Roman"/>
+                <w:sz w:val="28"/>
+                <w:szCs w:val="28"/>
+                <w:lang w:val="en-US"/>
+              </w:rPr>
+            </w:pPr>
+          </w:p>
+        </w:tc>
+        <w:tc>
+          <w:tcPr>
+            <w:tcW w:w="1558" w:type="dxa"/>
+          </w:tcPr>
+          <w:p>
+            <w:pPr>
+              <w:jc w:val="center"/>
+              <w:rPr>
+                <w:rFonts w:ascii="Times New Roman" w:hAnsi="Times New Roman" w:cs="Times New Roman"/>
+                <w:sz w:val="28"/>
+                <w:szCs w:val="28"/>
+                <w:lang w:val="en-US"/>
+              </w:rPr>
+            </w:pPr>
+          </w:p>
+        </w:tc>
+        <w:tc>
+          <w:tcPr>
+            <w:tcW w:w="1558" w:type="dxa"/>
+          </w:tcPr>
+          <w:p>
+            <w:pPr>
+              <w:jc w:val="center"/>
+              <w:rPr>
+                <w:rFonts w:ascii="Times New Roman" w:hAnsi="Times New Roman" w:cs="Times New Roman"/>
+                <w:sz w:val="28"/>
+                <w:szCs w:val="28"/>
+                <w:lang w:val="en-US"/>
+              </w:rPr>
+            </w:pPr>
+          </w:p>
+        </w:tc>
+        <w:tc>
+          <w:tcPr>
+            <w:tcW w:w="1558" w:type="dxa"/>
+          </w:tcPr>
+          <w:p>
+            <w:pPr>
+              <w:jc w:val="center"/>
+              <w:rPr>
+                <w:rFonts w:ascii="Times New Roman" w:hAnsi="Times New Roman" w:cs="Times New Roman"/>
+                <w:sz w:val="28"/>
+                <w:szCs w:val="28"/>
+                <w:lang w:val="en-US"/>
+              </w:rPr>
+            </w:pPr>
+          </w:p>
+        </w:tc>
+      </w:tr>
+      <w:tr>
+        <w:trPr>
+          <w:jc w:val="center"/>
+        </w:trPr>
+        <w:tc>
+          <w:tcPr>
+            <w:tcW w:w="1557" w:type="dxa"/>
+          </w:tcPr>
+          <w:p>
+            <w:pPr>
+              <w:jc w:val="center"/>
+              <w:rPr>
+                <w:rFonts w:ascii="Times New Roman" w:hAnsi="Times New Roman" w:cs="Times New Roman"/>
+                <w:sz w:val="28"/>
+                <w:szCs w:val="28"/>
+              </w:rPr>
+            </w:pPr>
+            <w:r>
+              <w:rPr>
+                <w:rFonts w:ascii="Times New Roman" w:hAnsi="Times New Roman" w:cs="Times New Roman"/>
+                <w:sz w:val="28"/>
+                <w:szCs w:val="28"/>
+              </w:rPr>
+              <w:t>10</w:t>
+            </w:r>
+          </w:p>
+        </w:tc>
+        <w:tc>
+          <w:tcPr>
+            <w:tcW w:w="1557" w:type="dxa"/>
+          </w:tcPr>
+          <w:p>
+            <w:pPr>
+              <w:jc w:val="center"/>
+              <w:rPr>
+                <w:rFonts w:ascii="Times New Roman" w:hAnsi="Times New Roman" w:cs="Times New Roman"/>
+                <w:sz w:val="28"/>
+                <w:szCs w:val="28"/>
+                <w:lang w:val="en-US"/>
+              </w:rPr>
+            </w:pPr>
+          </w:p>
+        </w:tc>
+        <w:tc>
+          <w:tcPr>
+            <w:tcW w:w="1557" w:type="dxa"/>
+          </w:tcPr>
+          <w:p>
+            <w:pPr>
+              <w:jc w:val="center"/>
+              <w:rPr>
+                <w:rFonts w:ascii="Times New Roman" w:hAnsi="Times New Roman" w:cs="Times New Roman"/>
+                <w:sz w:val="28"/>
+                <w:szCs w:val="28"/>
+                <w:lang w:val="en-US"/>
+              </w:rPr>
+            </w:pPr>
+          </w:p>
+        </w:tc>
+        <w:tc>
+          <w:tcPr>
+            <w:tcW w:w="1558" w:type="dxa"/>
+          </w:tcPr>
+          <w:p>
+            <w:pPr>
+              <w:jc w:val="center"/>
+              <w:rPr>
+                <w:rFonts w:ascii="Times New Roman" w:hAnsi="Times New Roman" w:cs="Times New Roman"/>
+                <w:sz w:val="28"/>
+                <w:szCs w:val="28"/>
+                <w:lang w:val="en-US"/>
+              </w:rPr>
+            </w:pPr>
+          </w:p>
+        </w:tc>
+        <w:tc>
+          <w:tcPr>
+            <w:tcW w:w="1558" w:type="dxa"/>
+          </w:tcPr>
+          <w:p>
+            <w:pPr>
+              <w:jc w:val="center"/>
+              <w:rPr>
+                <w:rFonts w:ascii="Times New Roman" w:hAnsi="Times New Roman" w:cs="Times New Roman"/>
+                <w:sz w:val="28"/>
+                <w:szCs w:val="28"/>
+                <w:lang w:val="en-US"/>
+              </w:rPr>
+            </w:pPr>
+          </w:p>
+        </w:tc>
+        <w:tc>
+          <w:tcPr>
+            <w:tcW w:w="1558" w:type="dxa"/>
+          </w:tcPr>
+          <w:p>
+            <w:pPr>
+              <w:jc w:val="center"/>
+              <w:rPr>
+                <w:rFonts w:ascii="Times New Roman" w:hAnsi="Times New Roman" w:cs="Times New Roman"/>
+                <w:sz w:val="28"/>
+                <w:szCs w:val="28"/>
+                <w:lang w:val="en-US"/>
+              </w:rPr>
+            </w:pPr>
+          </w:p>
+        </w:tc>
+      </w:tr>
+      <w:tr>
+        <w:trPr>
+          <w:jc w:val="center"/>
+        </w:trPr>
+        <w:tc>
+          <w:tcPr>
+            <w:tcW w:w="9345" w:type="dxa"/>
+            <w:gridSpan w:val="6"/>
+          </w:tcPr>
+          <w:p>
+            <w:pPr>
+              <w:jc w:val="center"/>
+              <w:rPr>
+                <w:rFonts w:ascii="Times New Roman" w:hAnsi="Times New Roman" w:cs="Times New Roman"/>
+                <w:sz w:val="28"/>
+                <w:szCs w:val="28"/>
+              </w:rPr>
+            </w:pPr>
+            <w:r>
+              <w:rPr>
+                <w:rFonts w:ascii="Times New Roman" w:hAnsi="Times New Roman" w:cs="Times New Roman"/>
+                <w:sz w:val="28"/>
+                <w:szCs w:val="28"/>
+              </w:rPr>
+              <w:t xml:space="preserve">Значения выходного напряжения ОУ для </w:t>
+            </w:r>
+            <w:r>
+              <w:rPr>
+                <w:rFonts w:ascii="Times New Roman" w:hAnsi="Times New Roman" w:cs="Times New Roman"/>
+                <w:sz w:val="28"/>
+                <w:szCs w:val="28"/>
+              </w:rPr>
+              <w:t xml:space="preserve">САУ с пропорциональным звеном </w:t>
+            </w:r>
+            <w:proofErr w:type="spellStart"/>
+            <w:r>
+              <w:rPr>
+                <w:rFonts w:ascii="Times New Roman" w:hAnsi="Times New Roman" w:cs="Times New Roman"/>
+                <w:sz w:val="28"/>
+                <w:szCs w:val="28"/>
+                <w:lang w:val="en-US"/>
+              </w:rPr>
+              <w:t>k</w:t>
+            </w:r>
+            <w:r>
+              <w:rPr>
+                <w:rFonts w:ascii="Times New Roman" w:hAnsi="Times New Roman" w:cs="Times New Roman"/>
+                <w:sz w:val="28"/>
+                <w:szCs w:val="28"/>
+                <w:vertAlign w:val="subscript"/>
+                <w:lang w:val="en-US"/>
+              </w:rPr>
+              <w:t>y</w:t>
+            </w:r>
+            <w:proofErr w:type="spellEnd"/>
+            <w:r>
+              <w:rPr>
+                <w:rFonts w:ascii="Times New Roman" w:hAnsi="Times New Roman" w:cs="Times New Roman"/>
+                <w:sz w:val="28"/>
+                <w:szCs w:val="28"/>
+              </w:rPr>
+              <w:t>=5</w:t>
+            </w:r>
+          </w:p>
+        </w:tc>
+      </w:tr>
+      <w:tr>
+        <w:trPr>
+          <w:jc w:val="center"/>
+        </w:trPr>
+        <w:tc>
+          <w:tcPr>
+            <w:tcW w:w="1557" w:type="dxa"/>
+          </w:tcPr>
+          <w:p>
+            <w:pPr>
+              <w:jc w:val="center"/>
+              <w:rPr>
+                <w:rFonts w:ascii="Times New Roman" w:hAnsi="Times New Roman" w:cs="Times New Roman"/>
+                <w:sz w:val="28"/>
+                <w:szCs w:val="28"/>
+              </w:rPr>
+            </w:pPr>
+            <w:r>
+              <w:rPr>
+                <w:rFonts w:ascii="Times New Roman" w:hAnsi="Times New Roman" w:cs="Times New Roman"/>
+                <w:sz w:val="28"/>
+                <w:szCs w:val="28"/>
+              </w:rPr>
+              <w:t>Сигнал на входе САУ</w:t>
+            </w:r>
+          </w:p>
+        </w:tc>
+        <w:tc>
+          <w:tcPr>
+            <w:tcW w:w="1557" w:type="dxa"/>
+          </w:tcPr>
+          <w:p>
+            <w:pPr>
+              <w:jc w:val="center"/>
+              <w:rPr>
+                <w:rFonts w:ascii="Times New Roman" w:hAnsi="Times New Roman" w:cs="Times New Roman"/>
+                <w:sz w:val="28"/>
+                <w:szCs w:val="28"/>
+              </w:rPr>
+            </w:pPr>
+            <w:r>
+              <w:rPr>
+                <w:rFonts w:ascii="Times New Roman" w:hAnsi="Times New Roman" w:cs="Times New Roman"/>
+                <w:sz w:val="28"/>
+                <w:szCs w:val="28"/>
+                <w:lang w:val="en-US"/>
+              </w:rPr>
+              <w:t>I</w:t>
+            </w:r>
+            <w:r>
+              <w:rPr>
+                <w:rFonts w:ascii="Times New Roman" w:hAnsi="Times New Roman" w:cs="Times New Roman"/>
+                <w:sz w:val="28"/>
+                <w:szCs w:val="28"/>
+                <w:vertAlign w:val="subscript"/>
+                <w:lang w:val="en-US"/>
+              </w:rPr>
+              <w:t>H</w:t>
+            </w:r>
+            <w:r>
+              <w:rPr>
+                <w:rFonts w:ascii="Times New Roman" w:hAnsi="Times New Roman" w:cs="Times New Roman"/>
+                <w:sz w:val="28"/>
+                <w:szCs w:val="28"/>
+                <w:lang w:val="en-US"/>
+              </w:rPr>
+              <w:t>=0</w:t>
+            </w:r>
+          </w:p>
+        </w:tc>
+        <w:tc>
+          <w:tcPr>
+            <w:tcW w:w="1557" w:type="dxa"/>
+          </w:tcPr>
+          <w:p>
+            <w:pPr>
+              <w:jc w:val="center"/>
+              <w:rPr>
+                <w:rFonts w:ascii="Times New Roman" w:hAnsi="Times New Roman" w:cs="Times New Roman"/>
+                <w:sz w:val="28"/>
+                <w:szCs w:val="28"/>
+              </w:rPr>
+            </w:pPr>
+            <w:r>
+              <w:rPr>
+                <w:rFonts w:ascii="Times New Roman" w:hAnsi="Times New Roman" w:cs="Times New Roman"/>
+                <w:sz w:val="28"/>
+                <w:szCs w:val="28"/>
+                <w:lang w:val="en-US"/>
+              </w:rPr>
+              <w:t>I</w:t>
+            </w:r>
+            <w:r>
+              <w:rPr>
+                <w:rFonts w:ascii="Times New Roman" w:hAnsi="Times New Roman" w:cs="Times New Roman"/>
+                <w:sz w:val="28"/>
+                <w:szCs w:val="28"/>
+                <w:vertAlign w:val="subscript"/>
+                <w:lang w:val="en-US"/>
+              </w:rPr>
+              <w:t>H</w:t>
+            </w:r>
+            <w:r>
+              <w:rPr>
+                <w:rFonts w:ascii="Times New Roman" w:hAnsi="Times New Roman" w:cs="Times New Roman"/>
+                <w:sz w:val="28"/>
+                <w:szCs w:val="28"/>
+                <w:lang w:val="en-US"/>
+              </w:rPr>
+              <w:t>=0.5</w:t>
+            </w:r>
+          </w:p>
+        </w:tc>
+        <w:tc>
+          <w:tcPr>
+            <w:tcW w:w="1558" w:type="dxa"/>
+          </w:tcPr>
+          <w:p>
+            <w:pPr>
+              <w:jc w:val="center"/>
+              <w:rPr>
+                <w:rFonts w:ascii="Times New Roman" w:hAnsi="Times New Roman" w:cs="Times New Roman"/>
+                <w:sz w:val="28"/>
+                <w:szCs w:val="28"/>
+              </w:rPr>
+            </w:pPr>
+            <w:r>
+              <w:rPr>
+                <w:rFonts w:ascii="Times New Roman" w:hAnsi="Times New Roman" w:cs="Times New Roman"/>
+                <w:sz w:val="28"/>
+                <w:szCs w:val="28"/>
+                <w:lang w:val="en-US"/>
+              </w:rPr>
+              <w:t>I</w:t>
+            </w:r>
+            <w:r>
+              <w:rPr>
+                <w:rFonts w:ascii="Times New Roman" w:hAnsi="Times New Roman" w:cs="Times New Roman"/>
+                <w:sz w:val="28"/>
+                <w:szCs w:val="28"/>
+                <w:vertAlign w:val="subscript"/>
+                <w:lang w:val="en-US"/>
+              </w:rPr>
+              <w:t>H</w:t>
+            </w:r>
+            <w:r>
+              <w:rPr>
+                <w:rFonts w:ascii="Times New Roman" w:hAnsi="Times New Roman" w:cs="Times New Roman"/>
+                <w:sz w:val="28"/>
+                <w:szCs w:val="28"/>
+                <w:lang w:val="en-US"/>
+              </w:rPr>
+              <w:t>=1</w:t>
+            </w:r>
+          </w:p>
+        </w:tc>
+        <w:tc>
+          <w:tcPr>
+            <w:tcW w:w="1558" w:type="dxa"/>
+          </w:tcPr>
+          <w:p>
+            <w:pPr>
+              <w:jc w:val="center"/>
+              <w:rPr>
+                <w:rFonts w:ascii="Times New Roman" w:hAnsi="Times New Roman" w:cs="Times New Roman"/>
+                <w:sz w:val="28"/>
+                <w:szCs w:val="28"/>
+              </w:rPr>
+            </w:pPr>
+            <w:r>
+              <w:rPr>
+                <w:rFonts w:ascii="Times New Roman" w:hAnsi="Times New Roman" w:cs="Times New Roman"/>
+                <w:sz w:val="28"/>
+                <w:szCs w:val="28"/>
+                <w:lang w:val="en-US"/>
+              </w:rPr>
+              <w:t>I</w:t>
+            </w:r>
+            <w:r>
+              <w:rPr>
+                <w:rFonts w:ascii="Times New Roman" w:hAnsi="Times New Roman" w:cs="Times New Roman"/>
+                <w:sz w:val="28"/>
+                <w:szCs w:val="28"/>
+                <w:vertAlign w:val="subscript"/>
+                <w:lang w:val="en-US"/>
+              </w:rPr>
+              <w:t>H</w:t>
+            </w:r>
+            <w:r>
+              <w:rPr>
+                <w:rFonts w:ascii="Times New Roman" w:hAnsi="Times New Roman" w:cs="Times New Roman"/>
+                <w:sz w:val="28"/>
+                <w:szCs w:val="28"/>
+                <w:lang w:val="en-US"/>
+              </w:rPr>
+              <w:t>=1.5</w:t>
+            </w:r>
+          </w:p>
+        </w:tc>
+        <w:tc>
+          <w:tcPr>
+            <w:tcW w:w="1558" w:type="dxa"/>
+          </w:tcPr>
+          <w:p>
+            <w:pPr>
+              <w:jc w:val="center"/>
+              <w:rPr>
+                <w:rFonts w:ascii="Times New Roman" w:hAnsi="Times New Roman" w:cs="Times New Roman"/>
+                <w:sz w:val="28"/>
+                <w:szCs w:val="28"/>
+              </w:rPr>
+            </w:pPr>
+            <w:r>
+              <w:rPr>
+                <w:rFonts w:ascii="Times New Roman" w:hAnsi="Times New Roman" w:cs="Times New Roman"/>
+                <w:sz w:val="28"/>
+                <w:szCs w:val="28"/>
+                <w:lang w:val="en-US"/>
+              </w:rPr>
+              <w:t>I</w:t>
+            </w:r>
+            <w:r>
+              <w:rPr>
+                <w:rFonts w:ascii="Times New Roman" w:hAnsi="Times New Roman" w:cs="Times New Roman"/>
+                <w:sz w:val="28"/>
+                <w:szCs w:val="28"/>
+                <w:vertAlign w:val="subscript"/>
+                <w:lang w:val="en-US"/>
+              </w:rPr>
+              <w:t>H</w:t>
+            </w:r>
+            <w:r>
+              <w:rPr>
+                <w:rFonts w:ascii="Times New Roman" w:hAnsi="Times New Roman" w:cs="Times New Roman"/>
+                <w:sz w:val="28"/>
+                <w:szCs w:val="28"/>
+                <w:lang w:val="en-US"/>
+              </w:rPr>
+              <w:t>=2</w:t>
+            </w:r>
+          </w:p>
+        </w:tc>
+      </w:tr>
+      <w:tr>
+        <w:trPr>
+          <w:jc w:val="center"/>
+        </w:trPr>
+        <w:tc>
+          <w:tcPr>
+            <w:tcW w:w="1557" w:type="dxa"/>
+          </w:tcPr>
+          <w:p>
+            <w:pPr>
+              <w:jc w:val="center"/>
+              <w:rPr>
+                <w:rFonts w:ascii="Times New Roman" w:hAnsi="Times New Roman" w:cs="Times New Roman"/>
+                <w:sz w:val="28"/>
+                <w:szCs w:val="28"/>
+              </w:rPr>
+            </w:pPr>
+            <w:r>
+              <w:rPr>
+                <w:rFonts w:ascii="Times New Roman" w:hAnsi="Times New Roman" w:cs="Times New Roman"/>
+                <w:sz w:val="28"/>
+                <w:szCs w:val="28"/>
+              </w:rPr>
+              <w:t>1</w:t>
+            </w:r>
+          </w:p>
+        </w:tc>
+        <w:tc>
+          <w:tcPr>
+            <w:tcW w:w="1557" w:type="dxa"/>
+          </w:tcPr>
+          <w:p>
+            <w:pPr>
+              <w:jc w:val="center"/>
+              <w:rPr>
+                <w:rFonts w:ascii="Times New Roman" w:hAnsi="Times New Roman" w:cs="Times New Roman"/>
+                <w:sz w:val="28"/>
+                <w:szCs w:val="28"/>
+              </w:rPr>
+            </w:pPr>
+          </w:p>
+        </w:tc>
+        <w:tc>
+          <w:tcPr>
+            <w:tcW w:w="1557" w:type="dxa"/>
+          </w:tcPr>
+          <w:p>
+            <w:pPr>
+              <w:jc w:val="center"/>
+              <w:rPr>
+                <w:rFonts w:ascii="Times New Roman" w:hAnsi="Times New Roman" w:cs="Times New Roman"/>
+                <w:sz w:val="28"/>
+                <w:szCs w:val="28"/>
+              </w:rPr>
+            </w:pPr>
+          </w:p>
+        </w:tc>
+        <w:tc>
+          <w:tcPr>
+            <w:tcW w:w="1558" w:type="dxa"/>
+          </w:tcPr>
+          <w:p>
+            <w:pPr>
+              <w:jc w:val="center"/>
+              <w:rPr>
+                <w:rFonts w:ascii="Times New Roman" w:hAnsi="Times New Roman" w:cs="Times New Roman"/>
+                <w:sz w:val="28"/>
+                <w:szCs w:val="28"/>
+                <w:lang w:val="en-US"/>
+              </w:rPr>
+            </w:pPr>
+          </w:p>
+        </w:tc>
+        <w:tc>
+          <w:tcPr>
+            <w:tcW w:w="1558" w:type="dxa"/>
+          </w:tcPr>
+          <w:p>
+            <w:pPr>
+              <w:jc w:val="center"/>
+              <w:rPr>
+                <w:rFonts w:ascii="Times New Roman" w:hAnsi="Times New Roman" w:cs="Times New Roman"/>
+                <w:sz w:val="28"/>
+                <w:szCs w:val="28"/>
+                <w:lang w:val="en-US"/>
+              </w:rPr>
+            </w:pPr>
+          </w:p>
+        </w:tc>
+        <w:tc>
+          <w:tcPr>
+            <w:tcW w:w="1558" w:type="dxa"/>
+          </w:tcPr>
+          <w:p>
+            <w:pPr>
+              <w:jc w:val="center"/>
+              <w:rPr>
+                <w:rFonts w:ascii="Times New Roman" w:hAnsi="Times New Roman" w:cs="Times New Roman"/>
+                <w:sz w:val="28"/>
+                <w:szCs w:val="28"/>
+                <w:lang w:val="en-US"/>
+              </w:rPr>
+            </w:pPr>
+          </w:p>
+        </w:tc>
+      </w:tr>
+      <w:tr>
+        <w:trPr>
+          <w:jc w:val="center"/>
+        </w:trPr>
+        <w:tc>
+          <w:tcPr>
+            <w:tcW w:w="1557" w:type="dxa"/>
+          </w:tcPr>
+          <w:p>
+            <w:pPr>
+              <w:jc w:val="center"/>
+              <w:rPr>
+                <w:rFonts w:ascii="Times New Roman" w:hAnsi="Times New Roman" w:cs="Times New Roman"/>
+                <w:sz w:val="28"/>
+                <w:szCs w:val="28"/>
+              </w:rPr>
+            </w:pPr>
+            <w:r>
+              <w:rPr>
+                <w:rFonts w:ascii="Times New Roman" w:hAnsi="Times New Roman" w:cs="Times New Roman"/>
+                <w:sz w:val="28"/>
+                <w:szCs w:val="28"/>
+              </w:rPr>
+              <w:t>2.5</w:t>
+            </w:r>
+          </w:p>
+        </w:tc>
+        <w:tc>
+          <w:tcPr>
+            <w:tcW w:w="1557" w:type="dxa"/>
+          </w:tcPr>
+          <w:p>
+            <w:pPr>
+              <w:jc w:val="center"/>
+              <w:rPr>
+                <w:rFonts w:ascii="Times New Roman" w:hAnsi="Times New Roman" w:cs="Times New Roman"/>
+                <w:sz w:val="28"/>
+                <w:szCs w:val="28"/>
+                <w:lang w:val="en-US"/>
+              </w:rPr>
+            </w:pPr>
+          </w:p>
+        </w:tc>
+        <w:tc>
+          <w:tcPr>
+            <w:tcW w:w="1557" w:type="dxa"/>
+          </w:tcPr>
+          <w:p>
+            <w:pPr>
+              <w:jc w:val="center"/>
+              <w:rPr>
+                <w:rFonts w:ascii="Times New Roman" w:hAnsi="Times New Roman" w:cs="Times New Roman"/>
+                <w:sz w:val="28"/>
+                <w:szCs w:val="28"/>
+                <w:lang w:val="en-US"/>
+              </w:rPr>
+            </w:pPr>
+          </w:p>
+        </w:tc>
+        <w:tc>
+          <w:tcPr>
+            <w:tcW w:w="1558" w:type="dxa"/>
+          </w:tcPr>
+          <w:p>
+            <w:pPr>
+              <w:jc w:val="center"/>
+              <w:rPr>
+                <w:rFonts w:ascii="Times New Roman" w:hAnsi="Times New Roman" w:cs="Times New Roman"/>
+                <w:sz w:val="28"/>
+                <w:szCs w:val="28"/>
+                <w:lang w:val="en-US"/>
+              </w:rPr>
+            </w:pPr>
+          </w:p>
+        </w:tc>
+        <w:tc>
+          <w:tcPr>
+            <w:tcW w:w="1558" w:type="dxa"/>
+          </w:tcPr>
+          <w:p>
+            <w:pPr>
+              <w:jc w:val="center"/>
+              <w:rPr>
+                <w:rFonts w:ascii="Times New Roman" w:hAnsi="Times New Roman" w:cs="Times New Roman"/>
+                <w:sz w:val="28"/>
+                <w:szCs w:val="28"/>
+                <w:lang w:val="en-US"/>
+              </w:rPr>
+            </w:pPr>
+          </w:p>
+        </w:tc>
+        <w:tc>
+          <w:tcPr>
+            <w:tcW w:w="1558" w:type="dxa"/>
+          </w:tcPr>
+          <w:p>
+            <w:pPr>
+              <w:jc w:val="center"/>
+              <w:rPr>
+                <w:rFonts w:ascii="Times New Roman" w:hAnsi="Times New Roman" w:cs="Times New Roman"/>
+                <w:sz w:val="28"/>
+                <w:szCs w:val="28"/>
+                <w:lang w:val="en-US"/>
+              </w:rPr>
+            </w:pPr>
+          </w:p>
+        </w:tc>
+      </w:tr>
+      <w:tr>
+        <w:trPr>
+          <w:jc w:val="center"/>
+        </w:trPr>
+        <w:tc>
+          <w:tcPr>
+            <w:tcW w:w="1557" w:type="dxa"/>
+          </w:tcPr>
+          <w:p>
+            <w:pPr>
+              <w:jc w:val="center"/>
+              <w:rPr>
+                <w:rFonts w:ascii="Times New Roman" w:hAnsi="Times New Roman" w:cs="Times New Roman"/>
+                <w:sz w:val="28"/>
+                <w:szCs w:val="28"/>
+              </w:rPr>
+            </w:pPr>
+            <w:r>
+              <w:rPr>
+                <w:rFonts w:ascii="Times New Roman" w:hAnsi="Times New Roman" w:cs="Times New Roman"/>
+                <w:sz w:val="28"/>
+                <w:szCs w:val="28"/>
+              </w:rPr>
+              <w:t>5</w:t>
+            </w:r>
+          </w:p>
+        </w:tc>
+        <w:tc>
+          <w:tcPr>
+            <w:tcW w:w="1557" w:type="dxa"/>
+          </w:tcPr>
+          <w:p>
+            <w:pPr>
+              <w:jc w:val="center"/>
+              <w:rPr>
+                <w:rFonts w:ascii="Times New Roman" w:hAnsi="Times New Roman" w:cs="Times New Roman"/>
+                <w:sz w:val="28"/>
+                <w:szCs w:val="28"/>
+                <w:lang w:val="en-US"/>
+              </w:rPr>
+            </w:pPr>
+          </w:p>
+        </w:tc>
+        <w:tc>
+          <w:tcPr>
+            <w:tcW w:w="1557" w:type="dxa"/>
+          </w:tcPr>
+          <w:p>
+            <w:pPr>
+              <w:jc w:val="center"/>
+              <w:rPr>
+                <w:rFonts w:ascii="Times New Roman" w:hAnsi="Times New Roman" w:cs="Times New Roman"/>
+                <w:sz w:val="28"/>
+                <w:szCs w:val="28"/>
+                <w:lang w:val="en-US"/>
+              </w:rPr>
+            </w:pPr>
+          </w:p>
+        </w:tc>
+        <w:tc>
+          <w:tcPr>
+            <w:tcW w:w="1558" w:type="dxa"/>
+          </w:tcPr>
+          <w:p>
+            <w:pPr>
+              <w:jc w:val="center"/>
+              <w:rPr>
+                <w:rFonts w:ascii="Times New Roman" w:hAnsi="Times New Roman" w:cs="Times New Roman"/>
+                <w:sz w:val="28"/>
+                <w:szCs w:val="28"/>
+                <w:lang w:val="en-US"/>
+              </w:rPr>
+            </w:pPr>
+          </w:p>
+        </w:tc>
+        <w:tc>
+          <w:tcPr>
+            <w:tcW w:w="1558" w:type="dxa"/>
+          </w:tcPr>
+          <w:p>
+            <w:pPr>
+              <w:jc w:val="center"/>
+              <w:rPr>
+                <w:rFonts w:ascii="Times New Roman" w:hAnsi="Times New Roman" w:cs="Times New Roman"/>
+                <w:sz w:val="28"/>
+                <w:szCs w:val="28"/>
+                <w:lang w:val="en-US"/>
+              </w:rPr>
+            </w:pPr>
+          </w:p>
+        </w:tc>
+        <w:tc>
+          <w:tcPr>
+            <w:tcW w:w="1558" w:type="dxa"/>
+          </w:tcPr>
+          <w:p>
+            <w:pPr>
+              <w:jc w:val="center"/>
+              <w:rPr>
+                <w:rFonts w:ascii="Times New Roman" w:hAnsi="Times New Roman" w:cs="Times New Roman"/>
+                <w:sz w:val="28"/>
+                <w:szCs w:val="28"/>
+                <w:lang w:val="en-US"/>
+              </w:rPr>
+            </w:pPr>
+          </w:p>
+        </w:tc>
+      </w:tr>
+      <w:tr>
+        <w:trPr>
+          <w:jc w:val="center"/>
+        </w:trPr>
+        <w:tc>
+          <w:tcPr>
+            <w:tcW w:w="1557" w:type="dxa"/>
+          </w:tcPr>
+          <w:p>
+            <w:pPr>
+              <w:jc w:val="center"/>
+              <w:rPr>
+                <w:rFonts w:ascii="Times New Roman" w:hAnsi="Times New Roman" w:cs="Times New Roman"/>
+                <w:sz w:val="28"/>
+                <w:szCs w:val="28"/>
+              </w:rPr>
+            </w:pPr>
+            <w:r>
+              <w:rPr>
+                <w:rFonts w:ascii="Times New Roman" w:hAnsi="Times New Roman" w:cs="Times New Roman"/>
+                <w:sz w:val="28"/>
+                <w:szCs w:val="28"/>
+              </w:rPr>
+              <w:t>10</w:t>
+            </w:r>
+          </w:p>
+        </w:tc>
+        <w:tc>
+          <w:tcPr>
+            <w:tcW w:w="1557" w:type="dxa"/>
+          </w:tcPr>
+          <w:p>
+            <w:pPr>
+              <w:jc w:val="center"/>
+              <w:rPr>
+                <w:rFonts w:ascii="Times New Roman" w:hAnsi="Times New Roman" w:cs="Times New Roman"/>
+                <w:sz w:val="28"/>
+                <w:szCs w:val="28"/>
+                <w:lang w:val="en-US"/>
+              </w:rPr>
+            </w:pPr>
+          </w:p>
+        </w:tc>
+        <w:tc>
+          <w:tcPr>
+            <w:tcW w:w="1557" w:type="dxa"/>
+          </w:tcPr>
+          <w:p>
+            <w:pPr>
+              <w:jc w:val="center"/>
+              <w:rPr>
+                <w:rFonts w:ascii="Times New Roman" w:hAnsi="Times New Roman" w:cs="Times New Roman"/>
+                <w:sz w:val="28"/>
+                <w:szCs w:val="28"/>
+                <w:lang w:val="en-US"/>
+              </w:rPr>
+            </w:pPr>
+          </w:p>
+        </w:tc>
+        <w:tc>
+          <w:tcPr>
+            <w:tcW w:w="1558" w:type="dxa"/>
+          </w:tcPr>
+          <w:p>
+            <w:pPr>
+              <w:jc w:val="center"/>
+              <w:rPr>
+                <w:rFonts w:ascii="Times New Roman" w:hAnsi="Times New Roman" w:cs="Times New Roman"/>
+                <w:sz w:val="28"/>
+                <w:szCs w:val="28"/>
+                <w:lang w:val="en-US"/>
+              </w:rPr>
+            </w:pPr>
+          </w:p>
+        </w:tc>
+        <w:tc>
+          <w:tcPr>
+            <w:tcW w:w="1558" w:type="dxa"/>
+          </w:tcPr>
+          <w:p>
+            <w:pPr>
+              <w:jc w:val="center"/>
+              <w:rPr>
+                <w:rFonts w:ascii="Times New Roman" w:hAnsi="Times New Roman" w:cs="Times New Roman"/>
+                <w:sz w:val="28"/>
+                <w:szCs w:val="28"/>
+                <w:lang w:val="en-US"/>
+              </w:rPr>
+            </w:pPr>
+          </w:p>
+        </w:tc>
+        <w:tc>
+          <w:tcPr>
+            <w:tcW w:w="1558" w:type="dxa"/>
+          </w:tcPr>
+          <w:p>
+            <w:pPr>
+              <w:jc w:val="center"/>
+              <w:rPr>
+                <w:rFonts w:ascii="Times New Roman" w:hAnsi="Times New Roman" w:cs="Times New Roman"/>
+                <w:sz w:val="28"/>
+                <w:szCs w:val="28"/>
+                <w:lang w:val="en-US"/>
+              </w:rPr>
+            </w:pPr>
+          </w:p>
+        </w:tc>
+      </w:tr>
+      <w:tr>
+        <w:trPr>
+          <w:jc w:val="center"/>
+        </w:trPr>
+        <w:tc>
+          <w:tcPr>
+            <w:tcW w:w="9345" w:type="dxa"/>
+            <w:gridSpan w:val="6"/>
+          </w:tcPr>
+          <w:p>
+            <w:pPr>
+              <w:jc w:val="center"/>
+              <w:rPr>
+                <w:rFonts w:ascii="Times New Roman" w:hAnsi="Times New Roman" w:cs="Times New Roman"/>
+                <w:sz w:val="28"/>
+                <w:szCs w:val="28"/>
+              </w:rPr>
+            </w:pPr>
+            <w:r>
+              <w:rPr>
+                <w:rFonts w:ascii="Times New Roman" w:hAnsi="Times New Roman" w:cs="Times New Roman"/>
+                <w:sz w:val="28"/>
+                <w:szCs w:val="28"/>
+              </w:rPr>
+              <w:t>Значения выходного напряжения ОУ для САУ</w:t>
+            </w:r>
+            <w:r>
+              <w:rPr>
+                <w:rFonts w:ascii="Times New Roman" w:hAnsi="Times New Roman" w:cs="Times New Roman"/>
+                <w:sz w:val="28"/>
+                <w:szCs w:val="28"/>
+              </w:rPr>
+              <w:t xml:space="preserve"> с пропорциональным звеном </w:t>
+            </w:r>
+            <w:proofErr w:type="spellStart"/>
+            <w:r>
+              <w:rPr>
+                <w:rFonts w:ascii="Times New Roman" w:hAnsi="Times New Roman" w:cs="Times New Roman"/>
+                <w:sz w:val="28"/>
+                <w:szCs w:val="28"/>
+                <w:lang w:val="en-US"/>
+              </w:rPr>
+              <w:t>k</w:t>
+            </w:r>
+            <w:r>
+              <w:rPr>
+                <w:rFonts w:ascii="Times New Roman" w:hAnsi="Times New Roman" w:cs="Times New Roman"/>
+                <w:sz w:val="28"/>
+                <w:szCs w:val="28"/>
+                <w:vertAlign w:val="subscript"/>
+                <w:lang w:val="en-US"/>
+              </w:rPr>
+              <w:t>y</w:t>
+            </w:r>
+            <w:proofErr w:type="spellEnd"/>
+            <w:r>
+              <w:rPr>
+                <w:rFonts w:ascii="Times New Roman" w:hAnsi="Times New Roman" w:cs="Times New Roman"/>
+                <w:sz w:val="28"/>
+                <w:szCs w:val="28"/>
+              </w:rPr>
+              <w:t>=</w:t>
+            </w:r>
+            <w:r>
+              <w:rPr>
+                <w:rFonts w:ascii="Times New Roman" w:hAnsi="Times New Roman" w:cs="Times New Roman"/>
+                <w:sz w:val="28"/>
+                <w:szCs w:val="28"/>
+                <w:lang w:val="en-US"/>
+              </w:rPr>
+              <w:t>2</w:t>
+            </w:r>
+            <w:bookmarkStart w:id="0" w:name="_GoBack"/>
+            <w:bookmarkEnd w:id="0"/>
+            <w:r>
+              <w:rPr>
+                <w:rFonts w:ascii="Times New Roman" w:hAnsi="Times New Roman" w:cs="Times New Roman"/>
+                <w:sz w:val="28"/>
+                <w:szCs w:val="28"/>
+              </w:rPr>
+              <w:t>5</w:t>
+            </w:r>
+          </w:p>
+        </w:tc>
+      </w:tr>
+      <w:tr>
+        <w:trPr>
+          <w:jc w:val="center"/>
+        </w:trPr>
+        <w:tc>
+          <w:tcPr>
+            <w:tcW w:w="1557" w:type="dxa"/>
+          </w:tcPr>
+          <w:p>
+            <w:pPr>
+              <w:jc w:val="center"/>
+              <w:rPr>
+                <w:rFonts w:ascii="Times New Roman" w:hAnsi="Times New Roman" w:cs="Times New Roman"/>
+                <w:sz w:val="28"/>
+                <w:szCs w:val="28"/>
+              </w:rPr>
+            </w:pPr>
+            <w:r>
+              <w:rPr>
+                <w:rFonts w:ascii="Times New Roman" w:hAnsi="Times New Roman" w:cs="Times New Roman"/>
+                <w:sz w:val="28"/>
+                <w:szCs w:val="28"/>
+              </w:rPr>
+              <w:t>Сигнал на входе САУ</w:t>
+            </w:r>
+          </w:p>
+        </w:tc>
+        <w:tc>
+          <w:tcPr>
+            <w:tcW w:w="1557" w:type="dxa"/>
+          </w:tcPr>
+          <w:p>
+            <w:pPr>
+              <w:jc w:val="center"/>
+              <w:rPr>
+                <w:rFonts w:ascii="Times New Roman" w:hAnsi="Times New Roman" w:cs="Times New Roman"/>
+                <w:sz w:val="28"/>
+                <w:szCs w:val="28"/>
+              </w:rPr>
+            </w:pPr>
+            <w:r>
+              <w:rPr>
+                <w:rFonts w:ascii="Times New Roman" w:hAnsi="Times New Roman" w:cs="Times New Roman"/>
+                <w:sz w:val="28"/>
+                <w:szCs w:val="28"/>
+                <w:lang w:val="en-US"/>
+              </w:rPr>
+              <w:t>I</w:t>
+            </w:r>
+            <w:r>
+              <w:rPr>
+                <w:rFonts w:ascii="Times New Roman" w:hAnsi="Times New Roman" w:cs="Times New Roman"/>
+                <w:sz w:val="28"/>
+                <w:szCs w:val="28"/>
+                <w:vertAlign w:val="subscript"/>
+                <w:lang w:val="en-US"/>
+              </w:rPr>
+              <w:t>H</w:t>
+            </w:r>
+            <w:r>
+              <w:rPr>
+                <w:rFonts w:ascii="Times New Roman" w:hAnsi="Times New Roman" w:cs="Times New Roman"/>
+                <w:sz w:val="28"/>
+                <w:szCs w:val="28"/>
+                <w:lang w:val="en-US"/>
+              </w:rPr>
+              <w:t>=0</w:t>
+            </w:r>
+          </w:p>
+        </w:tc>
+        <w:tc>
+          <w:tcPr>
+            <w:tcW w:w="1557" w:type="dxa"/>
+          </w:tcPr>
+          <w:p>
+            <w:pPr>
+              <w:jc w:val="center"/>
+              <w:rPr>
+                <w:rFonts w:ascii="Times New Roman" w:hAnsi="Times New Roman" w:cs="Times New Roman"/>
+                <w:sz w:val="28"/>
+                <w:szCs w:val="28"/>
+              </w:rPr>
+            </w:pPr>
+            <w:r>
+              <w:rPr>
+                <w:rFonts w:ascii="Times New Roman" w:hAnsi="Times New Roman" w:cs="Times New Roman"/>
+                <w:sz w:val="28"/>
+                <w:szCs w:val="28"/>
+                <w:lang w:val="en-US"/>
+              </w:rPr>
+              <w:t>I</w:t>
+            </w:r>
+            <w:r>
+              <w:rPr>
+                <w:rFonts w:ascii="Times New Roman" w:hAnsi="Times New Roman" w:cs="Times New Roman"/>
+                <w:sz w:val="28"/>
+                <w:szCs w:val="28"/>
+                <w:vertAlign w:val="subscript"/>
+                <w:lang w:val="en-US"/>
+              </w:rPr>
+              <w:t>H</w:t>
+            </w:r>
+            <w:r>
+              <w:rPr>
+                <w:rFonts w:ascii="Times New Roman" w:hAnsi="Times New Roman" w:cs="Times New Roman"/>
+                <w:sz w:val="28"/>
+                <w:szCs w:val="28"/>
+                <w:lang w:val="en-US"/>
+              </w:rPr>
+              <w:t>=0.5</w:t>
+            </w:r>
+          </w:p>
+        </w:tc>
+        <w:tc>
+          <w:tcPr>
+            <w:tcW w:w="1558" w:type="dxa"/>
+          </w:tcPr>
+          <w:p>
+            <w:pPr>
+              <w:jc w:val="center"/>
+              <w:rPr>
+                <w:rFonts w:ascii="Times New Roman" w:hAnsi="Times New Roman" w:cs="Times New Roman"/>
+                <w:sz w:val="28"/>
+                <w:szCs w:val="28"/>
+              </w:rPr>
+            </w:pPr>
+            <w:r>
+              <w:rPr>
+                <w:rFonts w:ascii="Times New Roman" w:hAnsi="Times New Roman" w:cs="Times New Roman"/>
+                <w:sz w:val="28"/>
+                <w:szCs w:val="28"/>
+                <w:lang w:val="en-US"/>
+              </w:rPr>
+              <w:t>I</w:t>
+            </w:r>
+            <w:r>
+              <w:rPr>
+                <w:rFonts w:ascii="Times New Roman" w:hAnsi="Times New Roman" w:cs="Times New Roman"/>
+                <w:sz w:val="28"/>
+                <w:szCs w:val="28"/>
+                <w:vertAlign w:val="subscript"/>
+                <w:lang w:val="en-US"/>
+              </w:rPr>
+              <w:t>H</w:t>
+            </w:r>
+            <w:r>
+              <w:rPr>
+                <w:rFonts w:ascii="Times New Roman" w:hAnsi="Times New Roman" w:cs="Times New Roman"/>
+                <w:sz w:val="28"/>
+                <w:szCs w:val="28"/>
+                <w:lang w:val="en-US"/>
+              </w:rPr>
+              <w:t>=1</w:t>
+            </w:r>
+          </w:p>
+        </w:tc>
+        <w:tc>
+          <w:tcPr>
+            <w:tcW w:w="1558" w:type="dxa"/>
+          </w:tcPr>
+          <w:p>
+            <w:pPr>
+              <w:jc w:val="center"/>
+              <w:rPr>
+                <w:rFonts w:ascii="Times New Roman" w:hAnsi="Times New Roman" w:cs="Times New Roman"/>
+                <w:sz w:val="28"/>
+                <w:szCs w:val="28"/>
+              </w:rPr>
+            </w:pPr>
+            <w:r>
+              <w:rPr>
+                <w:rFonts w:ascii="Times New Roman" w:hAnsi="Times New Roman" w:cs="Times New Roman"/>
+                <w:sz w:val="28"/>
+                <w:szCs w:val="28"/>
+                <w:lang w:val="en-US"/>
+              </w:rPr>
+              <w:t>I</w:t>
+            </w:r>
+            <w:r>
+              <w:rPr>
+                <w:rFonts w:ascii="Times New Roman" w:hAnsi="Times New Roman" w:cs="Times New Roman"/>
+                <w:sz w:val="28"/>
+                <w:szCs w:val="28"/>
+                <w:vertAlign w:val="subscript"/>
+                <w:lang w:val="en-US"/>
+              </w:rPr>
+              <w:t>H</w:t>
+            </w:r>
+            <w:r>
+              <w:rPr>
+                <w:rFonts w:ascii="Times New Roman" w:hAnsi="Times New Roman" w:cs="Times New Roman"/>
+                <w:sz w:val="28"/>
+                <w:szCs w:val="28"/>
+                <w:lang w:val="en-US"/>
+              </w:rPr>
+              <w:t>=1.5</w:t>
+            </w:r>
+          </w:p>
+        </w:tc>
+        <w:tc>
+          <w:tcPr>
+            <w:tcW w:w="1558" w:type="dxa"/>
+          </w:tcPr>
+          <w:p>
+            <w:pPr>
+              <w:jc w:val="center"/>
+              <w:rPr>
+                <w:rFonts w:ascii="Times New Roman" w:hAnsi="Times New Roman" w:cs="Times New Roman"/>
+                <w:sz w:val="28"/>
+                <w:szCs w:val="28"/>
+              </w:rPr>
+            </w:pPr>
+            <w:r>
+              <w:rPr>
+                <w:rFonts w:ascii="Times New Roman" w:hAnsi="Times New Roman" w:cs="Times New Roman"/>
+                <w:sz w:val="28"/>
+                <w:szCs w:val="28"/>
+                <w:lang w:val="en-US"/>
+              </w:rPr>
+              <w:t>I</w:t>
+            </w:r>
+            <w:r>
+              <w:rPr>
+                <w:rFonts w:ascii="Times New Roman" w:hAnsi="Times New Roman" w:cs="Times New Roman"/>
+                <w:sz w:val="28"/>
+                <w:szCs w:val="28"/>
+                <w:vertAlign w:val="subscript"/>
+                <w:lang w:val="en-US"/>
+              </w:rPr>
+              <w:t>H</w:t>
+            </w:r>
+            <w:r>
+              <w:rPr>
+                <w:rFonts w:ascii="Times New Roman" w:hAnsi="Times New Roman" w:cs="Times New Roman"/>
+                <w:sz w:val="28"/>
+                <w:szCs w:val="28"/>
+                <w:lang w:val="en-US"/>
+              </w:rPr>
+              <w:t>=2</w:t>
+            </w:r>
+          </w:p>
+        </w:tc>
+      </w:tr>
+      <w:tr>
+        <w:trPr>
+          <w:jc w:val="center"/>
+        </w:trPr>
+        <w:tc>
+          <w:tcPr>
+            <w:tcW w:w="1557" w:type="dxa"/>
+          </w:tcPr>
+          <w:p>
+            <w:pPr>
+              <w:jc w:val="center"/>
+              <w:rPr>
+                <w:rFonts w:ascii="Times New Roman" w:hAnsi="Times New Roman" w:cs="Times New Roman"/>
+                <w:sz w:val="28"/>
+                <w:szCs w:val="28"/>
+              </w:rPr>
+            </w:pPr>
+            <w:r>
+              <w:rPr>
+                <w:rFonts w:ascii="Times New Roman" w:hAnsi="Times New Roman" w:cs="Times New Roman"/>
+                <w:sz w:val="28"/>
+                <w:szCs w:val="28"/>
+              </w:rPr>
+              <w:t>1</w:t>
+            </w:r>
+          </w:p>
+        </w:tc>
+        <w:tc>
+          <w:tcPr>
+            <w:tcW w:w="1557" w:type="dxa"/>
+          </w:tcPr>
+          <w:p>
+            <w:pPr>
+              <w:jc w:val="center"/>
+              <w:rPr>
+                <w:rFonts w:ascii="Times New Roman" w:hAnsi="Times New Roman" w:cs="Times New Roman"/>
+                <w:sz w:val="28"/>
+                <w:szCs w:val="28"/>
+              </w:rPr>
+            </w:pPr>
+          </w:p>
+        </w:tc>
+        <w:tc>
+          <w:tcPr>
+            <w:tcW w:w="1557" w:type="dxa"/>
+          </w:tcPr>
+          <w:p>
+            <w:pPr>
+              <w:jc w:val="center"/>
+              <w:rPr>
+                <w:rFonts w:ascii="Times New Roman" w:hAnsi="Times New Roman" w:cs="Times New Roman"/>
+                <w:sz w:val="28"/>
+                <w:szCs w:val="28"/>
+              </w:rPr>
+            </w:pPr>
+          </w:p>
+        </w:tc>
+        <w:tc>
+          <w:tcPr>
+            <w:tcW w:w="1558" w:type="dxa"/>
+          </w:tcPr>
+          <w:p>
+            <w:pPr>
+              <w:jc w:val="center"/>
+              <w:rPr>
+                <w:rFonts w:ascii="Times New Roman" w:hAnsi="Times New Roman" w:cs="Times New Roman"/>
+                <w:sz w:val="28"/>
+                <w:szCs w:val="28"/>
+                <w:lang w:val="en-US"/>
+              </w:rPr>
+            </w:pPr>
+          </w:p>
+        </w:tc>
+        <w:tc>
+          <w:tcPr>
+            <w:tcW w:w="1558" w:type="dxa"/>
+          </w:tcPr>
+          <w:p>
+            <w:pPr>
+              <w:jc w:val="center"/>
+              <w:rPr>
+                <w:rFonts w:ascii="Times New Roman" w:hAnsi="Times New Roman" w:cs="Times New Roman"/>
+                <w:sz w:val="28"/>
+                <w:szCs w:val="28"/>
+                <w:lang w:val="en-US"/>
+              </w:rPr>
+            </w:pPr>
+          </w:p>
+        </w:tc>
+        <w:tc>
+          <w:tcPr>
+            <w:tcW w:w="1558" w:type="dxa"/>
+          </w:tcPr>
+          <w:p>
+            <w:pPr>
+              <w:jc w:val="center"/>
+              <w:rPr>
+                <w:rFonts w:ascii="Times New Roman" w:hAnsi="Times New Roman" w:cs="Times New Roman"/>
+                <w:sz w:val="28"/>
+                <w:szCs w:val="28"/>
+                <w:lang w:val="en-US"/>
+              </w:rPr>
+            </w:pPr>
+          </w:p>
+        </w:tc>
+      </w:tr>
+      <w:tr>
+        <w:trPr>
+          <w:jc w:val="center"/>
+        </w:trPr>
+        <w:tc>
+          <w:tcPr>
+            <w:tcW w:w="1557" w:type="dxa"/>
+          </w:tcPr>
+          <w:p>
+            <w:pPr>
+              <w:jc w:val="center"/>
+              <w:rPr>
+                <w:rFonts w:ascii="Times New Roman" w:hAnsi="Times New Roman" w:cs="Times New Roman"/>
+                <w:sz w:val="28"/>
+                <w:szCs w:val="28"/>
+              </w:rPr>
+            </w:pPr>
+            <w:r>
+              <w:rPr>
+                <w:rFonts w:ascii="Times New Roman" w:hAnsi="Times New Roman" w:cs="Times New Roman"/>
+                <w:sz w:val="28"/>
+                <w:szCs w:val="28"/>
+              </w:rPr>
+              <w:lastRenderedPageBreak/>
+              <w:t>2.5</w:t>
+            </w:r>
+          </w:p>
+        </w:tc>
+        <w:tc>
+          <w:tcPr>
+            <w:tcW w:w="1557" w:type="dxa"/>
+          </w:tcPr>
+          <w:p>
+            <w:pPr>
+              <w:jc w:val="center"/>
+              <w:rPr>
+                <w:rFonts w:ascii="Times New Roman" w:hAnsi="Times New Roman" w:cs="Times New Roman"/>
+                <w:sz w:val="28"/>
+                <w:szCs w:val="28"/>
+                <w:lang w:val="en-US"/>
+              </w:rPr>
+            </w:pPr>
+          </w:p>
+        </w:tc>
+        <w:tc>
+          <w:tcPr>
+            <w:tcW w:w="1557" w:type="dxa"/>
+          </w:tcPr>
+          <w:p>
+            <w:pPr>
+              <w:jc w:val="center"/>
+              <w:rPr>
+                <w:rFonts w:ascii="Times New Roman" w:hAnsi="Times New Roman" w:cs="Times New Roman"/>
+                <w:sz w:val="28"/>
+                <w:szCs w:val="28"/>
+                <w:lang w:val="en-US"/>
+              </w:rPr>
+            </w:pPr>
+          </w:p>
+        </w:tc>
+        <w:tc>
+          <w:tcPr>
+            <w:tcW w:w="1558" w:type="dxa"/>
+          </w:tcPr>
+          <w:p>
+            <w:pPr>
+              <w:jc w:val="center"/>
+              <w:rPr>
+                <w:rFonts w:ascii="Times New Roman" w:hAnsi="Times New Roman" w:cs="Times New Roman"/>
+                <w:sz w:val="28"/>
+                <w:szCs w:val="28"/>
+                <w:lang w:val="en-US"/>
+              </w:rPr>
+            </w:pPr>
+          </w:p>
+        </w:tc>
+        <w:tc>
+          <w:tcPr>
+            <w:tcW w:w="1558" w:type="dxa"/>
+          </w:tcPr>
+          <w:p>
+            <w:pPr>
+              <w:jc w:val="center"/>
+              <w:rPr>
+                <w:rFonts w:ascii="Times New Roman" w:hAnsi="Times New Roman" w:cs="Times New Roman"/>
+                <w:sz w:val="28"/>
+                <w:szCs w:val="28"/>
+                <w:lang w:val="en-US"/>
+              </w:rPr>
+            </w:pPr>
+          </w:p>
+        </w:tc>
+        <w:tc>
+          <w:tcPr>
+            <w:tcW w:w="1558" w:type="dxa"/>
+          </w:tcPr>
+          <w:p>
+            <w:pPr>
+              <w:jc w:val="center"/>
+              <w:rPr>
+                <w:rFonts w:ascii="Times New Roman" w:hAnsi="Times New Roman" w:cs="Times New Roman"/>
+                <w:sz w:val="28"/>
+                <w:szCs w:val="28"/>
+                <w:lang w:val="en-US"/>
+              </w:rPr>
+            </w:pPr>
+          </w:p>
+        </w:tc>
+      </w:tr>
+      <w:tr>
+        <w:trPr>
+          <w:jc w:val="center"/>
+        </w:trPr>
+        <w:tc>
+          <w:tcPr>
+            <w:tcW w:w="1557" w:type="dxa"/>
+          </w:tcPr>
+          <w:p>
+            <w:pPr>
+              <w:jc w:val="center"/>
+              <w:rPr>
+                <w:rFonts w:ascii="Times New Roman" w:hAnsi="Times New Roman" w:cs="Times New Roman"/>
+                <w:sz w:val="28"/>
+                <w:szCs w:val="28"/>
+              </w:rPr>
+            </w:pPr>
+            <w:r>
+              <w:rPr>
+                <w:rFonts w:ascii="Times New Roman" w:hAnsi="Times New Roman" w:cs="Times New Roman"/>
+                <w:sz w:val="28"/>
+                <w:szCs w:val="28"/>
+              </w:rPr>
+              <w:t>5</w:t>
+            </w:r>
+          </w:p>
+        </w:tc>
+        <w:tc>
+          <w:tcPr>
+            <w:tcW w:w="1557" w:type="dxa"/>
+          </w:tcPr>
+          <w:p>
+            <w:pPr>
+              <w:jc w:val="center"/>
+              <w:rPr>
+                <w:rFonts w:ascii="Times New Roman" w:hAnsi="Times New Roman" w:cs="Times New Roman"/>
+                <w:sz w:val="28"/>
+                <w:szCs w:val="28"/>
+                <w:lang w:val="en-US"/>
+              </w:rPr>
+            </w:pPr>
+          </w:p>
+        </w:tc>
+        <w:tc>
+          <w:tcPr>
+            <w:tcW w:w="1557" w:type="dxa"/>
+          </w:tcPr>
+          <w:p>
+            <w:pPr>
+              <w:jc w:val="center"/>
+              <w:rPr>
+                <w:rFonts w:ascii="Times New Roman" w:hAnsi="Times New Roman" w:cs="Times New Roman"/>
+                <w:sz w:val="28"/>
+                <w:szCs w:val="28"/>
+                <w:lang w:val="en-US"/>
+              </w:rPr>
+            </w:pPr>
+          </w:p>
+        </w:tc>
+        <w:tc>
+          <w:tcPr>
+            <w:tcW w:w="1558" w:type="dxa"/>
+          </w:tcPr>
+          <w:p>
+            <w:pPr>
+              <w:jc w:val="center"/>
+              <w:rPr>
+                <w:rFonts w:ascii="Times New Roman" w:hAnsi="Times New Roman" w:cs="Times New Roman"/>
+                <w:sz w:val="28"/>
+                <w:szCs w:val="28"/>
+                <w:lang w:val="en-US"/>
+              </w:rPr>
+            </w:pPr>
+          </w:p>
+        </w:tc>
+        <w:tc>
+          <w:tcPr>
+            <w:tcW w:w="1558" w:type="dxa"/>
+          </w:tcPr>
+          <w:p>
+            <w:pPr>
+              <w:jc w:val="center"/>
+              <w:rPr>
+                <w:rFonts w:ascii="Times New Roman" w:hAnsi="Times New Roman" w:cs="Times New Roman"/>
+                <w:sz w:val="28"/>
+                <w:szCs w:val="28"/>
+                <w:lang w:val="en-US"/>
+              </w:rPr>
+            </w:pPr>
+          </w:p>
+        </w:tc>
+        <w:tc>
+          <w:tcPr>
+            <w:tcW w:w="1558" w:type="dxa"/>
+          </w:tcPr>
+          <w:p>
+            <w:pPr>
+              <w:jc w:val="center"/>
+              <w:rPr>
+                <w:rFonts w:ascii="Times New Roman" w:hAnsi="Times New Roman" w:cs="Times New Roman"/>
+                <w:sz w:val="28"/>
+                <w:szCs w:val="28"/>
+                <w:lang w:val="en-US"/>
+              </w:rPr>
+            </w:pPr>
+          </w:p>
+        </w:tc>
+      </w:tr>
+      <w:tr>
+        <w:trPr>
+          <w:jc w:val="center"/>
+        </w:trPr>
+        <w:tc>
+          <w:tcPr>
+            <w:tcW w:w="1557" w:type="dxa"/>
+          </w:tcPr>
+          <w:p>
+            <w:pPr>
+              <w:jc w:val="center"/>
+              <w:rPr>
+                <w:rFonts w:ascii="Times New Roman" w:hAnsi="Times New Roman" w:cs="Times New Roman"/>
+                <w:sz w:val="28"/>
+                <w:szCs w:val="28"/>
+              </w:rPr>
+            </w:pPr>
+            <w:r>
+              <w:rPr>
+                <w:rFonts w:ascii="Times New Roman" w:hAnsi="Times New Roman" w:cs="Times New Roman"/>
+                <w:sz w:val="28"/>
+                <w:szCs w:val="28"/>
+              </w:rPr>
+              <w:t>10</w:t>
+            </w:r>
+          </w:p>
+        </w:tc>
+        <w:tc>
+          <w:tcPr>
+            <w:tcW w:w="1557" w:type="dxa"/>
+          </w:tcPr>
+          <w:p>
+            <w:pPr>
+              <w:jc w:val="center"/>
+              <w:rPr>
+                <w:rFonts w:ascii="Times New Roman" w:hAnsi="Times New Roman" w:cs="Times New Roman"/>
+                <w:sz w:val="28"/>
+                <w:szCs w:val="28"/>
+                <w:lang w:val="en-US"/>
+              </w:rPr>
+            </w:pPr>
+          </w:p>
+        </w:tc>
+        <w:tc>
+          <w:tcPr>
+            <w:tcW w:w="1557" w:type="dxa"/>
+          </w:tcPr>
+          <w:p>
+            <w:pPr>
+              <w:jc w:val="center"/>
+              <w:rPr>
+                <w:rFonts w:ascii="Times New Roman" w:hAnsi="Times New Roman" w:cs="Times New Roman"/>
+                <w:sz w:val="28"/>
+                <w:szCs w:val="28"/>
+                <w:lang w:val="en-US"/>
+              </w:rPr>
+            </w:pPr>
+          </w:p>
+        </w:tc>
+        <w:tc>
+          <w:tcPr>
+            <w:tcW w:w="1558" w:type="dxa"/>
+          </w:tcPr>
+          <w:p>
+            <w:pPr>
+              <w:jc w:val="center"/>
+              <w:rPr>
+                <w:rFonts w:ascii="Times New Roman" w:hAnsi="Times New Roman" w:cs="Times New Roman"/>
+                <w:sz w:val="28"/>
+                <w:szCs w:val="28"/>
+                <w:lang w:val="en-US"/>
+              </w:rPr>
+            </w:pPr>
+          </w:p>
+        </w:tc>
+        <w:tc>
+          <w:tcPr>
+            <w:tcW w:w="1558" w:type="dxa"/>
+          </w:tcPr>
+          <w:p>
+            <w:pPr>
+              <w:jc w:val="center"/>
+              <w:rPr>
+                <w:rFonts w:ascii="Times New Roman" w:hAnsi="Times New Roman" w:cs="Times New Roman"/>
+                <w:sz w:val="28"/>
+                <w:szCs w:val="28"/>
+                <w:lang w:val="en-US"/>
+              </w:rPr>
+            </w:pPr>
+          </w:p>
+        </w:tc>
+        <w:tc>
+          <w:tcPr>
+            <w:tcW w:w="1558" w:type="dxa"/>
+          </w:tcPr>
+          <w:p>
+            <w:pPr>
+              <w:jc w:val="center"/>
+              <w:rPr>
+                <w:rFonts w:ascii="Times New Roman" w:hAnsi="Times New Roman" w:cs="Times New Roman"/>
+                <w:sz w:val="28"/>
+                <w:szCs w:val="28"/>
+                <w:lang w:val="en-US"/>
+              </w:rPr>
+            </w:pPr>
+          </w:p>
+        </w:tc>
+      </w:tr>
+      <w:tr>
+        <w:trPr>
+          <w:jc w:val="center"/>
+        </w:trPr>
+        <w:tc>
+          <w:tcPr>
+            <w:tcW w:w="9345" w:type="dxa"/>
+            <w:gridSpan w:val="6"/>
+          </w:tcPr>
+          <w:p>
+            <w:pPr>
+              <w:jc w:val="center"/>
+              <w:rPr>
+                <w:rFonts w:ascii="Times New Roman" w:hAnsi="Times New Roman" w:cs="Times New Roman"/>
+                <w:sz w:val="28"/>
+                <w:szCs w:val="28"/>
+              </w:rPr>
+            </w:pPr>
+            <w:r>
+              <w:rPr>
+                <w:rFonts w:ascii="Times New Roman" w:hAnsi="Times New Roman" w:cs="Times New Roman"/>
+                <w:sz w:val="28"/>
+                <w:szCs w:val="28"/>
+              </w:rPr>
+              <w:t xml:space="preserve">Значения выходного напряжения ОУ для </w:t>
+            </w:r>
+            <w:r>
+              <w:rPr>
+                <w:rFonts w:ascii="Times New Roman" w:hAnsi="Times New Roman" w:cs="Times New Roman"/>
+                <w:sz w:val="28"/>
+                <w:szCs w:val="28"/>
+              </w:rPr>
+              <w:t>комбинированной</w:t>
+            </w:r>
+            <w:r>
+              <w:rPr>
+                <w:rFonts w:ascii="Times New Roman" w:hAnsi="Times New Roman" w:cs="Times New Roman"/>
+                <w:sz w:val="28"/>
+                <w:szCs w:val="28"/>
+              </w:rPr>
+              <w:t xml:space="preserve"> САУ</w:t>
+            </w:r>
+            <w:r>
+              <w:rPr>
+                <w:rFonts w:ascii="Times New Roman" w:hAnsi="Times New Roman" w:cs="Times New Roman"/>
+                <w:sz w:val="28"/>
+                <w:szCs w:val="28"/>
+              </w:rPr>
+              <w:t xml:space="preserve"> с пропорциональным звеном </w:t>
+            </w:r>
+            <w:proofErr w:type="spellStart"/>
+            <w:r>
+              <w:rPr>
+                <w:rFonts w:ascii="Times New Roman" w:hAnsi="Times New Roman" w:cs="Times New Roman"/>
+                <w:sz w:val="28"/>
+                <w:szCs w:val="28"/>
+                <w:lang w:val="en-US"/>
+              </w:rPr>
+              <w:t>k</w:t>
+            </w:r>
+            <w:r>
+              <w:rPr>
+                <w:rFonts w:ascii="Times New Roman" w:hAnsi="Times New Roman" w:cs="Times New Roman"/>
+                <w:sz w:val="28"/>
+                <w:szCs w:val="28"/>
+                <w:vertAlign w:val="subscript"/>
+                <w:lang w:val="en-US"/>
+              </w:rPr>
+              <w:t>y</w:t>
+            </w:r>
+            <w:proofErr w:type="spellEnd"/>
+            <w:r>
+              <w:rPr>
+                <w:rFonts w:ascii="Times New Roman" w:hAnsi="Times New Roman" w:cs="Times New Roman"/>
+                <w:sz w:val="28"/>
+                <w:szCs w:val="28"/>
+              </w:rPr>
+              <w:t>=20</w:t>
+            </w:r>
+          </w:p>
+        </w:tc>
+      </w:tr>
+      <w:tr>
+        <w:trPr>
+          <w:jc w:val="center"/>
+        </w:trPr>
+        <w:tc>
+          <w:tcPr>
+            <w:tcW w:w="1557" w:type="dxa"/>
+          </w:tcPr>
+          <w:p>
+            <w:pPr>
+              <w:jc w:val="center"/>
+              <w:rPr>
+                <w:rFonts w:ascii="Times New Roman" w:hAnsi="Times New Roman" w:cs="Times New Roman"/>
+                <w:sz w:val="28"/>
+                <w:szCs w:val="28"/>
+              </w:rPr>
+            </w:pPr>
+            <w:r>
+              <w:rPr>
+                <w:rFonts w:ascii="Times New Roman" w:hAnsi="Times New Roman" w:cs="Times New Roman"/>
+                <w:sz w:val="28"/>
+                <w:szCs w:val="28"/>
+              </w:rPr>
+              <w:t>Сигнал на входе САУ</w:t>
+            </w:r>
+          </w:p>
+        </w:tc>
+        <w:tc>
+          <w:tcPr>
+            <w:tcW w:w="1557" w:type="dxa"/>
+          </w:tcPr>
+          <w:p>
+            <w:pPr>
+              <w:jc w:val="center"/>
+              <w:rPr>
+                <w:rFonts w:ascii="Times New Roman" w:hAnsi="Times New Roman" w:cs="Times New Roman"/>
+                <w:sz w:val="28"/>
+                <w:szCs w:val="28"/>
+              </w:rPr>
+            </w:pPr>
+            <w:r>
+              <w:rPr>
+                <w:rFonts w:ascii="Times New Roman" w:hAnsi="Times New Roman" w:cs="Times New Roman"/>
+                <w:sz w:val="28"/>
+                <w:szCs w:val="28"/>
+                <w:lang w:val="en-US"/>
+              </w:rPr>
+              <w:t>I</w:t>
+            </w:r>
+            <w:r>
+              <w:rPr>
+                <w:rFonts w:ascii="Times New Roman" w:hAnsi="Times New Roman" w:cs="Times New Roman"/>
+                <w:sz w:val="28"/>
+                <w:szCs w:val="28"/>
+                <w:vertAlign w:val="subscript"/>
+                <w:lang w:val="en-US"/>
+              </w:rPr>
+              <w:t>H</w:t>
+            </w:r>
+            <w:r>
+              <w:rPr>
+                <w:rFonts w:ascii="Times New Roman" w:hAnsi="Times New Roman" w:cs="Times New Roman"/>
+                <w:sz w:val="28"/>
+                <w:szCs w:val="28"/>
+                <w:lang w:val="en-US"/>
+              </w:rPr>
+              <w:t>=0</w:t>
+            </w:r>
+          </w:p>
+        </w:tc>
+        <w:tc>
+          <w:tcPr>
+            <w:tcW w:w="1557" w:type="dxa"/>
+          </w:tcPr>
+          <w:p>
+            <w:pPr>
+              <w:jc w:val="center"/>
+              <w:rPr>
+                <w:rFonts w:ascii="Times New Roman" w:hAnsi="Times New Roman" w:cs="Times New Roman"/>
+                <w:sz w:val="28"/>
+                <w:szCs w:val="28"/>
+              </w:rPr>
+            </w:pPr>
+            <w:r>
+              <w:rPr>
+                <w:rFonts w:ascii="Times New Roman" w:hAnsi="Times New Roman" w:cs="Times New Roman"/>
+                <w:sz w:val="28"/>
+                <w:szCs w:val="28"/>
+                <w:lang w:val="en-US"/>
+              </w:rPr>
+              <w:t>I</w:t>
+            </w:r>
+            <w:r>
+              <w:rPr>
+                <w:rFonts w:ascii="Times New Roman" w:hAnsi="Times New Roman" w:cs="Times New Roman"/>
+                <w:sz w:val="28"/>
+                <w:szCs w:val="28"/>
+                <w:vertAlign w:val="subscript"/>
+                <w:lang w:val="en-US"/>
+              </w:rPr>
+              <w:t>H</w:t>
+            </w:r>
+            <w:r>
+              <w:rPr>
+                <w:rFonts w:ascii="Times New Roman" w:hAnsi="Times New Roman" w:cs="Times New Roman"/>
+                <w:sz w:val="28"/>
+                <w:szCs w:val="28"/>
+                <w:lang w:val="en-US"/>
+              </w:rPr>
+              <w:t>=0.5</w:t>
+            </w:r>
+          </w:p>
+        </w:tc>
+        <w:tc>
+          <w:tcPr>
+            <w:tcW w:w="1558" w:type="dxa"/>
+          </w:tcPr>
+          <w:p>
+            <w:pPr>
+              <w:jc w:val="center"/>
+              <w:rPr>
+                <w:rFonts w:ascii="Times New Roman" w:hAnsi="Times New Roman" w:cs="Times New Roman"/>
+                <w:sz w:val="28"/>
+                <w:szCs w:val="28"/>
+              </w:rPr>
+            </w:pPr>
+            <w:r>
+              <w:rPr>
+                <w:rFonts w:ascii="Times New Roman" w:hAnsi="Times New Roman" w:cs="Times New Roman"/>
+                <w:sz w:val="28"/>
+                <w:szCs w:val="28"/>
+                <w:lang w:val="en-US"/>
+              </w:rPr>
+              <w:t>I</w:t>
+            </w:r>
+            <w:r>
+              <w:rPr>
+                <w:rFonts w:ascii="Times New Roman" w:hAnsi="Times New Roman" w:cs="Times New Roman"/>
+                <w:sz w:val="28"/>
+                <w:szCs w:val="28"/>
+                <w:vertAlign w:val="subscript"/>
+                <w:lang w:val="en-US"/>
+              </w:rPr>
+              <w:t>H</w:t>
+            </w:r>
+            <w:r>
+              <w:rPr>
+                <w:rFonts w:ascii="Times New Roman" w:hAnsi="Times New Roman" w:cs="Times New Roman"/>
+                <w:sz w:val="28"/>
+                <w:szCs w:val="28"/>
+                <w:lang w:val="en-US"/>
+              </w:rPr>
+              <w:t>=1</w:t>
+            </w:r>
+          </w:p>
+        </w:tc>
+        <w:tc>
+          <w:tcPr>
+            <w:tcW w:w="1558" w:type="dxa"/>
+          </w:tcPr>
+          <w:p>
+            <w:pPr>
+              <w:jc w:val="center"/>
+              <w:rPr>
+                <w:rFonts w:ascii="Times New Roman" w:hAnsi="Times New Roman" w:cs="Times New Roman"/>
+                <w:sz w:val="28"/>
+                <w:szCs w:val="28"/>
+              </w:rPr>
+            </w:pPr>
+            <w:r>
+              <w:rPr>
+                <w:rFonts w:ascii="Times New Roman" w:hAnsi="Times New Roman" w:cs="Times New Roman"/>
+                <w:sz w:val="28"/>
+                <w:szCs w:val="28"/>
+                <w:lang w:val="en-US"/>
+              </w:rPr>
+              <w:t>I</w:t>
+            </w:r>
+            <w:r>
+              <w:rPr>
+                <w:rFonts w:ascii="Times New Roman" w:hAnsi="Times New Roman" w:cs="Times New Roman"/>
+                <w:sz w:val="28"/>
+                <w:szCs w:val="28"/>
+                <w:vertAlign w:val="subscript"/>
+                <w:lang w:val="en-US"/>
+              </w:rPr>
+              <w:t>H</w:t>
+            </w:r>
+            <w:r>
+              <w:rPr>
+                <w:rFonts w:ascii="Times New Roman" w:hAnsi="Times New Roman" w:cs="Times New Roman"/>
+                <w:sz w:val="28"/>
+                <w:szCs w:val="28"/>
+                <w:lang w:val="en-US"/>
+              </w:rPr>
+              <w:t>=1.5</w:t>
+            </w:r>
+          </w:p>
+        </w:tc>
+        <w:tc>
+          <w:tcPr>
+            <w:tcW w:w="1558" w:type="dxa"/>
+          </w:tcPr>
+          <w:p>
+            <w:pPr>
+              <w:jc w:val="center"/>
+              <w:rPr>
+                <w:rFonts w:ascii="Times New Roman" w:hAnsi="Times New Roman" w:cs="Times New Roman"/>
+                <w:sz w:val="28"/>
+                <w:szCs w:val="28"/>
+              </w:rPr>
+            </w:pPr>
+            <w:r>
+              <w:rPr>
+                <w:rFonts w:ascii="Times New Roman" w:hAnsi="Times New Roman" w:cs="Times New Roman"/>
+                <w:sz w:val="28"/>
+                <w:szCs w:val="28"/>
+                <w:lang w:val="en-US"/>
+              </w:rPr>
+              <w:t>I</w:t>
+            </w:r>
+            <w:r>
+              <w:rPr>
+                <w:rFonts w:ascii="Times New Roman" w:hAnsi="Times New Roman" w:cs="Times New Roman"/>
+                <w:sz w:val="28"/>
+                <w:szCs w:val="28"/>
+                <w:vertAlign w:val="subscript"/>
+                <w:lang w:val="en-US"/>
+              </w:rPr>
+              <w:t>H</w:t>
+            </w:r>
+            <w:r>
+              <w:rPr>
+                <w:rFonts w:ascii="Times New Roman" w:hAnsi="Times New Roman" w:cs="Times New Roman"/>
+                <w:sz w:val="28"/>
+                <w:szCs w:val="28"/>
+                <w:lang w:val="en-US"/>
+              </w:rPr>
+              <w:t>=2</w:t>
+            </w:r>
+          </w:p>
+        </w:tc>
+      </w:tr>
+      <w:tr>
+        <w:trPr>
+          <w:jc w:val="center"/>
+        </w:trPr>
+        <w:tc>
+          <w:tcPr>
+            <w:tcW w:w="1557" w:type="dxa"/>
+          </w:tcPr>
+          <w:p>
+            <w:pPr>
+              <w:jc w:val="center"/>
+              <w:rPr>
+                <w:rFonts w:ascii="Times New Roman" w:hAnsi="Times New Roman" w:cs="Times New Roman"/>
+                <w:sz w:val="28"/>
+                <w:szCs w:val="28"/>
+              </w:rPr>
+            </w:pPr>
+            <w:r>
+              <w:rPr>
+                <w:rFonts w:ascii="Times New Roman" w:hAnsi="Times New Roman" w:cs="Times New Roman"/>
+                <w:sz w:val="28"/>
+                <w:szCs w:val="28"/>
+              </w:rPr>
+              <w:t>1</w:t>
+            </w:r>
+          </w:p>
+        </w:tc>
+        <w:tc>
+          <w:tcPr>
+            <w:tcW w:w="1557" w:type="dxa"/>
+          </w:tcPr>
+          <w:p>
+            <w:pPr>
+              <w:jc w:val="center"/>
+              <w:rPr>
+                <w:rFonts w:ascii="Times New Roman" w:hAnsi="Times New Roman" w:cs="Times New Roman"/>
+                <w:sz w:val="28"/>
+                <w:szCs w:val="28"/>
+              </w:rPr>
+            </w:pPr>
+          </w:p>
+        </w:tc>
+        <w:tc>
+          <w:tcPr>
+            <w:tcW w:w="1557" w:type="dxa"/>
+          </w:tcPr>
+          <w:p>
+            <w:pPr>
+              <w:jc w:val="center"/>
+              <w:rPr>
+                <w:rFonts w:ascii="Times New Roman" w:hAnsi="Times New Roman" w:cs="Times New Roman"/>
+                <w:sz w:val="28"/>
+                <w:szCs w:val="28"/>
+              </w:rPr>
+            </w:pPr>
+          </w:p>
+        </w:tc>
+        <w:tc>
+          <w:tcPr>
+            <w:tcW w:w="1558" w:type="dxa"/>
+          </w:tcPr>
+          <w:p>
+            <w:pPr>
+              <w:jc w:val="center"/>
+              <w:rPr>
+                <w:rFonts w:ascii="Times New Roman" w:hAnsi="Times New Roman" w:cs="Times New Roman"/>
+                <w:sz w:val="28"/>
+                <w:szCs w:val="28"/>
+                <w:lang w:val="en-US"/>
+              </w:rPr>
+            </w:pPr>
+          </w:p>
+        </w:tc>
+        <w:tc>
+          <w:tcPr>
+            <w:tcW w:w="1558" w:type="dxa"/>
+          </w:tcPr>
+          <w:p>
+            <w:pPr>
+              <w:jc w:val="center"/>
+              <w:rPr>
+                <w:rFonts w:ascii="Times New Roman" w:hAnsi="Times New Roman" w:cs="Times New Roman"/>
+                <w:sz w:val="28"/>
+                <w:szCs w:val="28"/>
+                <w:lang w:val="en-US"/>
+              </w:rPr>
+            </w:pPr>
+          </w:p>
+        </w:tc>
+        <w:tc>
+          <w:tcPr>
+            <w:tcW w:w="1558" w:type="dxa"/>
+          </w:tcPr>
+          <w:p>
+            <w:pPr>
+              <w:jc w:val="center"/>
+              <w:rPr>
+                <w:rFonts w:ascii="Times New Roman" w:hAnsi="Times New Roman" w:cs="Times New Roman"/>
+                <w:sz w:val="28"/>
+                <w:szCs w:val="28"/>
+                <w:lang w:val="en-US"/>
+              </w:rPr>
+            </w:pPr>
+          </w:p>
+        </w:tc>
+      </w:tr>
+      <w:tr>
+        <w:trPr>
+          <w:jc w:val="center"/>
+        </w:trPr>
+        <w:tc>
+          <w:tcPr>
+            <w:tcW w:w="1557" w:type="dxa"/>
+          </w:tcPr>
+          <w:p>
+            <w:pPr>
+              <w:jc w:val="center"/>
+              <w:rPr>
+                <w:rFonts w:ascii="Times New Roman" w:hAnsi="Times New Roman" w:cs="Times New Roman"/>
+                <w:sz w:val="28"/>
+                <w:szCs w:val="28"/>
+              </w:rPr>
+            </w:pPr>
+            <w:r>
+              <w:rPr>
+                <w:rFonts w:ascii="Times New Roman" w:hAnsi="Times New Roman" w:cs="Times New Roman"/>
+                <w:sz w:val="28"/>
+                <w:szCs w:val="28"/>
+              </w:rPr>
+              <w:t>2.5</w:t>
+            </w:r>
+          </w:p>
+        </w:tc>
+        <w:tc>
+          <w:tcPr>
+            <w:tcW w:w="1557" w:type="dxa"/>
+          </w:tcPr>
+          <w:p>
+            <w:pPr>
+              <w:jc w:val="center"/>
+              <w:rPr>
+                <w:rFonts w:ascii="Times New Roman" w:hAnsi="Times New Roman" w:cs="Times New Roman"/>
+                <w:sz w:val="28"/>
+                <w:szCs w:val="28"/>
+                <w:lang w:val="en-US"/>
+              </w:rPr>
+            </w:pPr>
+          </w:p>
+        </w:tc>
+        <w:tc>
+          <w:tcPr>
+            <w:tcW w:w="1557" w:type="dxa"/>
+          </w:tcPr>
+          <w:p>
+            <w:pPr>
+              <w:jc w:val="center"/>
+              <w:rPr>
+                <w:rFonts w:ascii="Times New Roman" w:hAnsi="Times New Roman" w:cs="Times New Roman"/>
+                <w:sz w:val="28"/>
+                <w:szCs w:val="28"/>
+                <w:lang w:val="en-US"/>
+              </w:rPr>
+            </w:pPr>
+          </w:p>
+        </w:tc>
+        <w:tc>
+          <w:tcPr>
+            <w:tcW w:w="1558" w:type="dxa"/>
+          </w:tcPr>
+          <w:p>
+            <w:pPr>
+              <w:jc w:val="center"/>
+              <w:rPr>
+                <w:rFonts w:ascii="Times New Roman" w:hAnsi="Times New Roman" w:cs="Times New Roman"/>
+                <w:sz w:val="28"/>
+                <w:szCs w:val="28"/>
+                <w:lang w:val="en-US"/>
+              </w:rPr>
+            </w:pPr>
+          </w:p>
+        </w:tc>
+        <w:tc>
+          <w:tcPr>
+            <w:tcW w:w="1558" w:type="dxa"/>
+          </w:tcPr>
+          <w:p>
+            <w:pPr>
+              <w:jc w:val="center"/>
+              <w:rPr>
+                <w:rFonts w:ascii="Times New Roman" w:hAnsi="Times New Roman" w:cs="Times New Roman"/>
+                <w:sz w:val="28"/>
+                <w:szCs w:val="28"/>
+                <w:lang w:val="en-US"/>
+              </w:rPr>
+            </w:pPr>
+          </w:p>
+        </w:tc>
+        <w:tc>
+          <w:tcPr>
+            <w:tcW w:w="1558" w:type="dxa"/>
+          </w:tcPr>
+          <w:p>
+            <w:pPr>
+              <w:jc w:val="center"/>
+              <w:rPr>
+                <w:rFonts w:ascii="Times New Roman" w:hAnsi="Times New Roman" w:cs="Times New Roman"/>
+                <w:sz w:val="28"/>
+                <w:szCs w:val="28"/>
+                <w:lang w:val="en-US"/>
+              </w:rPr>
+            </w:pPr>
+          </w:p>
+        </w:tc>
+      </w:tr>
+      <w:tr>
+        <w:trPr>
+          <w:jc w:val="center"/>
+        </w:trPr>
+        <w:tc>
+          <w:tcPr>
+            <w:tcW w:w="1557" w:type="dxa"/>
+          </w:tcPr>
+          <w:p>
+            <w:pPr>
+              <w:jc w:val="center"/>
+              <w:rPr>
+                <w:rFonts w:ascii="Times New Roman" w:hAnsi="Times New Roman" w:cs="Times New Roman"/>
+                <w:sz w:val="28"/>
+                <w:szCs w:val="28"/>
+              </w:rPr>
+            </w:pPr>
+            <w:r>
+              <w:rPr>
+                <w:rFonts w:ascii="Times New Roman" w:hAnsi="Times New Roman" w:cs="Times New Roman"/>
+                <w:sz w:val="28"/>
+                <w:szCs w:val="28"/>
+              </w:rPr>
+              <w:t>5</w:t>
+            </w:r>
+          </w:p>
+        </w:tc>
+        <w:tc>
+          <w:tcPr>
+            <w:tcW w:w="1557" w:type="dxa"/>
+          </w:tcPr>
+          <w:p>
+            <w:pPr>
+              <w:jc w:val="center"/>
+              <w:rPr>
+                <w:rFonts w:ascii="Times New Roman" w:hAnsi="Times New Roman" w:cs="Times New Roman"/>
+                <w:sz w:val="28"/>
+                <w:szCs w:val="28"/>
+                <w:lang w:val="en-US"/>
+              </w:rPr>
+            </w:pPr>
+          </w:p>
+        </w:tc>
+        <w:tc>
+          <w:tcPr>
+            <w:tcW w:w="1557" w:type="dxa"/>
+          </w:tcPr>
+          <w:p>
+            <w:pPr>
+              <w:jc w:val="center"/>
+              <w:rPr>
+                <w:rFonts w:ascii="Times New Roman" w:hAnsi="Times New Roman" w:cs="Times New Roman"/>
+                <w:sz w:val="28"/>
+                <w:szCs w:val="28"/>
+                <w:lang w:val="en-US"/>
+              </w:rPr>
+            </w:pPr>
+          </w:p>
+        </w:tc>
+        <w:tc>
+          <w:tcPr>
+            <w:tcW w:w="1558" w:type="dxa"/>
+          </w:tcPr>
+          <w:p>
+            <w:pPr>
+              <w:jc w:val="center"/>
+              <w:rPr>
+                <w:rFonts w:ascii="Times New Roman" w:hAnsi="Times New Roman" w:cs="Times New Roman"/>
+                <w:sz w:val="28"/>
+                <w:szCs w:val="28"/>
+                <w:lang w:val="en-US"/>
+              </w:rPr>
+            </w:pPr>
+          </w:p>
+        </w:tc>
+        <w:tc>
+          <w:tcPr>
+            <w:tcW w:w="1558" w:type="dxa"/>
+          </w:tcPr>
+          <w:p>
+            <w:pPr>
+              <w:jc w:val="center"/>
+              <w:rPr>
+                <w:rFonts w:ascii="Times New Roman" w:hAnsi="Times New Roman" w:cs="Times New Roman"/>
+                <w:sz w:val="28"/>
+                <w:szCs w:val="28"/>
+                <w:lang w:val="en-US"/>
+              </w:rPr>
+            </w:pPr>
+          </w:p>
+        </w:tc>
+        <w:tc>
+          <w:tcPr>
+            <w:tcW w:w="1558" w:type="dxa"/>
+          </w:tcPr>
+          <w:p>
+            <w:pPr>
+              <w:jc w:val="center"/>
+              <w:rPr>
+                <w:rFonts w:ascii="Times New Roman" w:hAnsi="Times New Roman" w:cs="Times New Roman"/>
+                <w:sz w:val="28"/>
+                <w:szCs w:val="28"/>
+                <w:lang w:val="en-US"/>
+              </w:rPr>
+            </w:pPr>
+          </w:p>
+        </w:tc>
+      </w:tr>
+      <w:tr>
+        <w:trPr>
+          <w:jc w:val="center"/>
+        </w:trPr>
+        <w:tc>
+          <w:tcPr>
+            <w:tcW w:w="1557" w:type="dxa"/>
+          </w:tcPr>
+          <w:p>
+            <w:pPr>
+              <w:jc w:val="center"/>
+              <w:rPr>
+                <w:rFonts w:ascii="Times New Roman" w:hAnsi="Times New Roman" w:cs="Times New Roman"/>
+                <w:sz w:val="28"/>
+                <w:szCs w:val="28"/>
+              </w:rPr>
+            </w:pPr>
+            <w:r>
+              <w:rPr>
+                <w:rFonts w:ascii="Times New Roman" w:hAnsi="Times New Roman" w:cs="Times New Roman"/>
+                <w:sz w:val="28"/>
+                <w:szCs w:val="28"/>
+              </w:rPr>
+              <w:t>10</w:t>
+            </w:r>
+          </w:p>
+        </w:tc>
+        <w:tc>
+          <w:tcPr>
+            <w:tcW w:w="1557" w:type="dxa"/>
+          </w:tcPr>
+          <w:p>
+            <w:pPr>
+              <w:jc w:val="center"/>
+              <w:rPr>
+                <w:rFonts w:ascii="Times New Roman" w:hAnsi="Times New Roman" w:cs="Times New Roman"/>
+                <w:sz w:val="28"/>
+                <w:szCs w:val="28"/>
+                <w:lang w:val="en-US"/>
+              </w:rPr>
+            </w:pPr>
+          </w:p>
+        </w:tc>
+        <w:tc>
+          <w:tcPr>
+            <w:tcW w:w="1557" w:type="dxa"/>
+          </w:tcPr>
+          <w:p>
+            <w:pPr>
+              <w:jc w:val="center"/>
+              <w:rPr>
+                <w:rFonts w:ascii="Times New Roman" w:hAnsi="Times New Roman" w:cs="Times New Roman"/>
+                <w:sz w:val="28"/>
+                <w:szCs w:val="28"/>
+                <w:lang w:val="en-US"/>
+              </w:rPr>
+            </w:pPr>
+          </w:p>
+        </w:tc>
+        <w:tc>
+          <w:tcPr>
+            <w:tcW w:w="1558" w:type="dxa"/>
+          </w:tcPr>
+          <w:p>
+            <w:pPr>
+              <w:jc w:val="center"/>
+              <w:rPr>
+                <w:rFonts w:ascii="Times New Roman" w:hAnsi="Times New Roman" w:cs="Times New Roman"/>
+                <w:sz w:val="28"/>
+                <w:szCs w:val="28"/>
+                <w:lang w:val="en-US"/>
+              </w:rPr>
+            </w:pPr>
+          </w:p>
+        </w:tc>
+        <w:tc>
+          <w:tcPr>
+            <w:tcW w:w="1558" w:type="dxa"/>
+          </w:tcPr>
+          <w:p>
+            <w:pPr>
+              <w:jc w:val="center"/>
+              <w:rPr>
+                <w:rFonts w:ascii="Times New Roman" w:hAnsi="Times New Roman" w:cs="Times New Roman"/>
+                <w:sz w:val="28"/>
+                <w:szCs w:val="28"/>
+                <w:lang w:val="en-US"/>
+              </w:rPr>
+            </w:pPr>
+          </w:p>
+        </w:tc>
+        <w:tc>
+          <w:tcPr>
+            <w:tcW w:w="1558" w:type="dxa"/>
+          </w:tcPr>
+          <w:p>
+            <w:pPr>
+              <w:jc w:val="center"/>
+              <w:rPr>
+                <w:rFonts w:ascii="Times New Roman" w:hAnsi="Times New Roman" w:cs="Times New Roman"/>
+                <w:sz w:val="28"/>
+                <w:szCs w:val="28"/>
+                <w:lang w:val="en-US"/>
+              </w:rPr>
+            </w:pPr>
+          </w:p>
+        </w:tc>
+      </w:tr>
+    </w:tbl>
     <w:p>
       <w:pPr>
         <w:rPr>
@@ -3417,6 +7755,7 @@
   <w:style w:type="paragraph" w:default="1" w:styleId="a">
     <w:name w:val="Normal"/>
     <w:qFormat/>
+    <w:rsid w:val="001E7F1B"/>
   </w:style>
   <w:style w:type="character" w:default="1" w:styleId="a0">
     <w:name w:val="Default Paragraph Font"/>
